--- a/patterns/protocol_template.docx
+++ b/patterns/protocol_template.docx
@@ -156,7 +156,6 @@
           <w:lang w:val="en-US"/>
         </w:rPr>
       </w:pPr>
-      <w:proofErr w:type="gramStart"/>
       <w:r>
         <w:rPr>
           <w:rFonts w:ascii="PT Sans" w:hAnsi="PT Sans"/>
@@ -172,16 +171,15 @@
           <w:u w:val="single"/>
           <w:lang w:val="en-US"/>
         </w:rPr>
-        <w:t>protocol</w:t>
-      </w:r>
-      <w:proofErr w:type="gramEnd"/>
+        <w:t>protocol.</w:t>
+      </w:r>
       <w:r>
         <w:rPr>
           <w:rFonts w:ascii="PT Sans" w:hAnsi="PT Sans"/>
           <w:u w:val="single"/>
           <w:lang w:val="en-US"/>
         </w:rPr>
-        <w:t>.</w:t>
+        <w:t>issued_division</w:t>
       </w:r>
       <w:r>
         <w:rPr>
@@ -189,42 +187,41 @@
           <w:u w:val="single"/>
           <w:lang w:val="en-US"/>
         </w:rPr>
-        <w:t>issued_</w:t>
-      </w:r>
-      <w:proofErr w:type="gramStart"/>
+        <w:t>.branch.organization</w:t>
+      </w:r>
+      <w:proofErr w:type="spellEnd"/>
       <w:r>
         <w:rPr>
           <w:rFonts w:ascii="PT Sans" w:hAnsi="PT Sans"/>
           <w:u w:val="single"/>
           <w:lang w:val="en-US"/>
         </w:rPr>
-        <w:t>division</w:t>
-      </w:r>
+        <w:t xml:space="preserve"> }} {{ </w:t>
+      </w:r>
+      <w:proofErr w:type="spellStart"/>
       <w:r>
         <w:rPr>
           <w:rFonts w:ascii="PT Sans" w:hAnsi="PT Sans"/>
           <w:u w:val="single"/>
           <w:lang w:val="en-US"/>
         </w:rPr>
-        <w:t>.branch</w:t>
-      </w:r>
-      <w:proofErr w:type="gramEnd"/>
+        <w:t>protocol.</w:t>
+      </w:r>
       <w:r>
         <w:rPr>
           <w:rFonts w:ascii="PT Sans" w:hAnsi="PT Sans"/>
           <w:u w:val="single"/>
           <w:lang w:val="en-US"/>
         </w:rPr>
-        <w:t>.</w:t>
-      </w:r>
-      <w:proofErr w:type="gramStart"/>
+        <w:t>issued_division</w:t>
+      </w:r>
       <w:r>
         <w:rPr>
           <w:rFonts w:ascii="PT Sans" w:hAnsi="PT Sans"/>
           <w:u w:val="single"/>
           <w:lang w:val="en-US"/>
         </w:rPr>
-        <w:t>organization</w:t>
+        <w:t>.branch</w:t>
       </w:r>
       <w:proofErr w:type="spellEnd"/>
       <w:r>
@@ -233,148 +230,42 @@
           <w:u w:val="single"/>
           <w:lang w:val="en-US"/>
         </w:rPr>
-        <w:t xml:space="preserve"> }</w:t>
-      </w:r>
-      <w:proofErr w:type="gramEnd"/>
+        <w:t xml:space="preserve"> }} </w:t>
+      </w:r>
       <w:r>
         <w:rPr>
           <w:rFonts w:ascii="PT Sans" w:hAnsi="PT Sans"/>
           <w:u w:val="single"/>
           <w:lang w:val="en-US"/>
         </w:rPr>
-        <w:t xml:space="preserve">} </w:t>
-      </w:r>
-      <w:proofErr w:type="gramStart"/>
+        <w:br/>
+        <w:t xml:space="preserve">{{ </w:t>
+      </w:r>
+      <w:proofErr w:type="spellStart"/>
       <w:r>
         <w:rPr>
           <w:rFonts w:ascii="PT Sans" w:hAnsi="PT Sans"/>
           <w:u w:val="single"/>
           <w:lang w:val="en-US"/>
         </w:rPr>
-        <w:t xml:space="preserve">{{ </w:t>
-      </w:r>
-      <w:proofErr w:type="spellStart"/>
+        <w:t>protocol.</w:t>
+      </w:r>
       <w:r>
         <w:rPr>
           <w:rFonts w:ascii="PT Sans" w:hAnsi="PT Sans"/>
           <w:u w:val="single"/>
           <w:lang w:val="en-US"/>
         </w:rPr>
-        <w:t>protocol</w:t>
-      </w:r>
-      <w:proofErr w:type="gramEnd"/>
+        <w:t>issued_division</w:t>
+      </w:r>
+      <w:proofErr w:type="spellEnd"/>
       <w:r>
         <w:rPr>
           <w:rFonts w:ascii="PT Sans" w:hAnsi="PT Sans"/>
           <w:u w:val="single"/>
           <w:lang w:val="en-US"/>
         </w:rPr>
-        <w:t>.</w:t>
-      </w:r>
-      <w:r>
-        <w:rPr>
-          <w:rFonts w:ascii="PT Sans" w:hAnsi="PT Sans"/>
-          <w:u w:val="single"/>
-          <w:lang w:val="en-US"/>
-        </w:rPr>
-        <w:t>issued_</w:t>
-      </w:r>
-      <w:proofErr w:type="gramStart"/>
-      <w:r>
-        <w:rPr>
-          <w:rFonts w:ascii="PT Sans" w:hAnsi="PT Sans"/>
-          <w:u w:val="single"/>
-          <w:lang w:val="en-US"/>
-        </w:rPr>
-        <w:t>division</w:t>
-      </w:r>
-      <w:r>
-        <w:rPr>
-          <w:rFonts w:ascii="PT Sans" w:hAnsi="PT Sans"/>
-          <w:u w:val="single"/>
-          <w:lang w:val="en-US"/>
-        </w:rPr>
-        <w:t>.branch</w:t>
-      </w:r>
-      <w:proofErr w:type="spellEnd"/>
-      <w:proofErr w:type="gramEnd"/>
-      <w:r>
-        <w:rPr>
-          <w:rFonts w:ascii="PT Sans" w:hAnsi="PT Sans"/>
-          <w:u w:val="single"/>
-          <w:lang w:val="en-US"/>
-        </w:rPr>
-        <w:t xml:space="preserve"> }} </w:t>
-      </w:r>
-      <w:r>
-        <w:rPr>
-          <w:rFonts w:ascii="PT Sans" w:hAnsi="PT Sans"/>
-          <w:u w:val="single"/>
-          <w:lang w:val="en-US"/>
-        </w:rPr>
-        <w:br/>
-      </w:r>
-      <w:proofErr w:type="gramStart"/>
-      <w:r>
-        <w:rPr>
-          <w:rFonts w:ascii="PT Sans" w:hAnsi="PT Sans"/>
-          <w:u w:val="single"/>
-          <w:lang w:val="en-US"/>
-        </w:rPr>
-        <w:t xml:space="preserve">{{ </w:t>
-      </w:r>
-      <w:proofErr w:type="spellStart"/>
-      <w:r>
-        <w:rPr>
-          <w:rFonts w:ascii="PT Sans" w:hAnsi="PT Sans"/>
-          <w:u w:val="single"/>
-          <w:lang w:val="en-US"/>
-        </w:rPr>
-        <w:t>protocol</w:t>
-      </w:r>
-      <w:proofErr w:type="gramEnd"/>
-      <w:r>
-        <w:rPr>
-          <w:rFonts w:ascii="PT Sans" w:hAnsi="PT Sans"/>
-          <w:u w:val="single"/>
-          <w:lang w:val="en-US"/>
-        </w:rPr>
-        <w:t>.</w:t>
-      </w:r>
-      <w:r>
-        <w:rPr>
-          <w:rFonts w:ascii="PT Sans" w:hAnsi="PT Sans"/>
-          <w:u w:val="single"/>
-          <w:lang w:val="en-US"/>
-        </w:rPr>
-        <w:t>issued_</w:t>
-      </w:r>
-      <w:proofErr w:type="gramStart"/>
-      <w:r>
-        <w:rPr>
-          <w:rFonts w:ascii="PT Sans" w:hAnsi="PT Sans"/>
-          <w:u w:val="single"/>
-          <w:lang w:val="en-US"/>
-        </w:rPr>
-        <w:t>division</w:t>
-      </w:r>
-      <w:proofErr w:type="spellEnd"/>
-      <w:r>
-        <w:rPr>
-          <w:rFonts w:ascii="PT Sans" w:hAnsi="PT Sans"/>
-          <w:u w:val="single"/>
-          <w:lang w:val="en-US"/>
-        </w:rPr>
-        <w:t xml:space="preserve"> }</w:t>
-      </w:r>
-      <w:proofErr w:type="gramEnd"/>
-      <w:r>
-        <w:rPr>
-          <w:rFonts w:ascii="PT Sans" w:hAnsi="PT Sans"/>
-          <w:u w:val="single"/>
-          <w:lang w:val="en-US"/>
-        </w:rPr>
-        <w:t>}</w:t>
+        <w:t xml:space="preserve"> }}</w:t>
       </w:r>
     </w:p>
     <w:p>
@@ -388,6 +279,7 @@
           <w:rFonts w:ascii="PT Sans" w:hAnsi="PT Sans"/>
           <w:sz w:val="20"/>
           <w:szCs w:val="20"/>
+          <w:lang w:val="en-US"/>
         </w:rPr>
       </w:pPr>
       <w:r>
@@ -404,6 +296,7 @@
           <w:rFonts w:ascii="PT Sans" w:hAnsi="PT Sans"/>
           <w:sz w:val="20"/>
           <w:szCs w:val="20"/>
+          <w:lang w:val="en-US"/>
         </w:rPr>
         <w:t>(</w:t>
       </w:r>
@@ -420,6 +313,7 @@
           <w:rFonts w:ascii="PT Sans" w:hAnsi="PT Sans"/>
           <w:sz w:val="20"/>
           <w:szCs w:val="20"/>
+          <w:lang w:val="en-US"/>
         </w:rPr>
         <w:t xml:space="preserve"> </w:t>
       </w:r>
@@ -436,6 +330,7 @@
           <w:rFonts w:ascii="PT Sans" w:hAnsi="PT Sans"/>
           <w:sz w:val="20"/>
           <w:szCs w:val="20"/>
+          <w:lang w:val="en-US"/>
         </w:rPr>
         <w:t xml:space="preserve"> </w:t>
       </w:r>
@@ -452,6 +347,7 @@
           <w:rFonts w:ascii="PT Sans" w:hAnsi="PT Sans"/>
           <w:sz w:val="20"/>
           <w:szCs w:val="20"/>
+          <w:lang w:val="en-US"/>
         </w:rPr>
         <w:t>)</w:t>
       </w:r>
@@ -469,7 +365,6 @@
           <w:lang w:val="en-US"/>
         </w:rPr>
       </w:pPr>
-      <w:proofErr w:type="gramStart"/>
       <w:r>
         <w:rPr>
           <w:rFonts w:ascii="PT Sans" w:hAnsi="PT Sans"/>
@@ -484,56 +379,31 @@
           <w:rFonts w:ascii="PT Sans" w:hAnsi="PT Sans"/>
           <w:lang w:val="en-US"/>
         </w:rPr>
-        <w:t>protocol</w:t>
-      </w:r>
-      <w:proofErr w:type="gramEnd"/>
+        <w:t>protocol.prot_date.strftime</w:t>
+      </w:r>
+      <w:proofErr w:type="spellEnd"/>
       <w:r>
         <w:rPr>
           <w:rFonts w:ascii="PT Sans" w:hAnsi="PT Sans"/>
           <w:lang w:val="en-US"/>
         </w:rPr>
-        <w:t>.prot_</w:t>
-      </w:r>
-      <w:proofErr w:type="gramStart"/>
+        <w:t>("%</w:t>
+      </w:r>
+      <w:proofErr w:type="spellStart"/>
       <w:r>
         <w:rPr>
           <w:rFonts w:ascii="PT Sans" w:hAnsi="PT Sans"/>
           <w:lang w:val="en-US"/>
         </w:rPr>
-        <w:t>date.strftime</w:t>
+        <w:t>d.%m.%Y</w:t>
       </w:r>
       <w:proofErr w:type="spellEnd"/>
-      <w:proofErr w:type="gramEnd"/>
       <w:r>
         <w:rPr>
           <w:rFonts w:ascii="PT Sans" w:hAnsi="PT Sans"/>
           <w:lang w:val="en-US"/>
         </w:rPr>
-        <w:t>("%</w:t>
-      </w:r>
-      <w:proofErr w:type="spellStart"/>
-      <w:r>
-        <w:rPr>
-          <w:rFonts w:ascii="PT Sans" w:hAnsi="PT Sans"/>
-          <w:lang w:val="en-US"/>
-        </w:rPr>
-        <w:t>d.%m.%Y</w:t>
-      </w:r>
-      <w:proofErr w:type="spellEnd"/>
-      <w:r>
-        <w:rPr>
-          <w:rFonts w:ascii="PT Sans" w:hAnsi="PT Sans"/>
-          <w:lang w:val="en-US"/>
-        </w:rPr>
-        <w:t>"</w:t>
-      </w:r>
-      <w:proofErr w:type="gramStart"/>
-      <w:r>
-        <w:rPr>
-          <w:rFonts w:ascii="PT Sans" w:hAnsi="PT Sans"/>
-          <w:lang w:val="en-US"/>
-        </w:rPr>
-        <w:t>)</w:t>
+        <w:t>")</w:t>
       </w:r>
       <w:r>
         <w:rPr>
@@ -548,34 +418,24 @@
           <w:szCs w:val="20"/>
           <w:lang w:val="en-US"/>
         </w:rPr>
-        <w:t>}</w:t>
-      </w:r>
-      <w:proofErr w:type="gramEnd"/>
-      <w:r>
+        <w:t>}}</w:t>
+      </w:r>
+    </w:p>
+    <w:p>
+      <w:pPr>
+        <w:jc w:val="both"/>
         <w:rPr>
           <w:rFonts w:ascii="PT Sans" w:hAnsi="PT Sans"/>
           <w:szCs w:val="20"/>
-          <w:lang w:val="en-US"/>
-        </w:rPr>
-        <w:t>}</w:t>
-      </w:r>
-    </w:p>
-    <w:p>
-      <w:pPr>
-        <w:jc w:val="both"/>
+        </w:rPr>
+      </w:pPr>
+      <w:r>
         <w:rPr>
           <w:rFonts w:ascii="PT Sans" w:hAnsi="PT Sans"/>
           <w:szCs w:val="20"/>
         </w:rPr>
-      </w:pPr>
-      <w:r>
-        <w:rPr>
-          <w:rFonts w:ascii="PT Sans" w:hAnsi="PT Sans"/>
-          <w:szCs w:val="20"/>
-        </w:rPr>
         <w:t xml:space="preserve">В соответствии с распоряжением руководителя </w:t>
       </w:r>
-      <w:proofErr w:type="gramStart"/>
       <w:r>
         <w:rPr>
           <w:rFonts w:ascii="PT Sans" w:hAnsi="PT Sans"/>
@@ -591,7 +451,6 @@
         </w:rPr>
         <w:t>protocol</w:t>
       </w:r>
-      <w:proofErr w:type="gramEnd"/>
       <w:r>
         <w:rPr>
           <w:rFonts w:ascii="PT Sans" w:hAnsi="PT Sans"/>
@@ -614,7 +473,6 @@
         </w:rPr>
         <w:t>_</w:t>
       </w:r>
-      <w:proofErr w:type="gramStart"/>
       <w:r>
         <w:rPr>
           <w:rFonts w:ascii="PT Sans" w:hAnsi="PT Sans"/>
@@ -628,15 +486,7 @@
           <w:rFonts w:ascii="PT Sans" w:hAnsi="PT Sans"/>
           <w:u w:val="single"/>
         </w:rPr>
-        <w:t xml:space="preserve"> }</w:t>
-      </w:r>
-      <w:proofErr w:type="gramEnd"/>
-      <w:r>
-        <w:rPr>
-          <w:rFonts w:ascii="PT Sans" w:hAnsi="PT Sans"/>
-          <w:u w:val="single"/>
-        </w:rPr>
-        <w:t>}</w:t>
+        <w:t xml:space="preserve"> }}</w:t>
       </w:r>
       <w:r>
         <w:rPr>
@@ -769,7 +619,6 @@
         </w:rPr>
         <w:t xml:space="preserve">председателя: </w:t>
       </w:r>
-      <w:proofErr w:type="gramStart"/>
       <w:r>
         <w:rPr>
           <w:rFonts w:ascii="PT Sans" w:hAnsi="PT Sans" w:cs="Franklin Gothic Book"/>
@@ -783,7 +632,6 @@
         </w:rPr>
         <w:t>protocol</w:t>
       </w:r>
-      <w:proofErr w:type="gramEnd"/>
       <w:r>
         <w:rPr>
           <w:rFonts w:ascii="PT Sans" w:hAnsi="PT Sans" w:cs="Franklin Gothic Book"/>
@@ -791,7 +639,6 @@
         <w:t>.</w:t>
       </w:r>
       <w:proofErr w:type="spellStart"/>
-      <w:proofErr w:type="gramStart"/>
       <w:r>
         <w:rPr>
           <w:rFonts w:ascii="PT Sans" w:hAnsi="PT Sans" w:cs="Franklin Gothic Book"/>
@@ -809,14 +656,7 @@
         <w:rPr>
           <w:rFonts w:ascii="PT Sans" w:hAnsi="PT Sans" w:cs="Franklin Gothic Book"/>
         </w:rPr>
-        <w:t>}</w:t>
-      </w:r>
-      <w:proofErr w:type="gramEnd"/>
-      <w:r>
-        <w:rPr>
-          <w:rFonts w:ascii="PT Sans" w:hAnsi="PT Sans" w:cs="Franklin Gothic Book"/>
-        </w:rPr>
-        <w:t>}</w:t>
+        <w:t>}}</w:t>
       </w:r>
     </w:p>
     <w:p>
@@ -926,7 +766,6 @@
         <w:t xml:space="preserve"> </w:t>
       </w:r>
       <w:proofErr w:type="spellStart"/>
-      <w:proofErr w:type="gramStart"/>
       <w:r>
         <w:rPr>
           <w:rFonts w:ascii="PT Sans" w:hAnsi="PT Sans" w:cs="Franklin Gothic Book"/>
@@ -968,15 +807,7 @@
           <w:rFonts w:ascii="PT Sans" w:hAnsi="PT Sans" w:cs="Franklin Gothic Book"/>
           <w:lang w:val="en-US"/>
         </w:rPr>
-        <w:t>(</w:t>
-      </w:r>
-      <w:proofErr w:type="gramEnd"/>
-      <w:r>
-        <w:rPr>
-          <w:rFonts w:ascii="PT Sans" w:hAnsi="PT Sans" w:cs="Franklin Gothic Book"/>
-          <w:lang w:val="en-US"/>
-        </w:rPr>
-        <w:t>)</w:t>
+        <w:t>()</w:t>
       </w:r>
       <w:r>
         <w:rPr>
@@ -993,7 +824,6 @@
           <w:lang w:val="en-US"/>
         </w:rPr>
       </w:pPr>
-      <w:proofErr w:type="gramStart"/>
       <w:r>
         <w:rPr>
           <w:rFonts w:ascii="PT Sans" w:hAnsi="PT Sans" w:cs="Franklin Gothic Book"/>
@@ -1008,7 +838,6 @@
         </w:rPr>
         <w:t>member</w:t>
       </w:r>
-      <w:proofErr w:type="gramEnd"/>
       <w:r>
         <w:rPr>
           <w:rFonts w:ascii="PT Sans" w:hAnsi="PT Sans" w:cs="Franklin Gothic Book"/>
@@ -1090,7 +919,6 @@
         </w:rPr>
         <w:t xml:space="preserve">., </w:t>
       </w:r>
-      <w:proofErr w:type="gramStart"/>
       <w:r>
         <w:rPr>
           <w:rFonts w:ascii="PT Sans" w:hAnsi="PT Sans" w:cs="Franklin Gothic Book"/>
@@ -1113,15 +941,7 @@
           <w:rFonts w:ascii="PT Sans" w:hAnsi="PT Sans" w:cs="Franklin Gothic Book"/>
           <w:lang w:val="en-US"/>
         </w:rPr>
-        <w:t>{</w:t>
-      </w:r>
-      <w:proofErr w:type="gramEnd"/>
-      <w:r>
-        <w:rPr>
-          <w:rFonts w:ascii="PT Sans" w:hAnsi="PT Sans" w:cs="Franklin Gothic Book"/>
-          <w:lang w:val="en-US"/>
-        </w:rPr>
-        <w:t xml:space="preserve">% </w:t>
+        <w:t xml:space="preserve">{% </w:t>
       </w:r>
       <w:proofErr w:type="spellStart"/>
       <w:r>
@@ -1180,7 +1000,6 @@
         <w:t xml:space="preserve">{% for program in </w:t>
       </w:r>
       <w:proofErr w:type="spellStart"/>
-      <w:proofErr w:type="gramStart"/>
       <w:r>
         <w:rPr>
           <w:rFonts w:ascii="PT Sans" w:hAnsi="PT Sans" w:cs="Franklin Gothic Book"/>
@@ -1216,9 +1035,8 @@
           <w:u w:val="single"/>
           <w:lang w:val="en-US"/>
         </w:rPr>
-        <w:t>(</w:t>
-      </w:r>
-      <w:proofErr w:type="gramEnd"/>
+        <w:t>() %}</w:t>
+      </w:r>
       <w:r>
         <w:rPr>
           <w:rFonts w:ascii="PT Sans" w:hAnsi="PT Sans" w:cs="Franklin Gothic Book"/>
@@ -1226,9 +1044,8 @@
           <w:u w:val="single"/>
           <w:lang w:val="en-US"/>
         </w:rPr>
-        <w:t xml:space="preserve">) </w:t>
-      </w:r>
-      <w:proofErr w:type="gramStart"/>
+        <w:t xml:space="preserve">{{ </w:t>
+      </w:r>
       <w:r>
         <w:rPr>
           <w:rFonts w:ascii="PT Sans" w:hAnsi="PT Sans" w:cs="Franklin Gothic Book"/>
@@ -1236,7 +1053,7 @@
           <w:u w:val="single"/>
           <w:lang w:val="en-US"/>
         </w:rPr>
-        <w:t>%}</w:t>
+        <w:t>program</w:t>
       </w:r>
       <w:r>
         <w:rPr>
@@ -1245,7 +1062,7 @@
           <w:u w:val="single"/>
           <w:lang w:val="en-US"/>
         </w:rPr>
-        <w:t xml:space="preserve">{{ </w:t>
+        <w:t>.</w:t>
       </w:r>
       <w:r>
         <w:rPr>
@@ -1254,7 +1071,7 @@
           <w:u w:val="single"/>
           <w:lang w:val="en-US"/>
         </w:rPr>
-        <w:t>program</w:t>
+        <w:t>name</w:t>
       </w:r>
       <w:r>
         <w:rPr>
@@ -1263,25 +1080,6 @@
           <w:u w:val="single"/>
           <w:lang w:val="en-US"/>
         </w:rPr>
-        <w:t>.</w:t>
-      </w:r>
-      <w:r>
-        <w:rPr>
-          <w:rFonts w:ascii="PT Sans" w:hAnsi="PT Sans" w:cs="Franklin Gothic Book"/>
-          <w:color w:val="000000" w:themeColor="text1"/>
-          <w:u w:val="single"/>
-          <w:lang w:val="en-US"/>
-        </w:rPr>
-        <w:t>name</w:t>
-      </w:r>
-      <w:proofErr w:type="gramEnd"/>
-      <w:r>
-        <w:rPr>
-          <w:rFonts w:ascii="PT Sans" w:hAnsi="PT Sans" w:cs="Franklin Gothic Book"/>
-          <w:color w:val="000000" w:themeColor="text1"/>
-          <w:u w:val="single"/>
-          <w:lang w:val="en-US"/>
-        </w:rPr>
         <w:t xml:space="preserve"> }}</w:t>
       </w:r>
     </w:p>
@@ -1341,14 +1139,7 @@
         <w:rPr>
           <w:rFonts w:ascii="PT Sans" w:hAnsi="PT Sans" w:cs="Franklin Gothic Book"/>
         </w:rPr>
-        <w:t xml:space="preserve">                                                     </w:t>
-      </w:r>
-      <w:proofErr w:type="gramStart"/>
-      <w:r>
-        <w:rPr>
-          <w:rFonts w:ascii="PT Sans" w:hAnsi="PT Sans" w:cs="Franklin Gothic Book"/>
-        </w:rPr>
-        <w:t xml:space="preserve">   </w:t>
+        <w:t xml:space="preserve">                                                        </w:t>
       </w:r>
       <w:r>
         <w:rPr>
@@ -1369,14 +1160,12 @@
         </w:rPr>
         <w:t>program</w:t>
       </w:r>
-      <w:proofErr w:type="gramEnd"/>
       <w:r>
         <w:rPr>
           <w:rFonts w:ascii="PT Sans" w:hAnsi="PT Sans" w:cs="Franklin Gothic Book"/>
         </w:rPr>
         <w:t>.</w:t>
       </w:r>
-      <w:proofErr w:type="gramStart"/>
       <w:r>
         <w:rPr>
           <w:rFonts w:ascii="PT Sans" w:hAnsi="PT Sans" w:cs="Franklin Gothic Book"/>
@@ -1388,14 +1177,7 @@
         <w:rPr>
           <w:rFonts w:ascii="PT Sans" w:hAnsi="PT Sans" w:cs="Franklin Gothic Book"/>
         </w:rPr>
-        <w:t xml:space="preserve"> }</w:t>
-      </w:r>
-      <w:proofErr w:type="gramEnd"/>
-      <w:r>
-        <w:rPr>
-          <w:rFonts w:ascii="PT Sans" w:hAnsi="PT Sans" w:cs="Franklin Gothic Book"/>
-        </w:rPr>
-        <w:t>}</w:t>
+        <w:t xml:space="preserve"> }}</w:t>
       </w:r>
     </w:p>
     <w:p>
@@ -1474,7 +1256,6 @@
         </w:rPr>
         <w:t xml:space="preserve">. </w:t>
       </w:r>
-      <w:proofErr w:type="gramStart"/>
       <w:r>
         <w:rPr>
           <w:rFonts w:ascii="PT Sans" w:hAnsi="PT Sans" w:cs="Franklin Gothic Book"/>
@@ -1490,7 +1271,6 @@
         </w:rPr>
         <w:t>program</w:t>
       </w:r>
-      <w:proofErr w:type="gramEnd"/>
       <w:r>
         <w:rPr>
           <w:rFonts w:ascii="PT Sans" w:hAnsi="PT Sans" w:cs="Franklin Gothic Book"/>
@@ -1498,7 +1278,6 @@
         </w:rPr>
         <w:t>.</w:t>
       </w:r>
-      <w:proofErr w:type="gramStart"/>
       <w:r>
         <w:rPr>
           <w:rFonts w:ascii="PT Sans" w:hAnsi="PT Sans" w:cs="Franklin Gothic Book"/>
@@ -1512,15 +1291,7 @@
           <w:rFonts w:ascii="PT Sans" w:hAnsi="PT Sans" w:cs="Franklin Gothic Book"/>
           <w:lang w:val="en-US"/>
         </w:rPr>
-        <w:t xml:space="preserve"> }</w:t>
-      </w:r>
-      <w:proofErr w:type="gramEnd"/>
-      <w:r>
-        <w:rPr>
-          <w:rFonts w:ascii="PT Sans" w:hAnsi="PT Sans" w:cs="Franklin Gothic Book"/>
-          <w:lang w:val="en-US"/>
-        </w:rPr>
-        <w:t>}</w:t>
+        <w:t xml:space="preserve"> }}</w:t>
       </w:r>
       <w:r>
         <w:rPr>
@@ -1529,7 +1300,6 @@
         </w:rPr>
         <w:t xml:space="preserve"> </w:t>
       </w:r>
-      <w:proofErr w:type="gramStart"/>
       <w:r>
         <w:rPr>
           <w:rFonts w:ascii="PT Sans" w:hAnsi="PT Sans" w:cs="Franklin Gothic Book"/>
@@ -1545,7 +1315,6 @@
         </w:rPr>
         <w:t>program</w:t>
       </w:r>
-      <w:proofErr w:type="gramEnd"/>
       <w:r>
         <w:rPr>
           <w:rFonts w:ascii="PT Sans" w:hAnsi="PT Sans" w:cs="Franklin Gothic Book"/>
@@ -1567,7 +1336,6 @@
         </w:rPr>
         <w:t>_</w:t>
       </w:r>
-      <w:proofErr w:type="gramStart"/>
       <w:r>
         <w:rPr>
           <w:rFonts w:ascii="PT Sans" w:hAnsi="PT Sans" w:cs="Franklin Gothic Book"/>
@@ -1590,7 +1358,6 @@
         <w:t>strftime</w:t>
       </w:r>
       <w:proofErr w:type="spellEnd"/>
-      <w:proofErr w:type="gramEnd"/>
       <w:r>
         <w:rPr>
           <w:rFonts w:ascii="PT Sans" w:hAnsi="PT Sans" w:cs="Franklin Gothic Book"/>
@@ -1612,30 +1379,14 @@
           <w:rFonts w:ascii="PT Sans" w:hAnsi="PT Sans" w:cs="Franklin Gothic Book"/>
           <w:lang w:val="en-US"/>
         </w:rPr>
-        <w:t>"</w:t>
-      </w:r>
-      <w:proofErr w:type="gramStart"/>
-      <w:r>
-        <w:rPr>
-          <w:rFonts w:ascii="PT Sans" w:hAnsi="PT Sans" w:cs="Franklin Gothic Book"/>
-          <w:lang w:val="en-US"/>
-        </w:rPr>
-        <w:t>)</w:t>
-      </w:r>
-      <w:r>
-        <w:rPr>
-          <w:rFonts w:ascii="PT Sans" w:hAnsi="PT Sans" w:cs="Franklin Gothic Book"/>
-          <w:lang w:val="en-US"/>
-        </w:rPr>
-        <w:t xml:space="preserve"> }</w:t>
-      </w:r>
-      <w:proofErr w:type="gramEnd"/>
-      <w:r>
-        <w:rPr>
-          <w:rFonts w:ascii="PT Sans" w:hAnsi="PT Sans" w:cs="Franklin Gothic Book"/>
-          <w:lang w:val="en-US"/>
-        </w:rPr>
-        <w:t>}</w:t>
+        <w:t>")</w:t>
+      </w:r>
+      <w:r>
+        <w:rPr>
+          <w:rFonts w:ascii="PT Sans" w:hAnsi="PT Sans" w:cs="Franklin Gothic Book"/>
+          <w:lang w:val="en-US"/>
+        </w:rPr>
+        <w:t xml:space="preserve"> }}</w:t>
       </w:r>
     </w:p>
     <w:p>
@@ -1665,33 +1416,15 @@
           <w:sz w:val="20"/>
           <w:szCs w:val="20"/>
         </w:rPr>
-        <w:t xml:space="preserve">(Ф.И.О., </w:t>
-      </w:r>
-      <w:proofErr w:type="gramStart"/>
+        <w:t>(Ф.И.О., должность)</w:t>
+      </w:r>
       <w:r>
         <w:rPr>
           <w:rFonts w:ascii="PT Sans" w:hAnsi="PT Sans" w:cs="Franklin Gothic Book"/>
           <w:sz w:val="20"/>
           <w:szCs w:val="20"/>
         </w:rPr>
-        <w:t>должность)</w:t>
-      </w:r>
-      <w:r>
-        <w:rPr>
-          <w:rFonts w:ascii="PT Sans" w:hAnsi="PT Sans" w:cs="Franklin Gothic Book"/>
-          <w:sz w:val="20"/>
-          <w:szCs w:val="20"/>
-        </w:rPr>
-        <w:t>{</w:t>
-      </w:r>
-      <w:proofErr w:type="gramEnd"/>
-      <w:r>
-        <w:rPr>
-          <w:rFonts w:ascii="PT Sans" w:hAnsi="PT Sans" w:cs="Franklin Gothic Book"/>
-          <w:sz w:val="20"/>
-          <w:szCs w:val="20"/>
-        </w:rPr>
-        <w:t xml:space="preserve">% </w:t>
+        <w:t xml:space="preserve">{% </w:t>
       </w:r>
       <w:proofErr w:type="spellStart"/>
       <w:r>
@@ -1917,25 +1650,7 @@
                 <w:sz w:val="24"/>
                 <w:szCs w:val="24"/>
               </w:rPr>
-              <w:t xml:space="preserve">Наименование подразделения (цех, участок, отдел и </w:t>
-            </w:r>
-            <w:proofErr w:type="gramStart"/>
-            <w:r>
-              <w:rPr>
-                <w:rFonts w:ascii="PT Sans" w:hAnsi="PT Sans"/>
-                <w:sz w:val="24"/>
-                <w:szCs w:val="24"/>
-              </w:rPr>
-              <w:t>т.д.</w:t>
-            </w:r>
-            <w:proofErr w:type="gramEnd"/>
-            <w:r>
-              <w:rPr>
-                <w:rFonts w:ascii="PT Sans" w:hAnsi="PT Sans"/>
-                <w:sz w:val="24"/>
-                <w:szCs w:val="24"/>
-              </w:rPr>
-              <w:t>)</w:t>
+              <w:t>Наименование подразделения (цех, участок, отдел и т.д.)</w:t>
             </w:r>
           </w:p>
         </w:tc>
@@ -2344,7 +2059,6 @@
                 <w:lang w:val="en-US"/>
               </w:rPr>
             </w:pPr>
-            <w:proofErr w:type="gramStart"/>
             <w:r>
               <w:rPr>
                 <w:rFonts w:ascii="PT Sans" w:hAnsi="PT Sans"/>
@@ -2358,15 +2072,7 @@
                 <w:rFonts w:ascii="PT Sans" w:hAnsi="PT Sans"/>
                 <w:lang w:val="en-US"/>
               </w:rPr>
-              <w:t>loop</w:t>
-            </w:r>
-            <w:proofErr w:type="gramEnd"/>
-            <w:r>
-              <w:rPr>
-                <w:rFonts w:ascii="PT Sans" w:hAnsi="PT Sans"/>
-                <w:lang w:val="en-US"/>
-              </w:rPr>
-              <w:t>.index</w:t>
+              <w:t>loop.index</w:t>
             </w:r>
             <w:proofErr w:type="spellEnd"/>
             <w:r>
@@ -2392,7 +2098,6 @@
                 <w:lang w:val="en-US"/>
               </w:rPr>
             </w:pPr>
-            <w:proofErr w:type="gramStart"/>
             <w:r>
               <w:rPr>
                 <w:rFonts w:ascii="PT Sans" w:hAnsi="PT Sans" w:cs="Calibri"/>
@@ -2408,69 +2113,24 @@
                 <w:color w:val="000000"/>
                 <w:lang w:val="en-US"/>
               </w:rPr>
-              <w:t>result</w:t>
-            </w:r>
-            <w:proofErr w:type="gramEnd"/>
+              <w:t>result.learner</w:t>
+            </w:r>
             <w:r>
               <w:rPr>
                 <w:rFonts w:ascii="PT Sans" w:hAnsi="PT Sans" w:cs="Calibri"/>
                 <w:color w:val="000000"/>
                 <w:lang w:val="en-US"/>
               </w:rPr>
-              <w:t>.</w:t>
-            </w:r>
-            <w:proofErr w:type="gramStart"/>
+              <w:t>.worker.surname</w:t>
+            </w:r>
+            <w:proofErr w:type="spellEnd"/>
             <w:r>
               <w:rPr>
                 <w:rFonts w:ascii="PT Sans" w:hAnsi="PT Sans" w:cs="Calibri"/>
                 <w:color w:val="000000"/>
                 <w:lang w:val="en-US"/>
               </w:rPr>
-              <w:t>learner</w:t>
-            </w:r>
-            <w:r>
-              <w:rPr>
-                <w:rFonts w:ascii="PT Sans" w:hAnsi="PT Sans" w:cs="Calibri"/>
-                <w:color w:val="000000"/>
-                <w:lang w:val="en-US"/>
-              </w:rPr>
-              <w:t>.worker</w:t>
-            </w:r>
-            <w:proofErr w:type="gramEnd"/>
-            <w:r>
-              <w:rPr>
-                <w:rFonts w:ascii="PT Sans" w:hAnsi="PT Sans" w:cs="Calibri"/>
-                <w:color w:val="000000"/>
-                <w:lang w:val="en-US"/>
-              </w:rPr>
-              <w:t>.</w:t>
-            </w:r>
-            <w:proofErr w:type="gramStart"/>
-            <w:r>
-              <w:rPr>
-                <w:rFonts w:ascii="PT Sans" w:hAnsi="PT Sans" w:cs="Calibri"/>
-                <w:color w:val="000000"/>
-                <w:lang w:val="en-US"/>
-              </w:rPr>
-              <w:t>surname</w:t>
-            </w:r>
-            <w:proofErr w:type="spellEnd"/>
-            <w:r>
-              <w:rPr>
-                <w:rFonts w:ascii="PT Sans" w:hAnsi="PT Sans" w:cs="Calibri"/>
-                <w:color w:val="000000"/>
-                <w:lang w:val="en-US"/>
-              </w:rPr>
-              <w:t xml:space="preserve"> }</w:t>
-            </w:r>
-            <w:proofErr w:type="gramEnd"/>
-            <w:r>
-              <w:rPr>
-                <w:rFonts w:ascii="PT Sans" w:hAnsi="PT Sans" w:cs="Calibri"/>
-                <w:color w:val="000000"/>
-                <w:lang w:val="en-US"/>
-              </w:rPr>
-              <w:t>}</w:t>
+              <w:t xml:space="preserve"> }}</w:t>
             </w:r>
           </w:p>
           <w:p>
@@ -2482,7 +2142,6 @@
                 <w:lang w:val="en-US"/>
               </w:rPr>
             </w:pPr>
-            <w:proofErr w:type="gramStart"/>
             <w:r>
               <w:rPr>
                 <w:rFonts w:ascii="PT Sans" w:hAnsi="PT Sans" w:cs="Calibri"/>
@@ -2547,7 +2206,6 @@
               </w:rPr>
               <w:t>name</w:t>
             </w:r>
-            <w:proofErr w:type="gramEnd"/>
             <w:r>
               <w:rPr>
                 <w:rFonts w:ascii="PT Sans" w:hAnsi="PT Sans" w:cs="Calibri"/>
@@ -2591,7 +2249,6 @@
               <w:t xml:space="preserve"> </w:t>
             </w:r>
             <w:proofErr w:type="spellStart"/>
-            <w:proofErr w:type="gramStart"/>
             <w:r>
               <w:rPr>
                 <w:rFonts w:ascii="PT Sans" w:hAnsi="PT Sans" w:cs="Calibri"/>
@@ -2616,7 +2273,6 @@
               </w:rPr>
               <w:t>learner</w:t>
             </w:r>
-            <w:proofErr w:type="gramEnd"/>
             <w:r>
               <w:rPr>
                 <w:rFonts w:ascii="PT Sans" w:hAnsi="PT Sans" w:cs="Calibri"/>
@@ -2625,7 +2281,6 @@
               </w:rPr>
               <w:t>.</w:t>
             </w:r>
-            <w:proofErr w:type="gramStart"/>
             <w:r>
               <w:rPr>
                 <w:rFonts w:ascii="PT Sans" w:hAnsi="PT Sans" w:cs="Calibri"/>
@@ -2651,50 +2306,46 @@
               <w:t>patronymic</w:t>
             </w:r>
             <w:proofErr w:type="spellEnd"/>
-            <w:proofErr w:type="gramEnd"/>
             <w:r>
               <w:rPr>
                 <w:rFonts w:ascii="PT Sans" w:hAnsi="PT Sans" w:cs="Calibri"/>
                 <w:color w:val="000000"/>
                 <w:lang w:val="en-US"/>
               </w:rPr>
-              <w:t xml:space="preserve"> </w:t>
-            </w:r>
-            <w:proofErr w:type="gramStart"/>
+              <w:t xml:space="preserve"> %}{{ </w:t>
+            </w:r>
+            <w:proofErr w:type="spellStart"/>
             <w:r>
               <w:rPr>
                 <w:rFonts w:ascii="PT Sans" w:hAnsi="PT Sans" w:cs="Calibri"/>
                 <w:color w:val="000000"/>
                 <w:lang w:val="en-US"/>
               </w:rPr>
-              <w:t xml:space="preserve">%}{{ </w:t>
-            </w:r>
-            <w:proofErr w:type="spellStart"/>
+              <w:t>result</w:t>
+            </w:r>
             <w:r>
               <w:rPr>
                 <w:rFonts w:ascii="PT Sans" w:hAnsi="PT Sans" w:cs="Calibri"/>
                 <w:color w:val="000000"/>
                 <w:lang w:val="en-US"/>
               </w:rPr>
-              <w:t>result</w:t>
-            </w:r>
-            <w:proofErr w:type="gramEnd"/>
+              <w:t>.</w:t>
+            </w:r>
             <w:r>
               <w:rPr>
                 <w:rFonts w:ascii="PT Sans" w:hAnsi="PT Sans" w:cs="Calibri"/>
                 <w:color w:val="000000"/>
                 <w:lang w:val="en-US"/>
               </w:rPr>
-              <w:t>.</w:t>
-            </w:r>
-            <w:proofErr w:type="gramStart"/>
+              <w:t>learner</w:t>
+            </w:r>
             <w:r>
               <w:rPr>
                 <w:rFonts w:ascii="PT Sans" w:hAnsi="PT Sans" w:cs="Calibri"/>
                 <w:color w:val="000000"/>
                 <w:lang w:val="en-US"/>
               </w:rPr>
-              <w:t>learner</w:t>
+              <w:t>.</w:t>
             </w:r>
             <w:r>
               <w:rPr>
@@ -2702,7 +2353,7 @@
                 <w:color w:val="000000"/>
                 <w:lang w:val="en-US"/>
               </w:rPr>
-              <w:t>.</w:t>
+              <w:t>worker</w:t>
             </w:r>
             <w:r>
               <w:rPr>
@@ -2710,62 +2361,41 @@
                 <w:color w:val="000000"/>
                 <w:lang w:val="en-US"/>
               </w:rPr>
-              <w:t>worker</w:t>
-            </w:r>
-            <w:proofErr w:type="gramEnd"/>
+              <w:t>.</w:t>
+            </w:r>
             <w:r>
               <w:rPr>
                 <w:rFonts w:ascii="PT Sans" w:hAnsi="PT Sans" w:cs="Calibri"/>
                 <w:color w:val="000000"/>
                 <w:lang w:val="en-US"/>
               </w:rPr>
-              <w:t>.</w:t>
-            </w:r>
+              <w:t>patronymic</w:t>
+            </w:r>
+            <w:proofErr w:type="spellEnd"/>
             <w:r>
               <w:rPr>
                 <w:rFonts w:ascii="PT Sans" w:hAnsi="PT Sans" w:cs="Calibri"/>
                 <w:color w:val="000000"/>
                 <w:lang w:val="en-US"/>
               </w:rPr>
-              <w:t>patronymic</w:t>
-            </w:r>
-            <w:proofErr w:type="spellEnd"/>
-            <w:proofErr w:type="gramStart"/>
+              <w:t xml:space="preserve">}}{% </w:t>
+            </w:r>
             <w:r>
               <w:rPr>
                 <w:rFonts w:ascii="PT Sans" w:hAnsi="PT Sans" w:cs="Calibri"/>
                 <w:color w:val="000000"/>
                 <w:lang w:val="en-US"/>
               </w:rPr>
-              <w:t>}}{</w:t>
-            </w:r>
-            <w:proofErr w:type="gramEnd"/>
+              <w:t>endif</w:t>
+            </w:r>
             <w:r>
               <w:rPr>
                 <w:rFonts w:ascii="PT Sans" w:hAnsi="PT Sans" w:cs="Calibri"/>
                 <w:color w:val="000000"/>
                 <w:lang w:val="en-US"/>
               </w:rPr>
-              <w:t xml:space="preserve">% </w:t>
-            </w:r>
-            <w:proofErr w:type="gramStart"/>
-            <w:r>
-              <w:rPr>
-                <w:rFonts w:ascii="PT Sans" w:hAnsi="PT Sans" w:cs="Calibri"/>
-                <w:color w:val="000000"/>
-                <w:lang w:val="en-US"/>
-              </w:rPr>
-              <w:t>endif</w:t>
-            </w:r>
-            <w:r>
-              <w:rPr>
-                <w:rFonts w:ascii="PT Sans" w:hAnsi="PT Sans" w:cs="Calibri"/>
-                <w:color w:val="000000"/>
-                <w:lang w:val="en-US"/>
-              </w:rPr>
               <w:t xml:space="preserve"> %}</w:t>
             </w:r>
-            <w:proofErr w:type="gramEnd"/>
           </w:p>
           <w:p>
             <w:pPr>
@@ -2792,7 +2422,6 @@
                 <w:lang w:val="en-US"/>
               </w:rPr>
             </w:pPr>
-            <w:proofErr w:type="gramStart"/>
             <w:r>
               <w:rPr>
                 <w:rFonts w:ascii="PT Sans" w:hAnsi="PT Sans" w:cs="Calibri"/>
@@ -2808,28 +2437,9 @@
                 <w:color w:val="000000"/>
                 <w:lang w:val="en-US"/>
               </w:rPr>
-              <w:t>result</w:t>
-            </w:r>
-            <w:proofErr w:type="gramEnd"/>
-            <w:r>
-              <w:rPr>
-                <w:rFonts w:ascii="PT Sans" w:hAnsi="PT Sans" w:cs="Calibri"/>
-                <w:color w:val="000000"/>
-                <w:lang w:val="en-US"/>
-              </w:rPr>
-              <w:t>.</w:t>
-            </w:r>
-            <w:proofErr w:type="gramStart"/>
-            <w:r>
-              <w:rPr>
-                <w:rFonts w:ascii="PT Sans" w:hAnsi="PT Sans" w:cs="Calibri"/>
-                <w:color w:val="000000"/>
-                <w:lang w:val="en-US"/>
-              </w:rPr>
-              <w:t>learner.position</w:t>
+              <w:t>result.learner.position</w:t>
             </w:r>
             <w:proofErr w:type="spellEnd"/>
-            <w:proofErr w:type="gramEnd"/>
             <w:r>
               <w:rPr>
                 <w:rFonts w:ascii="PT Sans" w:hAnsi="PT Sans" w:cs="Calibri"/>
@@ -2854,7 +2464,6 @@
                 <w:lang w:val="en-US"/>
               </w:rPr>
             </w:pPr>
-            <w:proofErr w:type="gramStart"/>
             <w:r>
               <w:rPr>
                 <w:rFonts w:ascii="PT Sans" w:hAnsi="PT Sans" w:cs="Calibri"/>
@@ -2870,34 +2479,7 @@
                 <w:color w:val="000000"/>
                 <w:lang w:val="en-US"/>
               </w:rPr>
-              <w:t>result</w:t>
-            </w:r>
-            <w:proofErr w:type="gramEnd"/>
-            <w:r>
-              <w:rPr>
-                <w:rFonts w:ascii="PT Sans" w:hAnsi="PT Sans" w:cs="Calibri"/>
-                <w:color w:val="000000"/>
-                <w:lang w:val="en-US"/>
-              </w:rPr>
-              <w:t>.</w:t>
-            </w:r>
-            <w:proofErr w:type="gramStart"/>
-            <w:r>
-              <w:rPr>
-                <w:rFonts w:ascii="PT Sans" w:hAnsi="PT Sans" w:cs="Calibri"/>
-                <w:color w:val="000000"/>
-                <w:lang w:val="en-US"/>
-              </w:rPr>
-              <w:t>learner.worker</w:t>
-            </w:r>
-            <w:proofErr w:type="gramEnd"/>
-            <w:r>
-              <w:rPr>
-                <w:rFonts w:ascii="PT Sans" w:hAnsi="PT Sans" w:cs="Calibri"/>
-                <w:color w:val="000000"/>
-                <w:lang w:val="en-US"/>
-              </w:rPr>
-              <w:t>.district</w:t>
+              <w:t>result.learner.worker.district</w:t>
             </w:r>
             <w:proofErr w:type="spellEnd"/>
           </w:p>
@@ -2926,7 +2508,6 @@
               </w:rPr>
               <w:t xml:space="preserve"> </w:t>
             </w:r>
-            <w:proofErr w:type="gramStart"/>
             <w:r>
               <w:rPr>
                 <w:rFonts w:ascii="PT Sans" w:hAnsi="PT Sans" w:cs="Calibri"/>
@@ -2942,34 +2523,7 @@
                 <w:color w:val="000000"/>
                 <w:lang w:val="en-US"/>
               </w:rPr>
-              <w:t>result</w:t>
-            </w:r>
-            <w:proofErr w:type="gramEnd"/>
-            <w:r>
-              <w:rPr>
-                <w:rFonts w:ascii="PT Sans" w:hAnsi="PT Sans" w:cs="Calibri"/>
-                <w:color w:val="000000"/>
-                <w:lang w:val="en-US"/>
-              </w:rPr>
-              <w:t>.</w:t>
-            </w:r>
-            <w:proofErr w:type="gramStart"/>
-            <w:r>
-              <w:rPr>
-                <w:rFonts w:ascii="PT Sans" w:hAnsi="PT Sans" w:cs="Calibri"/>
-                <w:color w:val="000000"/>
-                <w:lang w:val="en-US"/>
-              </w:rPr>
-              <w:t>learner.worker</w:t>
-            </w:r>
-            <w:proofErr w:type="gramEnd"/>
-            <w:r>
-              <w:rPr>
-                <w:rFonts w:ascii="PT Sans" w:hAnsi="PT Sans" w:cs="Calibri"/>
-                <w:color w:val="000000"/>
-                <w:lang w:val="en-US"/>
-              </w:rPr>
-              <w:t>.</w:t>
+              <w:t>result.learner.worker.</w:t>
             </w:r>
             <w:r>
               <w:rPr>
@@ -3036,7 +2590,6 @@
               <w:t xml:space="preserve"> </w:t>
             </w:r>
             <w:proofErr w:type="spellStart"/>
-            <w:proofErr w:type="gramStart"/>
             <w:r>
               <w:rPr>
                 <w:rFonts w:ascii="PT Sans" w:hAnsi="PT Sans"/>
@@ -3052,87 +2605,59 @@
               <w:t>.passed</w:t>
             </w:r>
             <w:proofErr w:type="spellEnd"/>
-            <w:proofErr w:type="gramEnd"/>
             <w:r>
               <w:rPr>
                 <w:rFonts w:ascii="PT Sans" w:hAnsi="PT Sans"/>
                 <w:lang w:val="en-US"/>
               </w:rPr>
-              <w:t xml:space="preserve"> </w:t>
-            </w:r>
-            <w:proofErr w:type="gramStart"/>
+              <w:t xml:space="preserve"> %}</w:t>
+            </w:r>
+            <w:r>
+              <w:rPr>
+                <w:rFonts w:ascii="PT Sans" w:hAnsi="PT Sans"/>
+              </w:rPr>
+              <w:t>Удовлетворительно</w:t>
+            </w:r>
             <w:r>
               <w:rPr>
                 <w:rFonts w:ascii="PT Sans" w:hAnsi="PT Sans"/>
                 <w:lang w:val="en-US"/>
               </w:rPr>
-              <w:t>%}</w:t>
-            </w:r>
-            <w:r>
-              <w:rPr>
-                <w:rFonts w:ascii="PT Sans" w:hAnsi="PT Sans"/>
-              </w:rPr>
-              <w:t>Удовлетворительно</w:t>
-            </w:r>
-            <w:proofErr w:type="gramEnd"/>
+              <w:t xml:space="preserve">{% </w:t>
+            </w:r>
             <w:r>
               <w:rPr>
                 <w:rFonts w:ascii="PT Sans" w:hAnsi="PT Sans"/>
                 <w:lang w:val="en-US"/>
               </w:rPr>
-              <w:t xml:space="preserve">{% </w:t>
+              <w:t>else</w:t>
             </w:r>
             <w:r>
               <w:rPr>
                 <w:rFonts w:ascii="PT Sans" w:hAnsi="PT Sans"/>
                 <w:lang w:val="en-US"/>
               </w:rPr>
-              <w:t>else</w:t>
+              <w:t xml:space="preserve"> %}</w:t>
+            </w:r>
+            <w:r>
+              <w:rPr>
+                <w:rFonts w:ascii="PT Sans" w:hAnsi="PT Sans"/>
+              </w:rPr>
+              <w:t>Неу</w:t>
+            </w:r>
+            <w:r>
+              <w:rPr>
+                <w:rFonts w:ascii="PT Sans" w:hAnsi="PT Sans"/>
+              </w:rPr>
+              <w:t>довлетворительно</w:t>
             </w:r>
             <w:r>
               <w:rPr>
                 <w:rFonts w:ascii="PT Sans" w:hAnsi="PT Sans"/>
                 <w:lang w:val="en-US"/>
               </w:rPr>
-              <w:t xml:space="preserve"> </w:t>
-            </w:r>
-            <w:proofErr w:type="gramStart"/>
-            <w:r>
-              <w:rPr>
-                <w:rFonts w:ascii="PT Sans" w:hAnsi="PT Sans"/>
-                <w:lang w:val="en-US"/>
-              </w:rPr>
-              <w:t>%}</w:t>
-            </w:r>
-            <w:r>
-              <w:rPr>
-                <w:rFonts w:ascii="PT Sans" w:hAnsi="PT Sans"/>
-              </w:rPr>
-              <w:t>Неу</w:t>
-            </w:r>
-            <w:r>
-              <w:rPr>
-                <w:rFonts w:ascii="PT Sans" w:hAnsi="PT Sans"/>
-              </w:rPr>
-              <w:t>довлетворительно</w:t>
-            </w:r>
-            <w:proofErr w:type="gramEnd"/>
-            <w:r>
-              <w:rPr>
-                <w:rFonts w:ascii="PT Sans" w:hAnsi="PT Sans"/>
-                <w:lang w:val="en-US"/>
-              </w:rPr>
-              <w:t xml:space="preserve">{% </w:t>
-            </w:r>
-            <w:proofErr w:type="gramStart"/>
-            <w:r>
-              <w:rPr>
-                <w:rFonts w:ascii="PT Sans" w:hAnsi="PT Sans"/>
-                <w:lang w:val="en-US"/>
-              </w:rPr>
-              <w:t>endif %}</w:t>
-            </w:r>
-            <w:proofErr w:type="gramEnd"/>
+              <w:t>{% endif %}</w:t>
+            </w:r>
           </w:p>
           <w:p>
             <w:pPr>
@@ -3163,15 +2688,43 @@
           </w:tcPr>
           <w:p>
             <w:pPr>
+              <w:jc w:val="center"/>
               <w:rPr>
                 <w:rFonts w:ascii="PT Sans" w:hAnsi="PT Sans"/>
               </w:rPr>
             </w:pPr>
             <w:r>
               <w:rPr>
-                <w:rFonts w:ascii="PT Sans" w:hAnsi="PT Sans"/>
-              </w:rPr>
-              <w:t>Плановая</w:t>
+                <w:rFonts w:ascii="PT Sans" w:hAnsi="PT Sans" w:cs="Calibri"/>
+                <w:color w:val="000000"/>
+                <w:lang w:val="en-US"/>
+              </w:rPr>
+              <w:t>{{ result.</w:t>
+            </w:r>
+            <w:proofErr w:type="spellStart"/>
+            <w:r>
+              <w:rPr>
+                <w:rFonts w:ascii="PT Sans" w:hAnsi="PT Sans" w:cs="Calibri"/>
+                <w:color w:val="000000"/>
+              </w:rPr>
+              <w:t>get_type_display</w:t>
+            </w:r>
+            <w:proofErr w:type="spellEnd"/>
+            <w:r>
+              <w:rPr>
+                <w:rFonts w:ascii="PT Sans" w:hAnsi="PT Sans" w:cs="Calibri"/>
+                <w:color w:val="000000"/>
+                <w:lang w:val="en-US"/>
+              </w:rPr>
+              <w:t>()</w:t>
+            </w:r>
+            <w:r>
+              <w:rPr>
+                <w:rFonts w:ascii="PT Sans" w:hAnsi="PT Sans" w:cs="Calibri"/>
+                <w:color w:val="000000"/>
+                <w:lang w:val="en-US"/>
+              </w:rPr>
+              <w:t xml:space="preserve"> }}</w:t>
             </w:r>
           </w:p>
         </w:tc>
@@ -3263,47 +2816,29 @@
           <w:sz w:val="22"/>
           <w:szCs w:val="22"/>
         </w:rPr>
-        <w:t xml:space="preserve">Комиссия решила: Вышеуказанных работников, успешно сдавших экзамен, считать прошедшими проверку знаний по вышеуказанным документам и допустить к работе. </w:t>
-      </w:r>
-      <w:proofErr w:type="gramStart"/>
+        <w:t xml:space="preserve">Комиссия решила: Вышеуказанных работников, успешно сдавших экзамен, считать прошедшими проверку знаний по вышеуказанным документам и допустить к работе. Работников не прошедших в установленном </w:t>
+      </w:r>
       <w:r>
         <w:rPr>
           <w:rFonts w:ascii="PT Sans" w:hAnsi="PT Sans" w:cs="Franklin Gothic Book"/>
           <w:sz w:val="22"/>
           <w:szCs w:val="22"/>
         </w:rPr>
-        <w:t>Работников</w:t>
-      </w:r>
-      <w:proofErr w:type="gramEnd"/>
+        <w:lastRenderedPageBreak/>
+        <w:t>порядке обучение и проверку знаний и навыков в области охраны труда</w:t>
+      </w:r>
+      <w:r>
+        <w:rPr>
+          <w:rFonts w:ascii="PT Sans" w:hAnsi="PT Sans"/>
+        </w:rPr>
+        <w:t xml:space="preserve"> </w:t>
+      </w:r>
       <w:r>
         <w:rPr>
           <w:rFonts w:ascii="PT Sans" w:hAnsi="PT Sans" w:cs="Franklin Gothic Book"/>
           <w:sz w:val="22"/>
           <w:szCs w:val="22"/>
         </w:rPr>
-        <w:t xml:space="preserve"> не прошедших в установленном </w:t>
-      </w:r>
-      <w:r>
-        <w:rPr>
-          <w:rFonts w:ascii="PT Sans" w:hAnsi="PT Sans" w:cs="Franklin Gothic Book"/>
-          <w:sz w:val="22"/>
-          <w:szCs w:val="22"/>
-        </w:rPr>
-        <w:lastRenderedPageBreak/>
-        <w:t>порядке обучение и проверку знаний и навыков в области охраны труда</w:t>
-      </w:r>
-      <w:r>
-        <w:rPr>
-          <w:rFonts w:ascii="PT Sans" w:hAnsi="PT Sans"/>
-        </w:rPr>
-        <w:t xml:space="preserve"> </w:t>
-      </w:r>
-      <w:r>
-        <w:rPr>
-          <w:rFonts w:ascii="PT Sans" w:hAnsi="PT Sans" w:cs="Franklin Gothic Book"/>
-          <w:sz w:val="22"/>
-          <w:szCs w:val="22"/>
-        </w:rPr>
         <w:t>отстранить от работы (не допускать к работе) до успешного прохождения проверки знаний. (ст.76 ТК РФ).</w:t>
       </w:r>
     </w:p>
@@ -3327,14 +2862,7 @@
         <w:rPr>
           <w:rFonts w:ascii="PT Sans" w:hAnsi="PT Sans" w:cs="Franklin Gothic Book"/>
         </w:rPr>
-        <w:t xml:space="preserve">Председатель комиссии     </w:t>
-      </w:r>
-      <w:proofErr w:type="gramStart"/>
-      <w:r>
-        <w:rPr>
-          <w:rFonts w:ascii="PT Sans" w:hAnsi="PT Sans" w:cs="Franklin Gothic Book"/>
-        </w:rPr>
-        <w:t xml:space="preserve">   </w:t>
+        <w:t xml:space="preserve">Председатель комиссии        </w:t>
       </w:r>
       <w:r>
         <w:rPr>
@@ -3349,7 +2877,6 @@
         </w:rPr>
         <w:t>protocol</w:t>
       </w:r>
-      <w:proofErr w:type="gramEnd"/>
       <w:r>
         <w:rPr>
           <w:rFonts w:ascii="PT Sans" w:hAnsi="PT Sans" w:cs="Franklin Gothic Book"/>
@@ -3357,7 +2884,6 @@
         <w:t>.</w:t>
       </w:r>
       <w:proofErr w:type="spellStart"/>
-      <w:proofErr w:type="gramStart"/>
       <w:r>
         <w:rPr>
           <w:rFonts w:ascii="PT Sans" w:hAnsi="PT Sans" w:cs="Franklin Gothic Book"/>
@@ -3368,35 +2894,14 @@
         <w:rPr>
           <w:rFonts w:ascii="PT Sans" w:hAnsi="PT Sans" w:cs="Franklin Gothic Book"/>
         </w:rPr>
-        <w:t>.return</w:t>
-      </w:r>
-      <w:proofErr w:type="gramEnd"/>
-      <w:r>
-        <w:rPr>
-          <w:rFonts w:ascii="PT Sans" w:hAnsi="PT Sans" w:cs="Franklin Gothic Book"/>
-        </w:rPr>
-        <w:t>_</w:t>
-      </w:r>
-      <w:proofErr w:type="gramStart"/>
-      <w:r>
-        <w:rPr>
-          <w:rFonts w:ascii="PT Sans" w:hAnsi="PT Sans" w:cs="Franklin Gothic Book"/>
-        </w:rPr>
-        <w:t>fio</w:t>
+        <w:t>.return_fio</w:t>
       </w:r>
       <w:proofErr w:type="spellEnd"/>
       <w:r>
         <w:rPr>
           <w:rFonts w:ascii="PT Sans" w:hAnsi="PT Sans" w:cs="Franklin Gothic Book"/>
         </w:rPr>
-        <w:t xml:space="preserve"> }</w:t>
-      </w:r>
-      <w:proofErr w:type="gramEnd"/>
-      <w:r>
-        <w:rPr>
-          <w:rFonts w:ascii="PT Sans" w:hAnsi="PT Sans" w:cs="Franklin Gothic Book"/>
-        </w:rPr>
-        <w:t>}</w:t>
+        <w:t xml:space="preserve"> }}</w:t>
       </w:r>
     </w:p>
     <w:p>
@@ -3546,7 +3051,6 @@
         <w:t xml:space="preserve"> in </w:t>
       </w:r>
       <w:proofErr w:type="spellStart"/>
-      <w:proofErr w:type="gramStart"/>
       <w:r>
         <w:rPr>
           <w:rFonts w:ascii="PT Sans" w:hAnsi="PT Sans" w:cs="Franklin Gothic Book"/>
@@ -3574,15 +3078,7 @@
           <w:rFonts w:ascii="PT Sans" w:hAnsi="PT Sans" w:cs="Franklin Gothic Book"/>
           <w:lang w:val="en-US"/>
         </w:rPr>
-        <w:t>(</w:t>
-      </w:r>
-      <w:proofErr w:type="gramEnd"/>
-      <w:r>
-        <w:rPr>
-          <w:rFonts w:ascii="PT Sans" w:hAnsi="PT Sans" w:cs="Franklin Gothic Book"/>
-          <w:lang w:val="en-US"/>
-        </w:rPr>
-        <w:t>)</w:t>
+        <w:t>()</w:t>
       </w:r>
       <w:r>
         <w:rPr>
@@ -3612,15 +3108,7 @@
           <w:rFonts w:ascii="PT Sans" w:hAnsi="PT Sans" w:cs="Franklin Gothic Book"/>
           <w:lang w:val="en-US"/>
         </w:rPr>
-        <w:t xml:space="preserve">                                   </w:t>
-      </w:r>
-      <w:proofErr w:type="gramStart"/>
-      <w:r>
-        <w:rPr>
-          <w:rFonts w:ascii="PT Sans" w:hAnsi="PT Sans" w:cs="Franklin Gothic Book"/>
-          <w:lang w:val="en-US"/>
-        </w:rPr>
-        <w:t xml:space="preserve">{{ </w:t>
+        <w:t xml:space="preserve">                                   {{ </w:t>
       </w:r>
       <w:proofErr w:type="spellStart"/>
       <w:r>
@@ -3630,7 +3118,6 @@
         </w:rPr>
         <w:t>member</w:t>
       </w:r>
-      <w:proofErr w:type="gramEnd"/>
       <w:r>
         <w:rPr>
           <w:rFonts w:ascii="PT Sans" w:hAnsi="PT Sans" w:cs="Franklin Gothic Book"/>
@@ -3643,15 +3130,7 @@
           <w:rFonts w:ascii="PT Sans" w:hAnsi="PT Sans" w:cs="Franklin Gothic Book"/>
           <w:lang w:val="en-US"/>
         </w:rPr>
-        <w:t>return_</w:t>
-      </w:r>
-      <w:proofErr w:type="gramStart"/>
-      <w:r>
-        <w:rPr>
-          <w:rFonts w:ascii="PT Sans" w:hAnsi="PT Sans" w:cs="Franklin Gothic Book"/>
-          <w:lang w:val="en-US"/>
-        </w:rPr>
-        <w:t>fio</w:t>
+        <w:t>return_fio</w:t>
       </w:r>
       <w:proofErr w:type="spellEnd"/>
       <w:r>
@@ -3659,15 +3138,7 @@
           <w:rFonts w:ascii="PT Sans" w:hAnsi="PT Sans" w:cs="Franklin Gothic Book"/>
           <w:lang w:val="en-US"/>
         </w:rPr>
-        <w:t xml:space="preserve"> }</w:t>
-      </w:r>
-      <w:proofErr w:type="gramEnd"/>
-      <w:r>
-        <w:rPr>
-          <w:rFonts w:ascii="PT Sans" w:hAnsi="PT Sans" w:cs="Franklin Gothic Book"/>
-          <w:lang w:val="en-US"/>
-        </w:rPr>
-        <w:t>}</w:t>
+        <w:t xml:space="preserve"> }}</w:t>
       </w:r>
     </w:p>
     <w:p>
@@ -3743,7 +3214,6 @@
         </w:rPr>
         <w:t xml:space="preserve">.,                                                                      </w:t>
       </w:r>
-      <w:proofErr w:type="gramStart"/>
       <w:r>
         <w:rPr>
           <w:rFonts w:ascii="PT Sans" w:hAnsi="PT Sans" w:cs="Franklin Gothic Book"/>
@@ -3764,15 +3234,7 @@
           <w:rFonts w:ascii="PT Sans" w:hAnsi="PT Sans" w:cs="Franklin Gothic Book"/>
           <w:lang w:val="en-US"/>
         </w:rPr>
-        <w:t>{</w:t>
-      </w:r>
-      <w:proofErr w:type="gramEnd"/>
-      <w:r>
-        <w:rPr>
-          <w:rFonts w:ascii="PT Sans" w:hAnsi="PT Sans" w:cs="Franklin Gothic Book"/>
-          <w:lang w:val="en-US"/>
-        </w:rPr>
-        <w:t xml:space="preserve">% </w:t>
+        <w:t xml:space="preserve">{% </w:t>
       </w:r>
       <w:proofErr w:type="spellStart"/>
       <w:r>

--- a/patterns/protocol_template.docx
+++ b/patterns/protocol_template.docx
@@ -12,24 +12,21 @@
       </w:pPr>
       <w:r>
         <w:rPr>
-          <w:rFonts w:ascii="PT Sans" w:hAnsi="PT Sans"/>
           <w:noProof/>
-          <w:sz w:val="20"/>
-          <w:szCs w:val="20"/>
         </w:rPr>
         <w:drawing>
-          <wp:anchor distT="0" distB="0" distL="114300" distR="114300" simplePos="0" relativeHeight="251659264" behindDoc="1" locked="0" layoutInCell="1" allowOverlap="1" wp14:anchorId="5BBB7316" wp14:editId="5A86DC60">
+          <wp:anchor distT="0" distB="0" distL="114300" distR="114300" simplePos="0" relativeHeight="251659264" behindDoc="0" locked="0" layoutInCell="1" allowOverlap="1" wp14:anchorId="54145FBD" wp14:editId="16B35505">
             <wp:simplePos x="0" y="0"/>
             <wp:positionH relativeFrom="margin">
-              <wp:align>left</wp:align>
+              <wp:posOffset>-168909</wp:posOffset>
             </wp:positionH>
             <wp:positionV relativeFrom="paragraph">
-              <wp:posOffset>-236220</wp:posOffset>
+              <wp:posOffset>-266065</wp:posOffset>
             </wp:positionV>
-            <wp:extent cx="2831589" cy="457200"/>
-            <wp:effectExtent l="0" t="0" r="6985" b="0"/>
+            <wp:extent cx="3695700" cy="371288"/>
+            <wp:effectExtent l="0" t="0" r="0" b="0"/>
             <wp:wrapNone/>
-            <wp:docPr id="1" name="Рисунок 1" descr="бланк письма ВолгРНУ 2016"/>
+            <wp:docPr id="4" name="Рисунок 1"/>
             <wp:cNvGraphicFramePr>
               <a:graphicFrameLocks xmlns:a="http://schemas.openxmlformats.org/drawingml/2006/main" noChangeAspect="1"/>
             </wp:cNvGraphicFramePr>
@@ -37,20 +34,20 @@
               <a:graphicData uri="http://schemas.openxmlformats.org/drawingml/2006/picture">
                 <pic:pic xmlns:pic="http://schemas.openxmlformats.org/drawingml/2006/picture">
                   <pic:nvPicPr>
-                    <pic:cNvPr id="0" name="Picture 3" descr="бланк письма ВолгРНУ 2016"/>
+                    <pic:cNvPr id="0" name="Рисунок 1"/>
                     <pic:cNvPicPr>
                       <a:picLocks noChangeAspect="1" noChangeArrowheads="1"/>
                     </pic:cNvPicPr>
                   </pic:nvPicPr>
-                  <pic:blipFill rotWithShape="1">
-                    <a:blip r:embed="rId7" cstate="print">
+                  <pic:blipFill>
+                    <a:blip r:embed="rId7">
                       <a:extLst>
                         <a:ext uri="{28A0092B-C50C-407E-A947-70E740481C1C}">
                           <a14:useLocalDpi xmlns:a14="http://schemas.microsoft.com/office/drawing/2010/main" val="0"/>
                         </a:ext>
                       </a:extLst>
                     </a:blip>
-                    <a:srcRect r="58155" b="68973"/>
+                    <a:srcRect/>
                     <a:stretch>
                       <a:fillRect/>
                     </a:stretch>
@@ -58,28 +55,20 @@
                   <pic:spPr bwMode="auto">
                     <a:xfrm>
                       <a:off x="0" y="0"/>
-                      <a:ext cx="2831589" cy="457200"/>
+                      <a:ext cx="3713838" cy="373110"/>
                     </a:xfrm>
                     <a:prstGeom prst="rect">
                       <a:avLst/>
                     </a:prstGeom>
                     <a:noFill/>
-                    <a:ln>
-                      <a:noFill/>
-                    </a:ln>
-                    <a:extLst>
-                      <a:ext uri="{53640926-AAD7-44D8-BBD7-CCE9431645EC}">
-                        <a14:shadowObscured xmlns:a14="http://schemas.microsoft.com/office/drawing/2010/main"/>
-                      </a:ext>
-                    </a:extLst>
                   </pic:spPr>
                 </pic:pic>
               </a:graphicData>
             </a:graphic>
-            <wp14:sizeRelH relativeFrom="page">
+            <wp14:sizeRelH relativeFrom="margin">
               <wp14:pctWidth>0</wp14:pctWidth>
             </wp14:sizeRelH>
-            <wp14:sizeRelV relativeFrom="page">
+            <wp14:sizeRelV relativeFrom="margin">
               <wp14:pctHeight>0</wp14:pctHeight>
             </wp14:sizeRelV>
           </wp:anchor>
@@ -156,6 +145,7 @@
           <w:lang w:val="en-US"/>
         </w:rPr>
       </w:pPr>
+      <w:proofErr w:type="gramStart"/>
       <w:r>
         <w:rPr>
           <w:rFonts w:ascii="PT Sans" w:hAnsi="PT Sans"/>
@@ -171,15 +161,16 @@
           <w:u w:val="single"/>
           <w:lang w:val="en-US"/>
         </w:rPr>
-        <w:t>protocol.</w:t>
-      </w:r>
+        <w:t>protocol</w:t>
+      </w:r>
+      <w:proofErr w:type="gramEnd"/>
       <w:r>
         <w:rPr>
           <w:rFonts w:ascii="PT Sans" w:hAnsi="PT Sans"/>
           <w:u w:val="single"/>
           <w:lang w:val="en-US"/>
         </w:rPr>
-        <w:t>issued_division</w:t>
+        <w:t>.</w:t>
       </w:r>
       <w:r>
         <w:rPr>
@@ -187,41 +178,42 @@
           <w:u w:val="single"/>
           <w:lang w:val="en-US"/>
         </w:rPr>
-        <w:t>.branch.organization</w:t>
-      </w:r>
-      <w:proofErr w:type="spellEnd"/>
+        <w:t>issued_</w:t>
+      </w:r>
+      <w:proofErr w:type="gramStart"/>
       <w:r>
         <w:rPr>
           <w:rFonts w:ascii="PT Sans" w:hAnsi="PT Sans"/>
           <w:u w:val="single"/>
           <w:lang w:val="en-US"/>
         </w:rPr>
-        <w:t xml:space="preserve"> }} {{ </w:t>
-      </w:r>
-      <w:proofErr w:type="spellStart"/>
+        <w:t>division</w:t>
+      </w:r>
       <w:r>
         <w:rPr>
           <w:rFonts w:ascii="PT Sans" w:hAnsi="PT Sans"/>
           <w:u w:val="single"/>
           <w:lang w:val="en-US"/>
         </w:rPr>
-        <w:t>protocol.</w:t>
-      </w:r>
+        <w:t>.branch</w:t>
+      </w:r>
+      <w:proofErr w:type="gramEnd"/>
       <w:r>
         <w:rPr>
           <w:rFonts w:ascii="PT Sans" w:hAnsi="PT Sans"/>
           <w:u w:val="single"/>
           <w:lang w:val="en-US"/>
         </w:rPr>
-        <w:t>issued_division</w:t>
-      </w:r>
+        <w:t>.</w:t>
+      </w:r>
+      <w:proofErr w:type="gramStart"/>
       <w:r>
         <w:rPr>
           <w:rFonts w:ascii="PT Sans" w:hAnsi="PT Sans"/>
           <w:u w:val="single"/>
           <w:lang w:val="en-US"/>
         </w:rPr>
-        <w:t>.branch</w:t>
+        <w:t>organization</w:t>
       </w:r>
       <w:proofErr w:type="spellEnd"/>
       <w:r>
@@ -230,42 +222,148 @@
           <w:u w:val="single"/>
           <w:lang w:val="en-US"/>
         </w:rPr>
-        <w:t xml:space="preserve"> }} </w:t>
-      </w:r>
+        <w:t xml:space="preserve"> }</w:t>
+      </w:r>
+      <w:proofErr w:type="gramEnd"/>
       <w:r>
         <w:rPr>
           <w:rFonts w:ascii="PT Sans" w:hAnsi="PT Sans"/>
           <w:u w:val="single"/>
           <w:lang w:val="en-US"/>
         </w:rPr>
-        <w:br/>
-        <w:t xml:space="preserve">{{ </w:t>
-      </w:r>
-      <w:proofErr w:type="spellStart"/>
+        <w:t xml:space="preserve">} </w:t>
+      </w:r>
+      <w:proofErr w:type="gramStart"/>
       <w:r>
         <w:rPr>
           <w:rFonts w:ascii="PT Sans" w:hAnsi="PT Sans"/>
           <w:u w:val="single"/>
           <w:lang w:val="en-US"/>
         </w:rPr>
-        <w:t>protocol.</w:t>
-      </w:r>
+        <w:t xml:space="preserve">{{ </w:t>
+      </w:r>
+      <w:proofErr w:type="spellStart"/>
       <w:r>
         <w:rPr>
           <w:rFonts w:ascii="PT Sans" w:hAnsi="PT Sans"/>
           <w:u w:val="single"/>
           <w:lang w:val="en-US"/>
         </w:rPr>
-        <w:t>issued_division</w:t>
-      </w:r>
-      <w:proofErr w:type="spellEnd"/>
+        <w:t>protocol</w:t>
+      </w:r>
+      <w:proofErr w:type="gramEnd"/>
       <w:r>
         <w:rPr>
           <w:rFonts w:ascii="PT Sans" w:hAnsi="PT Sans"/>
           <w:u w:val="single"/>
           <w:lang w:val="en-US"/>
         </w:rPr>
-        <w:t xml:space="preserve"> }}</w:t>
+        <w:t>.</w:t>
+      </w:r>
+      <w:r>
+        <w:rPr>
+          <w:rFonts w:ascii="PT Sans" w:hAnsi="PT Sans"/>
+          <w:u w:val="single"/>
+          <w:lang w:val="en-US"/>
+        </w:rPr>
+        <w:t>issued_</w:t>
+      </w:r>
+      <w:proofErr w:type="gramStart"/>
+      <w:r>
+        <w:rPr>
+          <w:rFonts w:ascii="PT Sans" w:hAnsi="PT Sans"/>
+          <w:u w:val="single"/>
+          <w:lang w:val="en-US"/>
+        </w:rPr>
+        <w:t>division</w:t>
+      </w:r>
+      <w:r>
+        <w:rPr>
+          <w:rFonts w:ascii="PT Sans" w:hAnsi="PT Sans"/>
+          <w:u w:val="single"/>
+          <w:lang w:val="en-US"/>
+        </w:rPr>
+        <w:t>.branch</w:t>
+      </w:r>
+      <w:proofErr w:type="spellEnd"/>
+      <w:proofErr w:type="gramEnd"/>
+      <w:r>
+        <w:rPr>
+          <w:rFonts w:ascii="PT Sans" w:hAnsi="PT Sans"/>
+          <w:u w:val="single"/>
+          <w:lang w:val="en-US"/>
+        </w:rPr>
+        <w:t xml:space="preserve"> }} </w:t>
+      </w:r>
+      <w:r>
+        <w:rPr>
+          <w:rFonts w:ascii="PT Sans" w:hAnsi="PT Sans"/>
+          <w:u w:val="single"/>
+          <w:lang w:val="en-US"/>
+        </w:rPr>
+        <w:br/>
+      </w:r>
+      <w:proofErr w:type="gramStart"/>
+      <w:r>
+        <w:rPr>
+          <w:rFonts w:ascii="PT Sans" w:hAnsi="PT Sans"/>
+          <w:u w:val="single"/>
+          <w:lang w:val="en-US"/>
+        </w:rPr>
+        <w:t xml:space="preserve">{{ </w:t>
+      </w:r>
+      <w:proofErr w:type="spellStart"/>
+      <w:r>
+        <w:rPr>
+          <w:rFonts w:ascii="PT Sans" w:hAnsi="PT Sans"/>
+          <w:u w:val="single"/>
+          <w:lang w:val="en-US"/>
+        </w:rPr>
+        <w:t>protocol</w:t>
+      </w:r>
+      <w:proofErr w:type="gramEnd"/>
+      <w:r>
+        <w:rPr>
+          <w:rFonts w:ascii="PT Sans" w:hAnsi="PT Sans"/>
+          <w:u w:val="single"/>
+          <w:lang w:val="en-US"/>
+        </w:rPr>
+        <w:t>.</w:t>
+      </w:r>
+      <w:r>
+        <w:rPr>
+          <w:rFonts w:ascii="PT Sans" w:hAnsi="PT Sans"/>
+          <w:u w:val="single"/>
+          <w:lang w:val="en-US"/>
+        </w:rPr>
+        <w:t>issued_</w:t>
+      </w:r>
+      <w:proofErr w:type="gramStart"/>
+      <w:r>
+        <w:rPr>
+          <w:rFonts w:ascii="PT Sans" w:hAnsi="PT Sans"/>
+          <w:u w:val="single"/>
+          <w:lang w:val="en-US"/>
+        </w:rPr>
+        <w:t>division</w:t>
+      </w:r>
+      <w:proofErr w:type="spellEnd"/>
+      <w:r>
+        <w:rPr>
+          <w:rFonts w:ascii="PT Sans" w:hAnsi="PT Sans"/>
+          <w:u w:val="single"/>
+          <w:lang w:val="en-US"/>
+        </w:rPr>
+        <w:t xml:space="preserve"> }</w:t>
+      </w:r>
+      <w:proofErr w:type="gramEnd"/>
+      <w:r>
+        <w:rPr>
+          <w:rFonts w:ascii="PT Sans" w:hAnsi="PT Sans"/>
+          <w:u w:val="single"/>
+          <w:lang w:val="en-US"/>
+        </w:rPr>
+        <w:t>}</w:t>
       </w:r>
     </w:p>
     <w:p>
@@ -365,6 +463,7 @@
           <w:lang w:val="en-US"/>
         </w:rPr>
       </w:pPr>
+      <w:proofErr w:type="gramStart"/>
       <w:r>
         <w:rPr>
           <w:rFonts w:ascii="PT Sans" w:hAnsi="PT Sans"/>
@@ -379,9 +478,26 @@
           <w:rFonts w:ascii="PT Sans" w:hAnsi="PT Sans"/>
           <w:lang w:val="en-US"/>
         </w:rPr>
-        <w:t>protocol.prot_date.strftime</w:t>
+        <w:t>protocol</w:t>
+      </w:r>
+      <w:proofErr w:type="gramEnd"/>
+      <w:r>
+        <w:rPr>
+          <w:rFonts w:ascii="PT Sans" w:hAnsi="PT Sans"/>
+          <w:lang w:val="en-US"/>
+        </w:rPr>
+        <w:t>.prot_</w:t>
+      </w:r>
+      <w:proofErr w:type="gramStart"/>
+      <w:r>
+        <w:rPr>
+          <w:rFonts w:ascii="PT Sans" w:hAnsi="PT Sans"/>
+          <w:lang w:val="en-US"/>
+        </w:rPr>
+        <w:t>date.strftime</w:t>
       </w:r>
       <w:proofErr w:type="spellEnd"/>
+      <w:proofErr w:type="gramEnd"/>
       <w:r>
         <w:rPr>
           <w:rFonts w:ascii="PT Sans" w:hAnsi="PT Sans"/>
@@ -403,7 +519,15 @@
           <w:rFonts w:ascii="PT Sans" w:hAnsi="PT Sans"/>
           <w:lang w:val="en-US"/>
         </w:rPr>
-        <w:t>")</w:t>
+        <w:t>"</w:t>
+      </w:r>
+      <w:proofErr w:type="gramStart"/>
+      <w:r>
+        <w:rPr>
+          <w:rFonts w:ascii="PT Sans" w:hAnsi="PT Sans"/>
+          <w:lang w:val="en-US"/>
+        </w:rPr>
+        <w:t>)</w:t>
       </w:r>
       <w:r>
         <w:rPr>
@@ -418,7 +542,16 @@
           <w:szCs w:val="20"/>
           <w:lang w:val="en-US"/>
         </w:rPr>
-        <w:t>}}</w:t>
+        <w:t>}</w:t>
+      </w:r>
+      <w:proofErr w:type="gramEnd"/>
+      <w:r>
+        <w:rPr>
+          <w:rFonts w:ascii="PT Sans" w:hAnsi="PT Sans"/>
+          <w:szCs w:val="20"/>
+          <w:lang w:val="en-US"/>
+        </w:rPr>
+        <w:t>}</w:t>
       </w:r>
     </w:p>
     <w:p>
@@ -429,13 +562,7 @@
           <w:szCs w:val="20"/>
         </w:rPr>
       </w:pPr>
-      <w:r>
-        <w:rPr>
-          <w:rFonts w:ascii="PT Sans" w:hAnsi="PT Sans"/>
-          <w:szCs w:val="20"/>
-        </w:rPr>
-        <w:t xml:space="preserve">В соответствии с распоряжением руководителя </w:t>
-      </w:r>
+      <w:proofErr w:type="gramStart"/>
       <w:r>
         <w:rPr>
           <w:rFonts w:ascii="PT Sans" w:hAnsi="PT Sans"/>
@@ -451,6 +578,7 @@
         </w:rPr>
         <w:t>protocol</w:t>
       </w:r>
+      <w:proofErr w:type="gramEnd"/>
       <w:r>
         <w:rPr>
           <w:rFonts w:ascii="PT Sans" w:hAnsi="PT Sans"/>
@@ -458,111 +586,70 @@
         </w:rPr>
         <w:t>.</w:t>
       </w:r>
+      <w:proofErr w:type="gramStart"/>
       <w:r>
         <w:rPr>
           <w:rFonts w:ascii="PT Sans" w:hAnsi="PT Sans"/>
           <w:u w:val="single"/>
           <w:lang w:val="en-US"/>
         </w:rPr>
-        <w:t>issued</w:t>
+        <w:t>order</w:t>
       </w:r>
       <w:r>
         <w:rPr>
           <w:rFonts w:ascii="PT Sans" w:hAnsi="PT Sans"/>
           <w:u w:val="single"/>
         </w:rPr>
-        <w:t>_</w:t>
-      </w:r>
+        <w:t>.</w:t>
+      </w:r>
+      <w:proofErr w:type="spellStart"/>
       <w:r>
         <w:rPr>
           <w:rFonts w:ascii="PT Sans" w:hAnsi="PT Sans"/>
           <w:u w:val="single"/>
           <w:lang w:val="en-US"/>
         </w:rPr>
-        <w:t>division</w:t>
-      </w:r>
+        <w:t>prot</w:t>
+      </w:r>
+      <w:proofErr w:type="spellEnd"/>
+      <w:proofErr w:type="gramEnd"/>
       <w:r>
         <w:rPr>
           <w:rFonts w:ascii="PT Sans" w:hAnsi="PT Sans"/>
           <w:u w:val="single"/>
         </w:rPr>
-        <w:t xml:space="preserve"> }}</w:t>
-      </w:r>
+        <w:t>_</w:t>
+      </w:r>
+      <w:proofErr w:type="gramStart"/>
       <w:r>
         <w:rPr>
           <w:rFonts w:ascii="PT Sans" w:hAnsi="PT Sans"/>
-          <w:szCs w:val="20"/>
-        </w:rPr>
-        <w:t xml:space="preserve"> от «</w:t>
+          <w:u w:val="single"/>
+          <w:lang w:val="en-US"/>
+        </w:rPr>
+        <w:t>str</w:t>
       </w:r>
       <w:r>
         <w:rPr>
           <w:rFonts w:ascii="PT Sans" w:hAnsi="PT Sans"/>
-          <w:szCs w:val="20"/>
           <w:u w:val="single"/>
         </w:rPr>
-        <w:t>2</w:t>
+        <w:t>()</w:t>
       </w:r>
       <w:r>
         <w:rPr>
           <w:rFonts w:ascii="PT Sans" w:hAnsi="PT Sans"/>
-          <w:szCs w:val="20"/>
           <w:u w:val="single"/>
         </w:rPr>
-        <w:t>8</w:t>
-      </w:r>
+        <w:t xml:space="preserve"> }</w:t>
+      </w:r>
+      <w:proofErr w:type="gramEnd"/>
       <w:r>
         <w:rPr>
           <w:rFonts w:ascii="PT Sans" w:hAnsi="PT Sans"/>
-          <w:szCs w:val="20"/>
-        </w:rPr>
-        <w:t xml:space="preserve">» </w:t>
-      </w:r>
-      <w:r>
-        <w:rPr>
-          <w:rFonts w:ascii="PT Sans" w:hAnsi="PT Sans"/>
-          <w:szCs w:val="20"/>
           <w:u w:val="single"/>
         </w:rPr>
-        <w:t>декабря</w:t>
-      </w:r>
-      <w:r>
-        <w:rPr>
-          <w:rFonts w:ascii="PT Sans" w:hAnsi="PT Sans"/>
-          <w:szCs w:val="20"/>
-        </w:rPr>
-        <w:t xml:space="preserve"> 20</w:t>
-      </w:r>
-      <w:r>
-        <w:rPr>
-          <w:rFonts w:ascii="PT Sans" w:hAnsi="PT Sans"/>
-          <w:szCs w:val="20"/>
-          <w:u w:val="single"/>
-        </w:rPr>
-        <w:t>2</w:t>
-      </w:r>
-      <w:r>
-        <w:rPr>
-          <w:rFonts w:ascii="PT Sans" w:hAnsi="PT Sans"/>
-          <w:szCs w:val="20"/>
-          <w:u w:val="single"/>
-        </w:rPr>
-        <w:t>4</w:t>
-      </w:r>
-      <w:r>
-        <w:rPr>
-          <w:rFonts w:ascii="PT Sans" w:hAnsi="PT Sans"/>
-          <w:szCs w:val="20"/>
-        </w:rPr>
-        <w:t xml:space="preserve">г. № </w:t>
-      </w:r>
-      <w:r>
-        <w:rPr>
-          <w:rFonts w:ascii="PT Sans" w:hAnsi="PT Sans"/>
-          <w:szCs w:val="20"/>
-          <w:u w:val="single"/>
-        </w:rPr>
-        <w:t>55</w:t>
+        <w:t>}</w:t>
       </w:r>
     </w:p>
     <w:p>
@@ -619,6 +706,7 @@
         </w:rPr>
         <w:t xml:space="preserve">председателя: </w:t>
       </w:r>
+      <w:proofErr w:type="gramStart"/>
       <w:r>
         <w:rPr>
           <w:rFonts w:ascii="PT Sans" w:hAnsi="PT Sans" w:cs="Franklin Gothic Book"/>
@@ -632,6 +720,7 @@
         </w:rPr>
         <w:t>protocol</w:t>
       </w:r>
+      <w:proofErr w:type="gramEnd"/>
       <w:r>
         <w:rPr>
           <w:rFonts w:ascii="PT Sans" w:hAnsi="PT Sans" w:cs="Franklin Gothic Book"/>
@@ -639,6 +728,7 @@
         <w:t>.</w:t>
       </w:r>
       <w:proofErr w:type="spellStart"/>
+      <w:proofErr w:type="gramStart"/>
       <w:r>
         <w:rPr>
           <w:rFonts w:ascii="PT Sans" w:hAnsi="PT Sans" w:cs="Franklin Gothic Book"/>
@@ -656,7 +746,14 @@
         <w:rPr>
           <w:rFonts w:ascii="PT Sans" w:hAnsi="PT Sans" w:cs="Franklin Gothic Book"/>
         </w:rPr>
-        <w:t>}}</w:t>
+        <w:t>}</w:t>
+      </w:r>
+      <w:proofErr w:type="gramEnd"/>
+      <w:r>
+        <w:rPr>
+          <w:rFonts w:ascii="PT Sans" w:hAnsi="PT Sans" w:cs="Franklin Gothic Book"/>
+        </w:rPr>
+        <w:t>}</w:t>
       </w:r>
     </w:p>
     <w:p>
@@ -677,7 +774,23 @@
           <w:sz w:val="20"/>
           <w:szCs w:val="20"/>
         </w:rPr>
-        <w:t xml:space="preserve"> (Ф.И.О., должность)</w:t>
+        <w:t>(</w:t>
+      </w:r>
+      <w:r>
+        <w:rPr>
+          <w:rFonts w:ascii="PT Sans" w:hAnsi="PT Sans" w:cs="Franklin Gothic Book"/>
+          <w:sz w:val="20"/>
+          <w:szCs w:val="20"/>
+        </w:rPr>
+        <w:t>И.О. Фамилия</w:t>
+      </w:r>
+      <w:r>
+        <w:rPr>
+          <w:rFonts w:ascii="PT Sans" w:hAnsi="PT Sans" w:cs="Franklin Gothic Book"/>
+          <w:sz w:val="20"/>
+          <w:szCs w:val="20"/>
+        </w:rPr>
+        <w:t>, должность)</w:t>
       </w:r>
     </w:p>
     <w:p>
@@ -687,7 +800,6 @@
         </w:pBdr>
         <w:rPr>
           <w:rFonts w:ascii="PT Sans" w:hAnsi="PT Sans" w:cs="Franklin Gothic Book"/>
-          <w:lang w:val="en-US"/>
         </w:rPr>
       </w:pPr>
       <w:r>
@@ -699,7 +811,6 @@
       <w:r>
         <w:rPr>
           <w:rFonts w:ascii="PT Sans" w:hAnsi="PT Sans" w:cs="Franklin Gothic Book"/>
-          <w:lang w:val="en-US"/>
         </w:rPr>
         <w:t xml:space="preserve"> </w:t>
       </w:r>
@@ -712,14 +823,12 @@
       <w:r>
         <w:rPr>
           <w:rFonts w:ascii="PT Sans" w:hAnsi="PT Sans" w:cs="Franklin Gothic Book"/>
-          <w:lang w:val="en-US"/>
         </w:rPr>
         <w:t xml:space="preserve">: </w:t>
       </w:r>
       <w:r>
         <w:rPr>
           <w:rFonts w:ascii="PT Sans" w:hAnsi="PT Sans" w:cs="Franklin Gothic Book"/>
-          <w:lang w:val="en-US"/>
         </w:rPr>
         <w:t xml:space="preserve">{% </w:t>
       </w:r>
@@ -733,7 +842,6 @@
       <w:r>
         <w:rPr>
           <w:rFonts w:ascii="PT Sans" w:hAnsi="PT Sans" w:cs="Franklin Gothic Book"/>
-          <w:lang w:val="en-US"/>
         </w:rPr>
         <w:t xml:space="preserve"> </w:t>
       </w:r>
@@ -747,7 +855,6 @@
       <w:r>
         <w:rPr>
           <w:rFonts w:ascii="PT Sans" w:hAnsi="PT Sans" w:cs="Franklin Gothic Book"/>
-          <w:lang w:val="en-US"/>
         </w:rPr>
         <w:t xml:space="preserve"> </w:t>
       </w:r>
@@ -761,11 +868,10 @@
       <w:r>
         <w:rPr>
           <w:rFonts w:ascii="PT Sans" w:hAnsi="PT Sans" w:cs="Franklin Gothic Book"/>
-          <w:lang w:val="en-US"/>
         </w:rPr>
         <w:t xml:space="preserve"> </w:t>
       </w:r>
-      <w:proofErr w:type="spellStart"/>
+      <w:proofErr w:type="gramStart"/>
       <w:r>
         <w:rPr>
           <w:rFonts w:ascii="PT Sans" w:hAnsi="PT Sans" w:cs="Franklin Gothic Book"/>
@@ -776,7 +882,6 @@
       <w:r>
         <w:rPr>
           <w:rFonts w:ascii="PT Sans" w:hAnsi="PT Sans" w:cs="Franklin Gothic Book"/>
-          <w:lang w:val="en-US"/>
         </w:rPr>
         <w:t>.</w:t>
       </w:r>
@@ -790,7 +895,6 @@
       <w:r>
         <w:rPr>
           <w:rFonts w:ascii="PT Sans" w:hAnsi="PT Sans" w:cs="Franklin Gothic Book"/>
-          <w:lang w:val="en-US"/>
         </w:rPr>
         <w:t>.</w:t>
       </w:r>
@@ -801,18 +905,22 @@
         </w:rPr>
         <w:t>all</w:t>
       </w:r>
-      <w:proofErr w:type="spellEnd"/>
-      <w:r>
-        <w:rPr>
-          <w:rFonts w:ascii="PT Sans" w:hAnsi="PT Sans" w:cs="Franklin Gothic Book"/>
-          <w:lang w:val="en-US"/>
-        </w:rPr>
-        <w:t>()</w:t>
-      </w:r>
-      <w:r>
-        <w:rPr>
-          <w:rFonts w:ascii="PT Sans" w:hAnsi="PT Sans" w:cs="Franklin Gothic Book"/>
-          <w:lang w:val="en-US"/>
+      <w:r>
+        <w:rPr>
+          <w:rFonts w:ascii="PT Sans" w:hAnsi="PT Sans" w:cs="Franklin Gothic Book"/>
+        </w:rPr>
+        <w:t>(</w:t>
+      </w:r>
+      <w:proofErr w:type="gramEnd"/>
+      <w:r>
+        <w:rPr>
+          <w:rFonts w:ascii="PT Sans" w:hAnsi="PT Sans" w:cs="Franklin Gothic Book"/>
+        </w:rPr>
+        <w:t>)</w:t>
+      </w:r>
+      <w:r>
+        <w:rPr>
+          <w:rFonts w:ascii="PT Sans" w:hAnsi="PT Sans" w:cs="Franklin Gothic Book"/>
         </w:rPr>
         <w:t xml:space="preserve"> %}</w:t>
       </w:r>
@@ -821,13 +929,12 @@
       <w:pPr>
         <w:rPr>
           <w:rFonts w:ascii="PT Sans" w:hAnsi="PT Sans" w:cs="Franklin Gothic Book"/>
-          <w:lang w:val="en-US"/>
-        </w:rPr>
-      </w:pPr>
-      <w:r>
-        <w:rPr>
-          <w:rFonts w:ascii="PT Sans" w:hAnsi="PT Sans" w:cs="Franklin Gothic Book"/>
-          <w:lang w:val="en-US"/>
+        </w:rPr>
+      </w:pPr>
+      <w:proofErr w:type="gramStart"/>
+      <w:r>
+        <w:rPr>
+          <w:rFonts w:ascii="PT Sans" w:hAnsi="PT Sans" w:cs="Franklin Gothic Book"/>
         </w:rPr>
         <w:t xml:space="preserve">{{ </w:t>
       </w:r>
@@ -838,10 +945,10 @@
         </w:rPr>
         <w:t>member</w:t>
       </w:r>
-      <w:r>
-        <w:rPr>
-          <w:rFonts w:ascii="PT Sans" w:hAnsi="PT Sans" w:cs="Franklin Gothic Book"/>
-          <w:lang w:val="en-US"/>
+      <w:proofErr w:type="gramEnd"/>
+      <w:r>
+        <w:rPr>
+          <w:rFonts w:ascii="PT Sans" w:hAnsi="PT Sans" w:cs="Franklin Gothic Book"/>
         </w:rPr>
         <w:t xml:space="preserve"> }}</w:t>
       </w:r>
@@ -856,7 +963,6 @@
           <w:rFonts w:ascii="PT Sans" w:hAnsi="PT Sans" w:cs="Franklin Gothic Book"/>
           <w:sz w:val="22"/>
           <w:szCs w:val="22"/>
-          <w:lang w:val="en-US"/>
         </w:rPr>
       </w:pPr>
       <w:r>
@@ -864,9 +970,8 @@
           <w:rFonts w:ascii="PT Sans" w:hAnsi="PT Sans" w:cs="Franklin Gothic Book"/>
           <w:sz w:val="20"/>
           <w:szCs w:val="20"/>
-          <w:lang w:val="en-US"/>
-        </w:rPr>
-        <w:t xml:space="preserve"> (</w:t>
+        </w:rPr>
+        <w:t>(</w:t>
       </w:r>
       <w:r>
         <w:rPr>
@@ -874,14 +979,13 @@
           <w:sz w:val="20"/>
           <w:szCs w:val="20"/>
         </w:rPr>
-        <w:t>Ф</w:t>
+        <w:t>И</w:t>
       </w:r>
       <w:r>
         <w:rPr>
           <w:rFonts w:ascii="PT Sans" w:hAnsi="PT Sans" w:cs="Franklin Gothic Book"/>
           <w:sz w:val="20"/>
           <w:szCs w:val="20"/>
-          <w:lang w:val="en-US"/>
         </w:rPr>
         <w:t>.</w:t>
       </w:r>
@@ -891,16 +995,15 @@
           <w:sz w:val="20"/>
           <w:szCs w:val="20"/>
         </w:rPr>
-        <w:t>И</w:t>
+        <w:t>О</w:t>
       </w:r>
       <w:r>
         <w:rPr>
           <w:rFonts w:ascii="PT Sans" w:hAnsi="PT Sans" w:cs="Franklin Gothic Book"/>
           <w:sz w:val="20"/>
           <w:szCs w:val="20"/>
-          <w:lang w:val="en-US"/>
-        </w:rPr>
-        <w:t>.</w:t>
+        </w:rPr>
+        <w:t xml:space="preserve">. </w:t>
       </w:r>
       <w:r>
         <w:rPr>
@@ -908,17 +1011,17 @@
           <w:sz w:val="20"/>
           <w:szCs w:val="20"/>
         </w:rPr>
-        <w:t>О</w:t>
+        <w:t>Фамилия</w:t>
       </w:r>
       <w:r>
         <w:rPr>
           <w:rFonts w:ascii="PT Sans" w:hAnsi="PT Sans" w:cs="Franklin Gothic Book"/>
           <w:sz w:val="20"/>
           <w:szCs w:val="20"/>
-          <w:lang w:val="en-US"/>
-        </w:rPr>
-        <w:t xml:space="preserve">., </w:t>
-      </w:r>
+        </w:rPr>
+        <w:t xml:space="preserve">, </w:t>
+      </w:r>
+      <w:proofErr w:type="gramStart"/>
       <w:r>
         <w:rPr>
           <w:rFonts w:ascii="PT Sans" w:hAnsi="PT Sans" w:cs="Franklin Gothic Book"/>
@@ -932,16 +1035,21 @@
           <w:rFonts w:ascii="PT Sans" w:hAnsi="PT Sans" w:cs="Franklin Gothic Book"/>
           <w:sz w:val="20"/>
           <w:szCs w:val="20"/>
-          <w:lang w:val="en-US"/>
         </w:rPr>
         <w:t>)</w:t>
       </w:r>
       <w:r>
         <w:rPr>
           <w:rFonts w:ascii="PT Sans" w:hAnsi="PT Sans" w:cs="Franklin Gothic Book"/>
-          <w:lang w:val="en-US"/>
-        </w:rPr>
-        <w:t xml:space="preserve">{% </w:t>
+        </w:rPr>
+        <w:t>{</w:t>
+      </w:r>
+      <w:proofErr w:type="gramEnd"/>
+      <w:r>
+        <w:rPr>
+          <w:rFonts w:ascii="PT Sans" w:hAnsi="PT Sans" w:cs="Franklin Gothic Book"/>
+        </w:rPr>
+        <w:t xml:space="preserve">% </w:t>
       </w:r>
       <w:proofErr w:type="spellStart"/>
       <w:r>
@@ -955,7 +1063,6 @@
       <w:r>
         <w:rPr>
           <w:rFonts w:ascii="PT Sans" w:hAnsi="PT Sans" w:cs="Franklin Gothic Book"/>
-          <w:lang w:val="en-US"/>
         </w:rPr>
         <w:t xml:space="preserve"> %}</w:t>
       </w:r>
@@ -975,7 +1082,41 @@
           <w:color w:val="000000" w:themeColor="text1"/>
           <w:u w:val="single"/>
         </w:rPr>
-        <w:t>провела проверку знаний требований охраны труда работников по программе обучения:</w:t>
+        <w:t>провела проверку знаний требований охраны труда работников по программ</w:t>
+      </w:r>
+      <w:r>
+        <w:rPr>
+          <w:rFonts w:ascii="PT Sans" w:hAnsi="PT Sans" w:cs="Franklin Gothic Book"/>
+          <w:color w:val="000000" w:themeColor="text1"/>
+          <w:u w:val="single"/>
+        </w:rPr>
+        <w:t>е(</w:t>
+      </w:r>
+      <w:proofErr w:type="spellStart"/>
+      <w:r>
+        <w:rPr>
+          <w:rFonts w:ascii="PT Sans" w:hAnsi="PT Sans" w:cs="Franklin Gothic Book"/>
+          <w:color w:val="000000" w:themeColor="text1"/>
+          <w:u w:val="single"/>
+        </w:rPr>
+        <w:t>ам</w:t>
+      </w:r>
+      <w:proofErr w:type="spellEnd"/>
+      <w:r>
+        <w:rPr>
+          <w:rFonts w:ascii="PT Sans" w:hAnsi="PT Sans" w:cs="Franklin Gothic Book"/>
+          <w:color w:val="000000" w:themeColor="text1"/>
+          <w:u w:val="single"/>
+        </w:rPr>
+        <w:t>)</w:t>
+      </w:r>
+      <w:r>
+        <w:rPr>
+          <w:rFonts w:ascii="PT Sans" w:hAnsi="PT Sans" w:cs="Franklin Gothic Book"/>
+          <w:color w:val="000000" w:themeColor="text1"/>
+          <w:u w:val="single"/>
+        </w:rPr>
+        <w:t>:</w:t>
       </w:r>
     </w:p>
     <w:p>
@@ -1000,6 +1141,7 @@
         <w:t xml:space="preserve">{% for program in </w:t>
       </w:r>
       <w:proofErr w:type="spellStart"/>
+      <w:proofErr w:type="gramStart"/>
       <w:r>
         <w:rPr>
           <w:rFonts w:ascii="PT Sans" w:hAnsi="PT Sans" w:cs="Franklin Gothic Book"/>
@@ -1035,8 +1177,9 @@
           <w:u w:val="single"/>
           <w:lang w:val="en-US"/>
         </w:rPr>
-        <w:t>() %}</w:t>
-      </w:r>
+        <w:t>(</w:t>
+      </w:r>
+      <w:proofErr w:type="gramEnd"/>
       <w:r>
         <w:rPr>
           <w:rFonts w:ascii="PT Sans" w:hAnsi="PT Sans" w:cs="Franklin Gothic Book"/>
@@ -1044,8 +1187,9 @@
           <w:u w:val="single"/>
           <w:lang w:val="en-US"/>
         </w:rPr>
-        <w:t xml:space="preserve">{{ </w:t>
-      </w:r>
+        <w:t xml:space="preserve">) </w:t>
+      </w:r>
+      <w:proofErr w:type="gramStart"/>
       <w:r>
         <w:rPr>
           <w:rFonts w:ascii="PT Sans" w:hAnsi="PT Sans" w:cs="Franklin Gothic Book"/>
@@ -1053,7 +1197,7 @@
           <w:u w:val="single"/>
           <w:lang w:val="en-US"/>
         </w:rPr>
-        <w:t>program</w:t>
+        <w:t>%}</w:t>
       </w:r>
       <w:r>
         <w:rPr>
@@ -1062,7 +1206,7 @@
           <w:u w:val="single"/>
           <w:lang w:val="en-US"/>
         </w:rPr>
-        <w:t>.</w:t>
+        <w:t xml:space="preserve">{{ </w:t>
       </w:r>
       <w:r>
         <w:rPr>
@@ -1071,7 +1215,7 @@
           <w:u w:val="single"/>
           <w:lang w:val="en-US"/>
         </w:rPr>
-        <w:t>name</w:t>
+        <w:t>program</w:t>
       </w:r>
       <w:r>
         <w:rPr>
@@ -1080,6 +1224,25 @@
           <w:u w:val="single"/>
           <w:lang w:val="en-US"/>
         </w:rPr>
+        <w:t>.</w:t>
+      </w:r>
+      <w:r>
+        <w:rPr>
+          <w:rFonts w:ascii="PT Sans" w:hAnsi="PT Sans" w:cs="Franklin Gothic Book"/>
+          <w:color w:val="000000" w:themeColor="text1"/>
+          <w:u w:val="single"/>
+          <w:lang w:val="en-US"/>
+        </w:rPr>
+        <w:t>name</w:t>
+      </w:r>
+      <w:proofErr w:type="gramEnd"/>
+      <w:r>
+        <w:rPr>
+          <w:rFonts w:ascii="PT Sans" w:hAnsi="PT Sans" w:cs="Franklin Gothic Book"/>
+          <w:color w:val="000000" w:themeColor="text1"/>
+          <w:u w:val="single"/>
+          <w:lang w:val="en-US"/>
+        </w:rPr>
         <w:t xml:space="preserve"> }}</w:t>
       </w:r>
     </w:p>
@@ -1139,8 +1302,9 @@
         <w:rPr>
           <w:rFonts w:ascii="PT Sans" w:hAnsi="PT Sans" w:cs="Franklin Gothic Book"/>
         </w:rPr>
-        <w:t xml:space="preserve">                                                        </w:t>
-      </w:r>
+        <w:t xml:space="preserve"> </w:t>
+      </w:r>
+      <w:proofErr w:type="gramStart"/>
       <w:r>
         <w:rPr>
           <w:rFonts w:ascii="PT Sans" w:hAnsi="PT Sans" w:cs="Franklin Gothic Book"/>
@@ -1160,12 +1324,14 @@
         </w:rPr>
         <w:t>program</w:t>
       </w:r>
+      <w:proofErr w:type="gramEnd"/>
       <w:r>
         <w:rPr>
           <w:rFonts w:ascii="PT Sans" w:hAnsi="PT Sans" w:cs="Franklin Gothic Book"/>
         </w:rPr>
         <w:t>.</w:t>
       </w:r>
+      <w:proofErr w:type="gramStart"/>
       <w:r>
         <w:rPr>
           <w:rFonts w:ascii="PT Sans" w:hAnsi="PT Sans" w:cs="Franklin Gothic Book"/>
@@ -1179,214 +1345,201 @@
         </w:rPr>
         <w:t xml:space="preserve"> }}</w:t>
       </w:r>
-    </w:p>
-    <w:p>
-      <w:pPr>
-        <w:pBdr>
-          <w:top w:val="single" w:sz="4" w:space="3" w:color="auto"/>
-        </w:pBdr>
-        <w:jc w:val="center"/>
-        <w:rPr>
-          <w:rFonts w:ascii="PT Sans" w:hAnsi="PT Sans" w:cs="Franklin Gothic Book"/>
-          <w:sz w:val="20"/>
-          <w:szCs w:val="20"/>
-        </w:rPr>
-      </w:pPr>
-      <w:r>
-        <w:rPr>
-          <w:rFonts w:ascii="PT Sans" w:hAnsi="PT Sans" w:cs="Franklin Gothic Book"/>
-          <w:sz w:val="20"/>
-          <w:szCs w:val="20"/>
-        </w:rPr>
-        <w:t>(</w:t>
-      </w:r>
-      <w:r>
-        <w:rPr>
-          <w:rFonts w:ascii="PT Sans" w:hAnsi="PT Sans" w:cs="Franklin Gothic Book"/>
-          <w:sz w:val="20"/>
-          <w:szCs w:val="20"/>
-        </w:rPr>
-        <w:t>количество</w:t>
-      </w:r>
-      <w:r>
-        <w:rPr>
-          <w:rFonts w:ascii="PT Sans" w:hAnsi="PT Sans" w:cs="Franklin Gothic Book"/>
-          <w:sz w:val="20"/>
-          <w:szCs w:val="20"/>
+      <w:r>
+        <w:rPr>
+          <w:rFonts w:ascii="PT Sans" w:hAnsi="PT Sans" w:cs="Franklin Gothic Book"/>
+        </w:rPr>
+        <w:t>ч</w:t>
+      </w:r>
+      <w:proofErr w:type="gramEnd"/>
+      <w:r>
+        <w:rPr>
+          <w:rFonts w:ascii="PT Sans" w:hAnsi="PT Sans" w:cs="Franklin Gothic Book"/>
+        </w:rPr>
+        <w:t xml:space="preserve">, </w:t>
+      </w:r>
+      <w:r>
+        <w:rPr>
+          <w:rFonts w:ascii="PT Sans" w:hAnsi="PT Sans" w:cs="Franklin Gothic Book"/>
+        </w:rPr>
+        <w:t>утвержденной</w:t>
+      </w:r>
+      <w:r>
+        <w:rPr>
+          <w:rFonts w:ascii="PT Sans" w:hAnsi="PT Sans" w:cs="Franklin Gothic Book"/>
         </w:rPr>
         <w:t xml:space="preserve"> </w:t>
       </w:r>
-      <w:r>
-        <w:rPr>
-          <w:rFonts w:ascii="PT Sans" w:hAnsi="PT Sans" w:cs="Franklin Gothic Book"/>
-          <w:sz w:val="20"/>
-          <w:szCs w:val="20"/>
-        </w:rPr>
-        <w:t>часов</w:t>
-      </w:r>
-      <w:r>
-        <w:rPr>
-          <w:rFonts w:ascii="PT Sans" w:hAnsi="PT Sans" w:cs="Franklin Gothic Book"/>
-          <w:sz w:val="20"/>
-          <w:szCs w:val="20"/>
+      <w:proofErr w:type="gramStart"/>
+      <w:r>
+        <w:rPr>
+          <w:rFonts w:ascii="PT Sans" w:hAnsi="PT Sans" w:cs="Franklin Gothic Book"/>
+        </w:rPr>
+        <w:t xml:space="preserve">{{ </w:t>
+      </w:r>
+      <w:r>
+        <w:rPr>
+          <w:rFonts w:ascii="PT Sans" w:hAnsi="PT Sans" w:cs="Franklin Gothic Book"/>
+          <w:lang w:val="en-US"/>
+        </w:rPr>
+        <w:t>program</w:t>
+      </w:r>
+      <w:proofErr w:type="gramEnd"/>
+      <w:r>
+        <w:rPr>
+          <w:rFonts w:ascii="PT Sans" w:hAnsi="PT Sans" w:cs="Franklin Gothic Book"/>
+        </w:rPr>
+        <w:t>.</w:t>
+      </w:r>
+      <w:proofErr w:type="gramStart"/>
+      <w:r>
+        <w:rPr>
+          <w:rFonts w:ascii="PT Sans" w:hAnsi="PT Sans" w:cs="Franklin Gothic Book"/>
+          <w:lang w:val="en-US"/>
+        </w:rPr>
+        <w:t>approve</w:t>
+      </w:r>
+      <w:r>
+        <w:rPr>
+          <w:rFonts w:ascii="PT Sans" w:hAnsi="PT Sans" w:cs="Franklin Gothic Book"/>
+        </w:rPr>
+        <w:t xml:space="preserve"> }</w:t>
+      </w:r>
+      <w:proofErr w:type="gramEnd"/>
+      <w:r>
+        <w:rPr>
+          <w:rFonts w:ascii="PT Sans" w:hAnsi="PT Sans" w:cs="Franklin Gothic Book"/>
+        </w:rPr>
+        <w:t>}</w:t>
+      </w:r>
+      <w:r>
+        <w:rPr>
+          <w:rFonts w:ascii="PT Sans" w:hAnsi="PT Sans" w:cs="Franklin Gothic Book"/>
+        </w:rPr>
+        <w:t xml:space="preserve"> </w:t>
+      </w:r>
+      <w:proofErr w:type="gramStart"/>
+      <w:r>
+        <w:rPr>
+          <w:rFonts w:ascii="PT Sans" w:hAnsi="PT Sans" w:cs="Franklin Gothic Book"/>
+        </w:rPr>
+        <w:t xml:space="preserve">{{ </w:t>
+      </w:r>
+      <w:r>
+        <w:rPr>
+          <w:rFonts w:ascii="PT Sans" w:hAnsi="PT Sans" w:cs="Franklin Gothic Book"/>
+          <w:lang w:val="en-US"/>
+        </w:rPr>
+        <w:t>program</w:t>
+      </w:r>
+      <w:proofErr w:type="gramEnd"/>
+      <w:r>
+        <w:rPr>
+          <w:rFonts w:ascii="PT Sans" w:hAnsi="PT Sans" w:cs="Franklin Gothic Book"/>
+        </w:rPr>
+        <w:t>.</w:t>
+      </w:r>
+      <w:r>
+        <w:rPr>
+          <w:rFonts w:ascii="PT Sans" w:hAnsi="PT Sans" w:cs="Franklin Gothic Book"/>
+          <w:lang w:val="en-US"/>
+        </w:rPr>
+        <w:t>approval</w:t>
+      </w:r>
+      <w:r>
+        <w:rPr>
+          <w:rFonts w:ascii="PT Sans" w:hAnsi="PT Sans" w:cs="Franklin Gothic Book"/>
+        </w:rPr>
+        <w:t>_</w:t>
+      </w:r>
+      <w:proofErr w:type="gramStart"/>
+      <w:r>
+        <w:rPr>
+          <w:rFonts w:ascii="PT Sans" w:hAnsi="PT Sans" w:cs="Franklin Gothic Book"/>
+          <w:lang w:val="en-US"/>
+        </w:rPr>
+        <w:t>date</w:t>
+      </w:r>
+      <w:r>
+        <w:rPr>
+          <w:rFonts w:ascii="PT Sans" w:hAnsi="PT Sans" w:cs="Franklin Gothic Book"/>
+        </w:rPr>
+        <w:t>.</w:t>
+      </w:r>
+      <w:proofErr w:type="spellStart"/>
+      <w:r>
+        <w:rPr>
+          <w:rFonts w:ascii="PT Sans" w:hAnsi="PT Sans" w:cs="Franklin Gothic Book"/>
+          <w:lang w:val="en-US"/>
+        </w:rPr>
+        <w:t>strftime</w:t>
+      </w:r>
+      <w:proofErr w:type="spellEnd"/>
+      <w:proofErr w:type="gramEnd"/>
+      <w:r>
+        <w:rPr>
+          <w:rFonts w:ascii="PT Sans" w:hAnsi="PT Sans" w:cs="Franklin Gothic Book"/>
+        </w:rPr>
+        <w:t>("%</w:t>
+      </w:r>
+      <w:r>
+        <w:rPr>
+          <w:rFonts w:ascii="PT Sans" w:hAnsi="PT Sans" w:cs="Franklin Gothic Book"/>
+          <w:lang w:val="en-US"/>
+        </w:rPr>
+        <w:t>d</w:t>
+      </w:r>
+      <w:r>
+        <w:rPr>
+          <w:rFonts w:ascii="PT Sans" w:hAnsi="PT Sans" w:cs="Franklin Gothic Book"/>
+        </w:rPr>
+        <w:t>.%</w:t>
+      </w:r>
+      <w:r>
+        <w:rPr>
+          <w:rFonts w:ascii="PT Sans" w:hAnsi="PT Sans" w:cs="Franklin Gothic Book"/>
+          <w:lang w:val="en-US"/>
+        </w:rPr>
+        <w:t>m</w:t>
+      </w:r>
+      <w:r>
+        <w:rPr>
+          <w:rFonts w:ascii="PT Sans" w:hAnsi="PT Sans" w:cs="Franklin Gothic Book"/>
+        </w:rPr>
+        <w:t>.%</w:t>
+      </w:r>
+      <w:r>
+        <w:rPr>
+          <w:rFonts w:ascii="PT Sans" w:hAnsi="PT Sans" w:cs="Franklin Gothic Book"/>
+          <w:lang w:val="en-US"/>
+        </w:rPr>
+        <w:t>Y</w:t>
+      </w:r>
+      <w:r>
+        <w:rPr>
+          <w:rFonts w:ascii="PT Sans" w:hAnsi="PT Sans" w:cs="Franklin Gothic Book"/>
+        </w:rPr>
+        <w:t>"</w:t>
+      </w:r>
+      <w:proofErr w:type="gramStart"/>
+      <w:r>
+        <w:rPr>
+          <w:rFonts w:ascii="PT Sans" w:hAnsi="PT Sans" w:cs="Franklin Gothic Book"/>
         </w:rPr>
         <w:t>)</w:t>
       </w:r>
-    </w:p>
-    <w:p>
-      <w:pPr>
-        <w:jc w:val="both"/>
-        <w:rPr>
-          <w:rFonts w:ascii="PT Sans" w:hAnsi="PT Sans" w:cs="Franklin Gothic Book"/>
-          <w:lang w:val="en-US"/>
-        </w:rPr>
-      </w:pPr>
-      <w:proofErr w:type="spellStart"/>
-      <w:r>
-        <w:rPr>
-          <w:rFonts w:ascii="PT Sans" w:hAnsi="PT Sans" w:cs="Franklin Gothic Book"/>
-        </w:rPr>
-        <w:t>Утв</w:t>
-      </w:r>
-      <w:proofErr w:type="spellEnd"/>
-      <w:r>
-        <w:rPr>
-          <w:rFonts w:ascii="PT Sans" w:hAnsi="PT Sans" w:cs="Franklin Gothic Book"/>
-          <w:lang w:val="en-US"/>
-        </w:rPr>
-        <w:t xml:space="preserve">. </w:t>
-      </w:r>
-      <w:r>
-        <w:rPr>
-          <w:rFonts w:ascii="PT Sans" w:hAnsi="PT Sans" w:cs="Franklin Gothic Book"/>
-          <w:lang w:val="en-US"/>
-        </w:rPr>
-        <w:t xml:space="preserve">{{ </w:t>
-      </w:r>
-      <w:proofErr w:type="spellStart"/>
-      <w:r>
-        <w:rPr>
-          <w:rFonts w:ascii="PT Sans" w:hAnsi="PT Sans" w:cs="Franklin Gothic Book"/>
-          <w:lang w:val="en-US"/>
-        </w:rPr>
-        <w:t>program</w:t>
-      </w:r>
-      <w:r>
-        <w:rPr>
-          <w:rFonts w:ascii="PT Sans" w:hAnsi="PT Sans" w:cs="Franklin Gothic Book"/>
-          <w:lang w:val="en-US"/>
-        </w:rPr>
-        <w:t>.</w:t>
-      </w:r>
-      <w:r>
-        <w:rPr>
-          <w:rFonts w:ascii="PT Sans" w:hAnsi="PT Sans" w:cs="Franklin Gothic Book"/>
-          <w:lang w:val="en-US"/>
-        </w:rPr>
-        <w:t>approve</w:t>
-      </w:r>
-      <w:proofErr w:type="spellEnd"/>
-      <w:r>
-        <w:rPr>
-          <w:rFonts w:ascii="PT Sans" w:hAnsi="PT Sans" w:cs="Franklin Gothic Book"/>
-          <w:lang w:val="en-US"/>
-        </w:rPr>
-        <w:t xml:space="preserve"> }}</w:t>
-      </w:r>
-      <w:r>
-        <w:rPr>
-          <w:rFonts w:ascii="PT Sans" w:hAnsi="PT Sans" w:cs="Franklin Gothic Book"/>
-          <w:lang w:val="en-US"/>
-        </w:rPr>
-        <w:t xml:space="preserve"> </w:t>
-      </w:r>
-      <w:r>
-        <w:rPr>
-          <w:rFonts w:ascii="PT Sans" w:hAnsi="PT Sans" w:cs="Franklin Gothic Book"/>
-          <w:lang w:val="en-US"/>
-        </w:rPr>
-        <w:t xml:space="preserve">{{ </w:t>
-      </w:r>
-      <w:proofErr w:type="spellStart"/>
-      <w:r>
-        <w:rPr>
-          <w:rFonts w:ascii="PT Sans" w:hAnsi="PT Sans" w:cs="Franklin Gothic Book"/>
-          <w:lang w:val="en-US"/>
-        </w:rPr>
-        <w:t>program</w:t>
-      </w:r>
-      <w:r>
-        <w:rPr>
-          <w:rFonts w:ascii="PT Sans" w:hAnsi="PT Sans" w:cs="Franklin Gothic Book"/>
-          <w:lang w:val="en-US"/>
-        </w:rPr>
-        <w:t>.</w:t>
-      </w:r>
-      <w:r>
-        <w:rPr>
-          <w:rFonts w:ascii="PT Sans" w:hAnsi="PT Sans" w:cs="Franklin Gothic Book"/>
-          <w:lang w:val="en-US"/>
-        </w:rPr>
-        <w:t>approval</w:t>
-      </w:r>
-      <w:r>
-        <w:rPr>
-          <w:rFonts w:ascii="PT Sans" w:hAnsi="PT Sans" w:cs="Franklin Gothic Book"/>
-          <w:lang w:val="en-US"/>
-        </w:rPr>
-        <w:t>_</w:t>
-      </w:r>
-      <w:r>
-        <w:rPr>
-          <w:rFonts w:ascii="PT Sans" w:hAnsi="PT Sans" w:cs="Franklin Gothic Book"/>
-          <w:lang w:val="en-US"/>
-        </w:rPr>
-        <w:t>date</w:t>
-      </w:r>
-      <w:r>
-        <w:rPr>
-          <w:rFonts w:ascii="PT Sans" w:hAnsi="PT Sans" w:cs="Franklin Gothic Book"/>
-          <w:lang w:val="en-US"/>
-        </w:rPr>
-        <w:t>.</w:t>
-      </w:r>
-      <w:r>
-        <w:rPr>
-          <w:rFonts w:ascii="PT Sans" w:hAnsi="PT Sans" w:cs="Franklin Gothic Book"/>
-          <w:lang w:val="en-US"/>
-        </w:rPr>
-        <w:t>strftime</w:t>
-      </w:r>
-      <w:proofErr w:type="spellEnd"/>
-      <w:r>
-        <w:rPr>
-          <w:rFonts w:ascii="PT Sans" w:hAnsi="PT Sans" w:cs="Franklin Gothic Book"/>
-          <w:lang w:val="en-US"/>
-        </w:rPr>
-        <w:t>("%</w:t>
-      </w:r>
-      <w:proofErr w:type="spellStart"/>
-      <w:r>
-        <w:rPr>
-          <w:rFonts w:ascii="PT Sans" w:hAnsi="PT Sans" w:cs="Franklin Gothic Book"/>
-          <w:lang w:val="en-US"/>
-        </w:rPr>
-        <w:t>d.%m.%Y</w:t>
-      </w:r>
-      <w:proofErr w:type="spellEnd"/>
-      <w:r>
-        <w:rPr>
-          <w:rFonts w:ascii="PT Sans" w:hAnsi="PT Sans" w:cs="Franklin Gothic Book"/>
-          <w:lang w:val="en-US"/>
-        </w:rPr>
-        <w:t>")</w:t>
-      </w:r>
-      <w:r>
-        <w:rPr>
-          <w:rFonts w:ascii="PT Sans" w:hAnsi="PT Sans" w:cs="Franklin Gothic Book"/>
-          <w:lang w:val="en-US"/>
-        </w:rPr>
-        <w:t xml:space="preserve"> }}</w:t>
+      <w:r>
+        <w:rPr>
+          <w:rFonts w:ascii="PT Sans" w:hAnsi="PT Sans" w:cs="Franklin Gothic Book"/>
+        </w:rPr>
+        <w:t xml:space="preserve"> }</w:t>
+      </w:r>
+      <w:proofErr w:type="gramEnd"/>
+      <w:r>
+        <w:rPr>
+          <w:rFonts w:ascii="PT Sans" w:hAnsi="PT Sans" w:cs="Franklin Gothic Book"/>
+        </w:rPr>
+        <w:t>}</w:t>
       </w:r>
     </w:p>
     <w:p>
@@ -1406,9 +1559,8 @@
           <w:rFonts w:ascii="PT Sans" w:hAnsi="PT Sans" w:cs="Franklin Gothic Book"/>
           <w:sz w:val="20"/>
           <w:szCs w:val="20"/>
-          <w:lang w:val="en-US"/>
-        </w:rPr>
-        <w:t xml:space="preserve"> </w:t>
+        </w:rPr>
+        <w:t>(</w:t>
       </w:r>
       <w:r>
         <w:rPr>
@@ -1416,7 +1568,7 @@
           <w:sz w:val="20"/>
           <w:szCs w:val="20"/>
         </w:rPr>
-        <w:t>(Ф.И.О., должность)</w:t>
+        <w:t>И.О. Фамилия</w:t>
       </w:r>
       <w:r>
         <w:rPr>
@@ -1424,7 +1576,33 @@
           <w:sz w:val="20"/>
           <w:szCs w:val="20"/>
         </w:rPr>
-        <w:t xml:space="preserve">{% </w:t>
+        <w:t xml:space="preserve">, </w:t>
+      </w:r>
+      <w:proofErr w:type="gramStart"/>
+      <w:r>
+        <w:rPr>
+          <w:rFonts w:ascii="PT Sans" w:hAnsi="PT Sans" w:cs="Franklin Gothic Book"/>
+          <w:sz w:val="20"/>
+          <w:szCs w:val="20"/>
+        </w:rPr>
+        <w:t>должность)</w:t>
+      </w:r>
+      <w:r>
+        <w:rPr>
+          <w:rFonts w:ascii="PT Sans" w:hAnsi="PT Sans" w:cs="Franklin Gothic Book"/>
+          <w:sz w:val="20"/>
+          <w:szCs w:val="20"/>
+        </w:rPr>
+        <w:t>{</w:t>
+      </w:r>
+      <w:proofErr w:type="gramEnd"/>
+      <w:r>
+        <w:rPr>
+          <w:rFonts w:ascii="PT Sans" w:hAnsi="PT Sans" w:cs="Franklin Gothic Book"/>
+          <w:sz w:val="20"/>
+          <w:szCs w:val="20"/>
+        </w:rPr>
+        <w:t xml:space="preserve">% </w:t>
       </w:r>
       <w:proofErr w:type="spellStart"/>
       <w:r>
@@ -1650,7 +1828,25 @@
                 <w:sz w:val="24"/>
                 <w:szCs w:val="24"/>
               </w:rPr>
-              <w:t>Наименование подразделения (цех, участок, отдел и т.д.)</w:t>
+              <w:t xml:space="preserve">Наименование подразделения (цех, участок, отдел и </w:t>
+            </w:r>
+            <w:proofErr w:type="gramStart"/>
+            <w:r>
+              <w:rPr>
+                <w:rFonts w:ascii="PT Sans" w:hAnsi="PT Sans"/>
+                <w:sz w:val="24"/>
+                <w:szCs w:val="24"/>
+              </w:rPr>
+              <w:t>т.д.</w:t>
+            </w:r>
+            <w:proofErr w:type="gramEnd"/>
+            <w:r>
+              <w:rPr>
+                <w:rFonts w:ascii="PT Sans" w:hAnsi="PT Sans"/>
+                <w:sz w:val="24"/>
+                <w:szCs w:val="24"/>
+              </w:rPr>
+              <w:t>)</w:t>
             </w:r>
           </w:p>
         </w:tc>
@@ -2030,7 +2226,379 @@
                 <w:rFonts w:ascii="PT Sans" w:hAnsi="PT Sans"/>
                 <w:lang w:val="en-US"/>
               </w:rPr>
-              <w:t xml:space="preserve"> for result in results %}</w:t>
+              <w:t xml:space="preserve"> for </w:t>
+            </w:r>
+            <w:r>
+              <w:rPr>
+                <w:rFonts w:ascii="PT Sans" w:hAnsi="PT Sans"/>
+                <w:lang w:val="en-US"/>
+              </w:rPr>
+              <w:t>program</w:t>
+            </w:r>
+            <w:r>
+              <w:rPr>
+                <w:rFonts w:ascii="PT Sans" w:hAnsi="PT Sans"/>
+                <w:lang w:val="en-US"/>
+              </w:rPr>
+              <w:t xml:space="preserve"> in </w:t>
+            </w:r>
+            <w:proofErr w:type="spellStart"/>
+            <w:proofErr w:type="gramStart"/>
+            <w:r>
+              <w:rPr>
+                <w:rFonts w:ascii="PT Sans" w:hAnsi="PT Sans"/>
+                <w:lang w:val="en-US"/>
+              </w:rPr>
+              <w:t>protocol.</w:t>
+            </w:r>
+            <w:r>
+              <w:rPr>
+                <w:rFonts w:ascii="PT Sans" w:hAnsi="PT Sans"/>
+                <w:lang w:val="en-US"/>
+              </w:rPr>
+              <w:t>program</w:t>
+            </w:r>
+            <w:r>
+              <w:rPr>
+                <w:rFonts w:ascii="PT Sans" w:hAnsi="PT Sans"/>
+                <w:lang w:val="en-US"/>
+              </w:rPr>
+              <w:t>.all</w:t>
+            </w:r>
+            <w:proofErr w:type="spellEnd"/>
+            <w:r>
+              <w:rPr>
+                <w:rFonts w:ascii="PT Sans" w:hAnsi="PT Sans"/>
+                <w:lang w:val="en-US"/>
+              </w:rPr>
+              <w:t>(</w:t>
+            </w:r>
+            <w:proofErr w:type="gramEnd"/>
+            <w:r>
+              <w:rPr>
+                <w:rFonts w:ascii="PT Sans" w:hAnsi="PT Sans"/>
+                <w:lang w:val="en-US"/>
+              </w:rPr>
+              <w:t>)</w:t>
+            </w:r>
+            <w:r>
+              <w:rPr>
+                <w:rFonts w:ascii="PT Sans" w:hAnsi="PT Sans"/>
+                <w:lang w:val="en-US"/>
+              </w:rPr>
+              <w:t xml:space="preserve"> %}</w:t>
+            </w:r>
+          </w:p>
+        </w:tc>
+      </w:tr>
+      <w:tr>
+        <w:trPr>
+          <w:trHeight w:val="454"/>
+        </w:trPr>
+        <w:tc>
+          <w:tcPr>
+            <w:tcW w:w="421" w:type="dxa"/>
+            <w:tcBorders>
+              <w:top w:val="single" w:sz="4" w:space="0" w:color="auto"/>
+              <w:left w:val="single" w:sz="4" w:space="0" w:color="auto"/>
+              <w:bottom w:val="single" w:sz="4" w:space="0" w:color="auto"/>
+              <w:right w:val="single" w:sz="4" w:space="0" w:color="auto"/>
+            </w:tcBorders>
+            <w:vAlign w:val="center"/>
+          </w:tcPr>
+          <w:p>
+            <w:pPr>
+              <w:pStyle w:val="ad"/>
+              <w:numPr>
+                <w:ilvl w:val="0"/>
+                <w:numId w:val="43"/>
+              </w:numPr>
+              <w:jc w:val="center"/>
+              <w:rPr>
+                <w:rFonts w:ascii="PT Sans" w:hAnsi="PT Sans"/>
+                <w:lang w:val="en-US"/>
+              </w:rPr>
+            </w:pPr>
+          </w:p>
+        </w:tc>
+        <w:tc>
+          <w:tcPr>
+            <w:tcW w:w="10002" w:type="dxa"/>
+            <w:gridSpan w:val="6"/>
+            <w:tcBorders>
+              <w:top w:val="single" w:sz="4" w:space="0" w:color="auto"/>
+              <w:left w:val="single" w:sz="4" w:space="0" w:color="auto"/>
+              <w:bottom w:val="single" w:sz="4" w:space="0" w:color="auto"/>
+              <w:right w:val="single" w:sz="4" w:space="0" w:color="auto"/>
+            </w:tcBorders>
+            <w:vAlign w:val="center"/>
+          </w:tcPr>
+          <w:p>
+            <w:pPr>
+              <w:rPr>
+                <w:rFonts w:ascii="PT Sans" w:hAnsi="PT Sans"/>
+                <w:lang w:val="en-US"/>
+              </w:rPr>
+            </w:pPr>
+            <w:proofErr w:type="gramStart"/>
+            <w:r>
+              <w:rPr>
+                <w:rFonts w:ascii="PT Sans" w:hAnsi="PT Sans"/>
+                <w:lang w:val="en-US"/>
+              </w:rPr>
+              <w:t>{{ program</w:t>
+            </w:r>
+            <w:proofErr w:type="gramEnd"/>
+            <w:r>
+              <w:rPr>
+                <w:rFonts w:ascii="PT Sans" w:hAnsi="PT Sans"/>
+                <w:lang w:val="en-US"/>
+              </w:rPr>
+              <w:t xml:space="preserve"> }} </w:t>
+            </w:r>
+            <w:r>
+              <w:rPr>
+                <w:rFonts w:ascii="PT Sans" w:hAnsi="PT Sans"/>
+                <w:lang w:val="en-US"/>
+              </w:rPr>
+              <w:t xml:space="preserve">{% </w:t>
+            </w:r>
+            <w:r>
+              <w:rPr>
+                <w:rFonts w:ascii="PT Sans" w:hAnsi="PT Sans"/>
+                <w:lang w:val="en-US"/>
+              </w:rPr>
+              <w:t>if</w:t>
+            </w:r>
+            <w:r>
+              <w:rPr>
+                <w:rFonts w:ascii="PT Sans" w:hAnsi="PT Sans"/>
+                <w:lang w:val="en-US"/>
+              </w:rPr>
+              <w:t xml:space="preserve"> </w:t>
+            </w:r>
+            <w:proofErr w:type="spellStart"/>
+            <w:proofErr w:type="gramStart"/>
+            <w:r>
+              <w:rPr>
+                <w:rFonts w:ascii="PT Sans" w:hAnsi="PT Sans"/>
+                <w:lang w:val="en-US"/>
+              </w:rPr>
+              <w:t>program.subdirection</w:t>
+            </w:r>
+            <w:r>
+              <w:rPr>
+                <w:rFonts w:ascii="PT Sans" w:hAnsi="PT Sans"/>
+                <w:lang w:val="en-US"/>
+              </w:rPr>
+              <w:t>.</w:t>
+            </w:r>
+            <w:r>
+              <w:rPr>
+                <w:rFonts w:ascii="PT Sans" w:hAnsi="PT Sans"/>
+                <w:lang w:val="en-US"/>
+              </w:rPr>
+              <w:t>all</w:t>
+            </w:r>
+            <w:proofErr w:type="spellEnd"/>
+            <w:r>
+              <w:rPr>
+                <w:rFonts w:ascii="PT Sans" w:hAnsi="PT Sans"/>
+                <w:lang w:val="en-US"/>
+              </w:rPr>
+              <w:t>(</w:t>
+            </w:r>
+            <w:proofErr w:type="gramEnd"/>
+            <w:r>
+              <w:rPr>
+                <w:rFonts w:ascii="PT Sans" w:hAnsi="PT Sans"/>
+                <w:lang w:val="en-US"/>
+              </w:rPr>
+              <w:t>)</w:t>
+            </w:r>
+            <w:r>
+              <w:rPr>
+                <w:rFonts w:ascii="PT Sans" w:hAnsi="PT Sans"/>
+                <w:lang w:val="en-US"/>
+              </w:rPr>
+              <w:t xml:space="preserve"> </w:t>
+            </w:r>
+            <w:r>
+              <w:rPr>
+                <w:rFonts w:ascii="PT Sans" w:hAnsi="PT Sans"/>
+                <w:lang w:val="en-US"/>
+              </w:rPr>
+              <w:t>%}</w:t>
+            </w:r>
+            <w:r>
+              <w:rPr>
+                <w:rFonts w:ascii="PT Sans" w:hAnsi="PT Sans"/>
+                <w:lang w:val="en-US"/>
+              </w:rPr>
+              <w:t xml:space="preserve"> (</w:t>
+            </w:r>
+            <w:proofErr w:type="gramStart"/>
+            <w:r>
+              <w:rPr>
+                <w:rFonts w:ascii="PT Sans" w:hAnsi="PT Sans"/>
+                <w:lang w:val="en-US"/>
+              </w:rPr>
+              <w:t xml:space="preserve">{{ </w:t>
+            </w:r>
+            <w:proofErr w:type="spellStart"/>
+            <w:r>
+              <w:rPr>
+                <w:rFonts w:ascii="PT Sans" w:hAnsi="PT Sans"/>
+                <w:lang w:val="en-US"/>
+              </w:rPr>
+              <w:t>program.</w:t>
+            </w:r>
+            <w:r>
+              <w:rPr>
+                <w:rFonts w:ascii="PT Sans" w:hAnsi="PT Sans"/>
+                <w:lang w:val="en-US"/>
+              </w:rPr>
+              <w:t>str</w:t>
+            </w:r>
+            <w:proofErr w:type="gramEnd"/>
+            <w:r>
+              <w:rPr>
+                <w:rFonts w:ascii="PT Sans" w:hAnsi="PT Sans"/>
+                <w:lang w:val="en-US"/>
+              </w:rPr>
+              <w:t>_</w:t>
+            </w:r>
+            <w:proofErr w:type="gramStart"/>
+            <w:r>
+              <w:rPr>
+                <w:rFonts w:ascii="PT Sans" w:hAnsi="PT Sans"/>
+                <w:lang w:val="en-US"/>
+              </w:rPr>
+              <w:t>subdirection</w:t>
+            </w:r>
+            <w:proofErr w:type="spellEnd"/>
+            <w:r>
+              <w:rPr>
+                <w:rFonts w:ascii="PT Sans" w:hAnsi="PT Sans"/>
+                <w:lang w:val="en-US"/>
+              </w:rPr>
+              <w:t>()</w:t>
+            </w:r>
+            <w:r>
+              <w:rPr>
+                <w:rFonts w:ascii="PT Sans" w:hAnsi="PT Sans"/>
+                <w:lang w:val="en-US"/>
+              </w:rPr>
+              <w:t xml:space="preserve"> </w:t>
+            </w:r>
+            <w:r>
+              <w:rPr>
+                <w:rFonts w:ascii="PT Sans" w:hAnsi="PT Sans"/>
+                <w:lang w:val="en-US"/>
+              </w:rPr>
+              <w:t>}</w:t>
+            </w:r>
+            <w:proofErr w:type="gramEnd"/>
+            <w:r>
+              <w:rPr>
+                <w:rFonts w:ascii="PT Sans" w:hAnsi="PT Sans"/>
+                <w:lang w:val="en-US"/>
+              </w:rPr>
+              <w:t>}) {% endif %}</w:t>
+            </w:r>
+          </w:p>
+        </w:tc>
+      </w:tr>
+      <w:tr>
+        <w:trPr>
+          <w:trHeight w:val="454"/>
+        </w:trPr>
+        <w:tc>
+          <w:tcPr>
+            <w:tcW w:w="10423" w:type="dxa"/>
+            <w:gridSpan w:val="7"/>
+            <w:tcBorders>
+              <w:top w:val="single" w:sz="4" w:space="0" w:color="auto"/>
+              <w:left w:val="single" w:sz="4" w:space="0" w:color="auto"/>
+              <w:bottom w:val="single" w:sz="4" w:space="0" w:color="auto"/>
+              <w:right w:val="single" w:sz="4" w:space="0" w:color="auto"/>
+            </w:tcBorders>
+            <w:vAlign w:val="center"/>
+          </w:tcPr>
+          <w:p>
+            <w:pPr>
+              <w:jc w:val="center"/>
+              <w:rPr>
+                <w:rFonts w:ascii="PT Sans" w:hAnsi="PT Sans"/>
+                <w:lang w:val="en-US"/>
+              </w:rPr>
+            </w:pPr>
+            <w:r>
+              <w:rPr>
+                <w:rFonts w:ascii="PT Sans" w:hAnsi="PT Sans"/>
+                <w:lang w:val="en-US"/>
+              </w:rPr>
+              <w:t>{%</w:t>
+            </w:r>
+            <w:r>
+              <w:rPr>
+                <w:rFonts w:ascii="PT Sans" w:hAnsi="PT Sans"/>
+                <w:lang w:val="en-US"/>
+              </w:rPr>
+              <w:t>tr</w:t>
+            </w:r>
+            <w:r>
+              <w:rPr>
+                <w:rFonts w:ascii="PT Sans" w:hAnsi="PT Sans"/>
+                <w:lang w:val="en-US"/>
+              </w:rPr>
+              <w:t xml:space="preserve"> for result in </w:t>
+            </w:r>
+            <w:proofErr w:type="spellStart"/>
+            <w:proofErr w:type="gramStart"/>
+            <w:r>
+              <w:rPr>
+                <w:rFonts w:ascii="PT Sans" w:hAnsi="PT Sans"/>
+                <w:lang w:val="en-US"/>
+              </w:rPr>
+              <w:t>program.</w:t>
+            </w:r>
+            <w:r>
+              <w:rPr>
+                <w:rFonts w:ascii="PT Sans" w:hAnsi="PT Sans"/>
+                <w:lang w:val="en-US"/>
+              </w:rPr>
+              <w:t>protocol_result</w:t>
+            </w:r>
+            <w:r>
+              <w:rPr>
+                <w:rFonts w:ascii="PT Sans" w:hAnsi="PT Sans"/>
+                <w:lang w:val="en-US"/>
+              </w:rPr>
+              <w:t>.all</w:t>
+            </w:r>
+            <w:proofErr w:type="spellEnd"/>
+            <w:r>
+              <w:rPr>
+                <w:rFonts w:ascii="PT Sans" w:hAnsi="PT Sans"/>
+                <w:lang w:val="en-US"/>
+              </w:rPr>
+              <w:t>(</w:t>
+            </w:r>
+            <w:proofErr w:type="gramEnd"/>
+            <w:r>
+              <w:rPr>
+                <w:rFonts w:ascii="PT Sans" w:hAnsi="PT Sans"/>
+                <w:lang w:val="en-US"/>
+              </w:rPr>
+              <w:t>)</w:t>
+            </w:r>
+            <w:r>
+              <w:rPr>
+                <w:rFonts w:ascii="PT Sans" w:hAnsi="PT Sans"/>
+                <w:lang w:val="en-US"/>
+              </w:rPr>
+              <w:t xml:space="preserve"> %}</w:t>
             </w:r>
           </w:p>
         </w:tc>
@@ -2053,35 +2621,16 @@
           <w:p>
             <w:pPr>
               <w:pStyle w:val="ad"/>
-              <w:ind w:left="0"/>
+              <w:numPr>
+                <w:ilvl w:val="1"/>
+                <w:numId w:val="43"/>
+              </w:numPr>
+              <w:jc w:val="center"/>
               <w:rPr>
                 <w:rFonts w:ascii="PT Sans" w:hAnsi="PT Sans"/>
                 <w:lang w:val="en-US"/>
               </w:rPr>
             </w:pPr>
-            <w:r>
-              <w:rPr>
-                <w:rFonts w:ascii="PT Sans" w:hAnsi="PT Sans"/>
-                <w:lang w:val="en-US"/>
-              </w:rPr>
-              <w:t xml:space="preserve">{{ </w:t>
-            </w:r>
-            <w:proofErr w:type="spellStart"/>
-            <w:r>
-              <w:rPr>
-                <w:rFonts w:ascii="PT Sans" w:hAnsi="PT Sans"/>
-                <w:lang w:val="en-US"/>
-              </w:rPr>
-              <w:t>loop.index</w:t>
-            </w:r>
-            <w:proofErr w:type="spellEnd"/>
-            <w:r>
-              <w:rPr>
-                <w:rFonts w:ascii="PT Sans" w:hAnsi="PT Sans"/>
-                <w:lang w:val="en-US"/>
-              </w:rPr>
-              <w:t xml:space="preserve"> }}</w:t>
-            </w:r>
           </w:p>
         </w:tc>
         <w:tc>
@@ -2098,6 +2647,7 @@
                 <w:lang w:val="en-US"/>
               </w:rPr>
             </w:pPr>
+            <w:proofErr w:type="gramStart"/>
             <w:r>
               <w:rPr>
                 <w:rFonts w:ascii="PT Sans" w:hAnsi="PT Sans" w:cs="Calibri"/>
@@ -2113,24 +2663,61 @@
                 <w:color w:val="000000"/>
                 <w:lang w:val="en-US"/>
               </w:rPr>
-              <w:t>result.learner</w:t>
-            </w:r>
+              <w:t>result</w:t>
+            </w:r>
+            <w:proofErr w:type="gramEnd"/>
             <w:r>
               <w:rPr>
                 <w:rFonts w:ascii="PT Sans" w:hAnsi="PT Sans" w:cs="Calibri"/>
                 <w:color w:val="000000"/>
                 <w:lang w:val="en-US"/>
               </w:rPr>
-              <w:t>.worker.surname</w:t>
-            </w:r>
-            <w:proofErr w:type="spellEnd"/>
+              <w:t>.</w:t>
+            </w:r>
+            <w:proofErr w:type="gramStart"/>
             <w:r>
               <w:rPr>
                 <w:rFonts w:ascii="PT Sans" w:hAnsi="PT Sans" w:cs="Calibri"/>
                 <w:color w:val="000000"/>
                 <w:lang w:val="en-US"/>
               </w:rPr>
-              <w:t xml:space="preserve"> }}</w:t>
+              <w:t>learner.worker</w:t>
+            </w:r>
+            <w:proofErr w:type="gramEnd"/>
+            <w:r>
+              <w:rPr>
+                <w:rFonts w:ascii="PT Sans" w:hAnsi="PT Sans" w:cs="Calibri"/>
+                <w:color w:val="000000"/>
+                <w:lang w:val="en-US"/>
+              </w:rPr>
+              <w:t>.</w:t>
+            </w:r>
+            <w:proofErr w:type="gramStart"/>
+            <w:r>
+              <w:rPr>
+                <w:rFonts w:ascii="PT Sans" w:hAnsi="PT Sans" w:cs="Calibri"/>
+                <w:color w:val="000000"/>
+                <w:lang w:val="en-US"/>
+              </w:rPr>
+              <w:t>surname</w:t>
+            </w:r>
+            <w:proofErr w:type="spellEnd"/>
+            <w:r>
+              <w:rPr>
+                <w:rFonts w:ascii="PT Sans" w:hAnsi="PT Sans" w:cs="Calibri"/>
+                <w:color w:val="000000"/>
+                <w:lang w:val="en-US"/>
+              </w:rPr>
+              <w:t xml:space="preserve"> }</w:t>
+            </w:r>
+            <w:proofErr w:type="gramEnd"/>
+            <w:r>
+              <w:rPr>
+                <w:rFonts w:ascii="PT Sans" w:hAnsi="PT Sans" w:cs="Calibri"/>
+                <w:color w:val="000000"/>
+                <w:lang w:val="en-US"/>
+              </w:rPr>
+              <w:t>}</w:t>
             </w:r>
           </w:p>
           <w:p>
@@ -2142,6 +2729,7 @@
                 <w:lang w:val="en-US"/>
               </w:rPr>
             </w:pPr>
+            <w:proofErr w:type="gramStart"/>
             <w:r>
               <w:rPr>
                 <w:rFonts w:ascii="PT Sans" w:hAnsi="PT Sans" w:cs="Calibri"/>
@@ -2206,6 +2794,7 @@
               </w:rPr>
               <w:t>name</w:t>
             </w:r>
+            <w:proofErr w:type="gramEnd"/>
             <w:r>
               <w:rPr>
                 <w:rFonts w:ascii="PT Sans" w:hAnsi="PT Sans" w:cs="Calibri"/>
@@ -2249,6 +2838,7 @@
               <w:t xml:space="preserve"> </w:t>
             </w:r>
             <w:proofErr w:type="spellStart"/>
+            <w:proofErr w:type="gramStart"/>
             <w:r>
               <w:rPr>
                 <w:rFonts w:ascii="PT Sans" w:hAnsi="PT Sans" w:cs="Calibri"/>
@@ -2273,6 +2863,7 @@
               </w:rPr>
               <w:t>learner</w:t>
             </w:r>
+            <w:proofErr w:type="gramEnd"/>
             <w:r>
               <w:rPr>
                 <w:rFonts w:ascii="PT Sans" w:hAnsi="PT Sans" w:cs="Calibri"/>
@@ -2281,6 +2872,7 @@
               </w:rPr>
               <w:t>.</w:t>
             </w:r>
+            <w:proofErr w:type="gramStart"/>
             <w:r>
               <w:rPr>
                 <w:rFonts w:ascii="PT Sans" w:hAnsi="PT Sans" w:cs="Calibri"/>
@@ -2306,46 +2898,50 @@
               <w:t>patronymic</w:t>
             </w:r>
             <w:proofErr w:type="spellEnd"/>
+            <w:proofErr w:type="gramEnd"/>
             <w:r>
               <w:rPr>
                 <w:rFonts w:ascii="PT Sans" w:hAnsi="PT Sans" w:cs="Calibri"/>
                 <w:color w:val="000000"/>
                 <w:lang w:val="en-US"/>
               </w:rPr>
-              <w:t xml:space="preserve"> %}{{ </w:t>
-            </w:r>
-            <w:proofErr w:type="spellStart"/>
+              <w:t xml:space="preserve"> </w:t>
+            </w:r>
+            <w:proofErr w:type="gramStart"/>
             <w:r>
               <w:rPr>
                 <w:rFonts w:ascii="PT Sans" w:hAnsi="PT Sans" w:cs="Calibri"/>
                 <w:color w:val="000000"/>
                 <w:lang w:val="en-US"/>
               </w:rPr>
-              <w:t>result</w:t>
-            </w:r>
+              <w:t xml:space="preserve">%}{{ </w:t>
+            </w:r>
+            <w:proofErr w:type="spellStart"/>
             <w:r>
               <w:rPr>
                 <w:rFonts w:ascii="PT Sans" w:hAnsi="PT Sans" w:cs="Calibri"/>
                 <w:color w:val="000000"/>
                 <w:lang w:val="en-US"/>
               </w:rPr>
-              <w:t>.</w:t>
-            </w:r>
+              <w:t>result</w:t>
+            </w:r>
+            <w:proofErr w:type="gramEnd"/>
             <w:r>
               <w:rPr>
                 <w:rFonts w:ascii="PT Sans" w:hAnsi="PT Sans" w:cs="Calibri"/>
                 <w:color w:val="000000"/>
                 <w:lang w:val="en-US"/>
               </w:rPr>
-              <w:t>learner</w:t>
-            </w:r>
+              <w:t>.</w:t>
+            </w:r>
+            <w:proofErr w:type="gramStart"/>
             <w:r>
               <w:rPr>
                 <w:rFonts w:ascii="PT Sans" w:hAnsi="PT Sans" w:cs="Calibri"/>
                 <w:color w:val="000000"/>
                 <w:lang w:val="en-US"/>
               </w:rPr>
-              <w:t>.</w:t>
+              <w:t>learner</w:t>
             </w:r>
             <w:r>
               <w:rPr>
@@ -2353,7 +2949,7 @@
                 <w:color w:val="000000"/>
                 <w:lang w:val="en-US"/>
               </w:rPr>
-              <w:t>worker</w:t>
+              <w:t>.</w:t>
             </w:r>
             <w:r>
               <w:rPr>
@@ -2361,41 +2957,62 @@
                 <w:color w:val="000000"/>
                 <w:lang w:val="en-US"/>
               </w:rPr>
-              <w:t>.</w:t>
-            </w:r>
+              <w:t>worker</w:t>
+            </w:r>
+            <w:proofErr w:type="gramEnd"/>
             <w:r>
               <w:rPr>
                 <w:rFonts w:ascii="PT Sans" w:hAnsi="PT Sans" w:cs="Calibri"/>
                 <w:color w:val="000000"/>
                 <w:lang w:val="en-US"/>
               </w:rPr>
-              <w:t>patronymic</w:t>
-            </w:r>
-            <w:proofErr w:type="spellEnd"/>
+              <w:t>.</w:t>
+            </w:r>
             <w:r>
               <w:rPr>
                 <w:rFonts w:ascii="PT Sans" w:hAnsi="PT Sans" w:cs="Calibri"/>
                 <w:color w:val="000000"/>
                 <w:lang w:val="en-US"/>
               </w:rPr>
-              <w:t xml:space="preserve">}}{% </w:t>
-            </w:r>
+              <w:t>patronymic</w:t>
+            </w:r>
+            <w:proofErr w:type="spellEnd"/>
+            <w:proofErr w:type="gramStart"/>
             <w:r>
               <w:rPr>
                 <w:rFonts w:ascii="PT Sans" w:hAnsi="PT Sans" w:cs="Calibri"/>
                 <w:color w:val="000000"/>
                 <w:lang w:val="en-US"/>
               </w:rPr>
-              <w:t>endif</w:t>
-            </w:r>
+              <w:t>}}{</w:t>
+            </w:r>
+            <w:proofErr w:type="gramEnd"/>
             <w:r>
               <w:rPr>
                 <w:rFonts w:ascii="PT Sans" w:hAnsi="PT Sans" w:cs="Calibri"/>
                 <w:color w:val="000000"/>
                 <w:lang w:val="en-US"/>
               </w:rPr>
+              <w:t xml:space="preserve">% </w:t>
+            </w:r>
+            <w:proofErr w:type="gramStart"/>
+            <w:r>
+              <w:rPr>
+                <w:rFonts w:ascii="PT Sans" w:hAnsi="PT Sans" w:cs="Calibri"/>
+                <w:color w:val="000000"/>
+                <w:lang w:val="en-US"/>
+              </w:rPr>
+              <w:t>endif</w:t>
+            </w:r>
+            <w:r>
+              <w:rPr>
+                <w:rFonts w:ascii="PT Sans" w:hAnsi="PT Sans" w:cs="Calibri"/>
+                <w:color w:val="000000"/>
+                <w:lang w:val="en-US"/>
+              </w:rPr>
               <w:t xml:space="preserve"> %}</w:t>
             </w:r>
+            <w:proofErr w:type="gramEnd"/>
           </w:p>
           <w:p>
             <w:pPr>
@@ -2422,6 +3039,7 @@
                 <w:lang w:val="en-US"/>
               </w:rPr>
             </w:pPr>
+            <w:proofErr w:type="gramStart"/>
             <w:r>
               <w:rPr>
                 <w:rFonts w:ascii="PT Sans" w:hAnsi="PT Sans" w:cs="Calibri"/>
@@ -2437,9 +3055,28 @@
                 <w:color w:val="000000"/>
                 <w:lang w:val="en-US"/>
               </w:rPr>
-              <w:t>result.learner.position</w:t>
+              <w:t>result</w:t>
+            </w:r>
+            <w:proofErr w:type="gramEnd"/>
+            <w:r>
+              <w:rPr>
+                <w:rFonts w:ascii="PT Sans" w:hAnsi="PT Sans" w:cs="Calibri"/>
+                <w:color w:val="000000"/>
+                <w:lang w:val="en-US"/>
+              </w:rPr>
+              <w:t>.</w:t>
+            </w:r>
+            <w:proofErr w:type="gramStart"/>
+            <w:r>
+              <w:rPr>
+                <w:rFonts w:ascii="PT Sans" w:hAnsi="PT Sans" w:cs="Calibri"/>
+                <w:color w:val="000000"/>
+                <w:lang w:val="en-US"/>
+              </w:rPr>
+              <w:t>learner.position</w:t>
             </w:r>
             <w:proofErr w:type="spellEnd"/>
+            <w:proofErr w:type="gramEnd"/>
             <w:r>
               <w:rPr>
                 <w:rFonts w:ascii="PT Sans" w:hAnsi="PT Sans" w:cs="Calibri"/>
@@ -2464,6 +3101,7 @@
                 <w:lang w:val="en-US"/>
               </w:rPr>
             </w:pPr>
+            <w:proofErr w:type="gramStart"/>
             <w:r>
               <w:rPr>
                 <w:rFonts w:ascii="PT Sans" w:hAnsi="PT Sans" w:cs="Calibri"/>
@@ -2479,7 +3117,34 @@
                 <w:color w:val="000000"/>
                 <w:lang w:val="en-US"/>
               </w:rPr>
-              <w:t>result.learner.worker.district</w:t>
+              <w:t>result</w:t>
+            </w:r>
+            <w:proofErr w:type="gramEnd"/>
+            <w:r>
+              <w:rPr>
+                <w:rFonts w:ascii="PT Sans" w:hAnsi="PT Sans" w:cs="Calibri"/>
+                <w:color w:val="000000"/>
+                <w:lang w:val="en-US"/>
+              </w:rPr>
+              <w:t>.</w:t>
+            </w:r>
+            <w:proofErr w:type="gramStart"/>
+            <w:r>
+              <w:rPr>
+                <w:rFonts w:ascii="PT Sans" w:hAnsi="PT Sans" w:cs="Calibri"/>
+                <w:color w:val="000000"/>
+                <w:lang w:val="en-US"/>
+              </w:rPr>
+              <w:t>learner.worker</w:t>
+            </w:r>
+            <w:proofErr w:type="gramEnd"/>
+            <w:r>
+              <w:rPr>
+                <w:rFonts w:ascii="PT Sans" w:hAnsi="PT Sans" w:cs="Calibri"/>
+                <w:color w:val="000000"/>
+                <w:lang w:val="en-US"/>
+              </w:rPr>
+              <w:t>.district</w:t>
             </w:r>
             <w:proofErr w:type="spellEnd"/>
           </w:p>
@@ -2498,32 +3163,52 @@
                 <w:color w:val="000000"/>
                 <w:lang w:val="en-US"/>
               </w:rPr>
-              <w:t xml:space="preserve"> }}</w:t>
-            </w:r>
+              <w:t xml:space="preserve"> }} </w:t>
+            </w:r>
+            <w:proofErr w:type="gramStart"/>
             <w:r>
               <w:rPr>
                 <w:rFonts w:ascii="PT Sans" w:hAnsi="PT Sans" w:cs="Calibri"/>
                 <w:color w:val="000000"/>
                 <w:lang w:val="en-US"/>
               </w:rPr>
-              <w:t xml:space="preserve"> </w:t>
-            </w:r>
+              <w:t xml:space="preserve">{{ </w:t>
+            </w:r>
+            <w:proofErr w:type="spellStart"/>
             <w:r>
               <w:rPr>
                 <w:rFonts w:ascii="PT Sans" w:hAnsi="PT Sans" w:cs="Calibri"/>
                 <w:color w:val="000000"/>
                 <w:lang w:val="en-US"/>
               </w:rPr>
-              <w:t xml:space="preserve">{{ </w:t>
-            </w:r>
-            <w:proofErr w:type="spellStart"/>
+              <w:t>result</w:t>
+            </w:r>
+            <w:proofErr w:type="gramEnd"/>
             <w:r>
               <w:rPr>
                 <w:rFonts w:ascii="PT Sans" w:hAnsi="PT Sans" w:cs="Calibri"/>
                 <w:color w:val="000000"/>
                 <w:lang w:val="en-US"/>
               </w:rPr>
-              <w:t>result.learner.worker.</w:t>
+              <w:t>.</w:t>
+            </w:r>
+            <w:proofErr w:type="gramStart"/>
+            <w:r>
+              <w:rPr>
+                <w:rFonts w:ascii="PT Sans" w:hAnsi="PT Sans" w:cs="Calibri"/>
+                <w:color w:val="000000"/>
+                <w:lang w:val="en-US"/>
+              </w:rPr>
+              <w:t>learner.worker</w:t>
+            </w:r>
+            <w:proofErr w:type="gramEnd"/>
+            <w:r>
+              <w:rPr>
+                <w:rFonts w:ascii="PT Sans" w:hAnsi="PT Sans" w:cs="Calibri"/>
+                <w:color w:val="000000"/>
+                <w:lang w:val="en-US"/>
+              </w:rPr>
+              <w:t>.</w:t>
             </w:r>
             <w:r>
               <w:rPr>
@@ -2590,6 +3275,7 @@
               <w:t xml:space="preserve"> </w:t>
             </w:r>
             <w:proofErr w:type="spellStart"/>
+            <w:proofErr w:type="gramStart"/>
             <w:r>
               <w:rPr>
                 <w:rFonts w:ascii="PT Sans" w:hAnsi="PT Sans"/>
@@ -2605,12 +3291,21 @@
               <w:t>.passed</w:t>
             </w:r>
             <w:proofErr w:type="spellEnd"/>
-            <w:r>
-              <w:rPr>
-                <w:rFonts w:ascii="PT Sans" w:hAnsi="PT Sans"/>
-                <w:lang w:val="en-US"/>
-              </w:rPr>
-              <w:t xml:space="preserve"> %}</w:t>
+            <w:proofErr w:type="gramEnd"/>
+            <w:r>
+              <w:rPr>
+                <w:rFonts w:ascii="PT Sans" w:hAnsi="PT Sans"/>
+                <w:lang w:val="en-US"/>
+              </w:rPr>
+              <w:t xml:space="preserve"> </w:t>
+            </w:r>
+            <w:proofErr w:type="gramStart"/>
+            <w:r>
+              <w:rPr>
+                <w:rFonts w:ascii="PT Sans" w:hAnsi="PT Sans"/>
+                <w:lang w:val="en-US"/>
+              </w:rPr>
+              <w:t>%}</w:t>
             </w:r>
             <w:r>
               <w:rPr>
@@ -2618,6 +3313,7 @@
               </w:rPr>
               <w:t>Удовлетворительно</w:t>
             </w:r>
+            <w:proofErr w:type="gramEnd"/>
             <w:r>
               <w:rPr>
                 <w:rFonts w:ascii="PT Sans" w:hAnsi="PT Sans"/>
@@ -2637,7 +3333,15 @@
                 <w:rFonts w:ascii="PT Sans" w:hAnsi="PT Sans"/>
                 <w:lang w:val="en-US"/>
               </w:rPr>
-              <w:t xml:space="preserve"> %}</w:t>
+              <w:t xml:space="preserve"> </w:t>
+            </w:r>
+            <w:proofErr w:type="gramStart"/>
+            <w:r>
+              <w:rPr>
+                <w:rFonts w:ascii="PT Sans" w:hAnsi="PT Sans"/>
+                <w:lang w:val="en-US"/>
+              </w:rPr>
+              <w:t>%}</w:t>
             </w:r>
             <w:r>
               <w:rPr>
@@ -2651,13 +3355,23 @@
               </w:rPr>
               <w:t>довлетворительно</w:t>
             </w:r>
-            <w:r>
-              <w:rPr>
-                <w:rFonts w:ascii="PT Sans" w:hAnsi="PT Sans"/>
-                <w:lang w:val="en-US"/>
-              </w:rPr>
-              <w:t>{% endif %}</w:t>
-            </w:r>
+            <w:proofErr w:type="gramEnd"/>
+            <w:r>
+              <w:rPr>
+                <w:rFonts w:ascii="PT Sans" w:hAnsi="PT Sans"/>
+                <w:lang w:val="en-US"/>
+              </w:rPr>
+              <w:t xml:space="preserve">{% </w:t>
+            </w:r>
+            <w:proofErr w:type="gramStart"/>
+            <w:r>
+              <w:rPr>
+                <w:rFonts w:ascii="PT Sans" w:hAnsi="PT Sans"/>
+                <w:lang w:val="en-US"/>
+              </w:rPr>
+              <w:t>endif %}</w:t>
+            </w:r>
+            <w:proofErr w:type="gramEnd"/>
           </w:p>
           <w:p>
             <w:pPr>
@@ -2666,19 +3380,6 @@
                 <w:lang w:val="en-US"/>
               </w:rPr>
             </w:pPr>
-            <w:r>
-              <w:rPr>
-                <w:rFonts w:ascii="PT Sans" w:hAnsi="PT Sans"/>
-              </w:rPr>
-              <w:t>уд</w:t>
-            </w:r>
-            <w:r>
-              <w:rPr>
-                <w:rFonts w:ascii="PT Sans" w:hAnsi="PT Sans"/>
-                <w:lang w:val="en-US"/>
-              </w:rPr>
-              <w:t>. №</w:t>
-            </w:r>
           </w:p>
         </w:tc>
         <w:tc>
@@ -2693,6 +3394,7 @@
                 <w:rFonts w:ascii="PT Sans" w:hAnsi="PT Sans"/>
               </w:rPr>
             </w:pPr>
+            <w:proofErr w:type="gramStart"/>
             <w:r>
               <w:rPr>
                 <w:rFonts w:ascii="PT Sans" w:hAnsi="PT Sans" w:cs="Calibri"/>
@@ -2707,24 +3409,41 @@
                 <w:rFonts w:ascii="PT Sans" w:hAnsi="PT Sans" w:cs="Calibri"/>
                 <w:color w:val="000000"/>
               </w:rPr>
-              <w:t>get_type_display</w:t>
-            </w:r>
-            <w:proofErr w:type="spellEnd"/>
+              <w:t>get</w:t>
+            </w:r>
+            <w:proofErr w:type="gramEnd"/>
             <w:r>
               <w:rPr>
                 <w:rFonts w:ascii="PT Sans" w:hAnsi="PT Sans" w:cs="Calibri"/>
                 <w:color w:val="000000"/>
-                <w:lang w:val="en-US"/>
-              </w:rPr>
-              <w:t>()</w:t>
-            </w:r>
+              </w:rPr>
+              <w:t>_type_</w:t>
+            </w:r>
+            <w:proofErr w:type="gramStart"/>
             <w:r>
               <w:rPr>
                 <w:rFonts w:ascii="PT Sans" w:hAnsi="PT Sans" w:cs="Calibri"/>
                 <w:color w:val="000000"/>
-                <w:lang w:val="en-US"/>
-              </w:rPr>
-              <w:t xml:space="preserve"> }}</w:t>
+              </w:rPr>
+              <w:t>display</w:t>
+            </w:r>
+            <w:proofErr w:type="spellEnd"/>
+            <w:r>
+              <w:rPr>
+                <w:rFonts w:ascii="PT Sans" w:hAnsi="PT Sans" w:cs="Calibri"/>
+                <w:color w:val="000000"/>
+                <w:lang w:val="en-US"/>
+              </w:rPr>
+              <w:t>(</w:t>
+            </w:r>
+            <w:proofErr w:type="gramEnd"/>
+            <w:r>
+              <w:rPr>
+                <w:rFonts w:ascii="PT Sans" w:hAnsi="PT Sans" w:cs="Calibri"/>
+                <w:color w:val="000000"/>
+                <w:lang w:val="en-US"/>
+              </w:rPr>
+              <w:t>) }}</w:t>
             </w:r>
           </w:p>
         </w:tc>
@@ -2800,6 +3519,55 @@
           </w:p>
         </w:tc>
       </w:tr>
+      <w:tr>
+        <w:trPr>
+          <w:trHeight w:val="106"/>
+        </w:trPr>
+        <w:tc>
+          <w:tcPr>
+            <w:tcW w:w="10423" w:type="dxa"/>
+            <w:gridSpan w:val="7"/>
+            <w:tcBorders>
+              <w:top w:val="single" w:sz="4" w:space="0" w:color="auto"/>
+              <w:left w:val="single" w:sz="4" w:space="0" w:color="auto"/>
+              <w:bottom w:val="single" w:sz="4" w:space="0" w:color="auto"/>
+              <w:right w:val="single" w:sz="4" w:space="0" w:color="auto"/>
+            </w:tcBorders>
+          </w:tcPr>
+          <w:p>
+            <w:pPr>
+              <w:jc w:val="center"/>
+              <w:rPr>
+                <w:rFonts w:ascii="PT Sans" w:hAnsi="PT Sans"/>
+                <w:lang w:val="en-US"/>
+              </w:rPr>
+            </w:pPr>
+            <w:r>
+              <w:rPr>
+                <w:rFonts w:ascii="PT Sans" w:hAnsi="PT Sans"/>
+                <w:lang w:val="en-US"/>
+              </w:rPr>
+              <w:t xml:space="preserve">{%tr </w:t>
+            </w:r>
+            <w:proofErr w:type="spellStart"/>
+            <w:r>
+              <w:rPr>
+                <w:rFonts w:ascii="PT Sans" w:hAnsi="PT Sans"/>
+                <w:lang w:val="en-US"/>
+              </w:rPr>
+              <w:t>endfor</w:t>
+            </w:r>
+            <w:proofErr w:type="spellEnd"/>
+            <w:r>
+              <w:rPr>
+                <w:rFonts w:ascii="PT Sans" w:hAnsi="PT Sans"/>
+                <w:lang w:val="en-US"/>
+              </w:rPr>
+              <w:t xml:space="preserve"> %}</w:t>
+            </w:r>
+          </w:p>
+        </w:tc>
+      </w:tr>
     </w:tbl>
     <w:p>
       <w:pPr>
@@ -2816,29 +3584,39 @@
           <w:sz w:val="22"/>
           <w:szCs w:val="22"/>
         </w:rPr>
-        <w:t xml:space="preserve">Комиссия решила: Вышеуказанных работников, успешно сдавших экзамен, считать прошедшими проверку знаний по вышеуказанным документам и допустить к работе. Работников не прошедших в установленном </w:t>
-      </w:r>
+        <w:lastRenderedPageBreak/>
+        <w:t xml:space="preserve">Комиссия решила: Вышеуказанных работников, успешно сдавших экзамен, считать прошедшими проверку знаний по вышеуказанным документам и допустить к работе. </w:t>
+      </w:r>
+      <w:proofErr w:type="gramStart"/>
       <w:r>
         <w:rPr>
           <w:rFonts w:ascii="PT Sans" w:hAnsi="PT Sans" w:cs="Franklin Gothic Book"/>
           <w:sz w:val="22"/>
           <w:szCs w:val="22"/>
         </w:rPr>
-        <w:lastRenderedPageBreak/>
-        <w:t>порядке обучение и проверку знаний и навыков в области охраны труда</w:t>
-      </w:r>
-      <w:r>
-        <w:rPr>
-          <w:rFonts w:ascii="PT Sans" w:hAnsi="PT Sans"/>
-        </w:rPr>
-        <w:t xml:space="preserve"> </w:t>
-      </w:r>
+        <w:t>Работников</w:t>
+      </w:r>
+      <w:proofErr w:type="gramEnd"/>
       <w:r>
         <w:rPr>
           <w:rFonts w:ascii="PT Sans" w:hAnsi="PT Sans" w:cs="Franklin Gothic Book"/>
           <w:sz w:val="22"/>
           <w:szCs w:val="22"/>
         </w:rPr>
+        <w:t xml:space="preserve"> не прошедших в установленном порядке обучение и проверку знаний и навыков в области охраны труда</w:t>
+      </w:r>
+      <w:r>
+        <w:rPr>
+          <w:rFonts w:ascii="PT Sans" w:hAnsi="PT Sans"/>
+        </w:rPr>
+        <w:t xml:space="preserve"> </w:t>
+      </w:r>
+      <w:r>
+        <w:rPr>
+          <w:rFonts w:ascii="PT Sans" w:hAnsi="PT Sans" w:cs="Franklin Gothic Book"/>
+          <w:sz w:val="22"/>
+          <w:szCs w:val="22"/>
+        </w:rPr>
         <w:t>отстранить от работы (не допускать к работе) до успешного прохождения проверки знаний. (ст.76 ТК РФ).</w:t>
       </w:r>
     </w:p>
@@ -2862,7 +3640,14 @@
         <w:rPr>
           <w:rFonts w:ascii="PT Sans" w:hAnsi="PT Sans" w:cs="Franklin Gothic Book"/>
         </w:rPr>
-        <w:t xml:space="preserve">Председатель комиссии        </w:t>
+        <w:t xml:space="preserve">Председатель комиссии     </w:t>
+      </w:r>
+      <w:proofErr w:type="gramStart"/>
+      <w:r>
+        <w:rPr>
+          <w:rFonts w:ascii="PT Sans" w:hAnsi="PT Sans" w:cs="Franklin Gothic Book"/>
+        </w:rPr>
+        <w:t xml:space="preserve">   </w:t>
       </w:r>
       <w:r>
         <w:rPr>
@@ -2877,6 +3662,7 @@
         </w:rPr>
         <w:t>protocol</w:t>
       </w:r>
+      <w:proofErr w:type="gramEnd"/>
       <w:r>
         <w:rPr>
           <w:rFonts w:ascii="PT Sans" w:hAnsi="PT Sans" w:cs="Franklin Gothic Book"/>
@@ -2884,6 +3670,7 @@
         <w:t>.</w:t>
       </w:r>
       <w:proofErr w:type="spellStart"/>
+      <w:proofErr w:type="gramStart"/>
       <w:r>
         <w:rPr>
           <w:rFonts w:ascii="PT Sans" w:hAnsi="PT Sans" w:cs="Franklin Gothic Book"/>
@@ -2894,14 +3681,35 @@
         <w:rPr>
           <w:rFonts w:ascii="PT Sans" w:hAnsi="PT Sans" w:cs="Franklin Gothic Book"/>
         </w:rPr>
-        <w:t>.return_fio</w:t>
+        <w:t>.return</w:t>
+      </w:r>
+      <w:proofErr w:type="gramEnd"/>
+      <w:r>
+        <w:rPr>
+          <w:rFonts w:ascii="PT Sans" w:hAnsi="PT Sans" w:cs="Franklin Gothic Book"/>
+        </w:rPr>
+        <w:t>_</w:t>
+      </w:r>
+      <w:proofErr w:type="gramStart"/>
+      <w:r>
+        <w:rPr>
+          <w:rFonts w:ascii="PT Sans" w:hAnsi="PT Sans" w:cs="Franklin Gothic Book"/>
+        </w:rPr>
+        <w:t>fio</w:t>
       </w:r>
       <w:proofErr w:type="spellEnd"/>
       <w:r>
         <w:rPr>
           <w:rFonts w:ascii="PT Sans" w:hAnsi="PT Sans" w:cs="Franklin Gothic Book"/>
         </w:rPr>
-        <w:t xml:space="preserve"> }}</w:t>
+        <w:t xml:space="preserve"> }</w:t>
+      </w:r>
+      <w:proofErr w:type="gramEnd"/>
+      <w:r>
+        <w:rPr>
+          <w:rFonts w:ascii="PT Sans" w:hAnsi="PT Sans" w:cs="Franklin Gothic Book"/>
+        </w:rPr>
+        <w:t>}</w:t>
       </w:r>
     </w:p>
     <w:p>
@@ -2920,63 +3728,35 @@
           <w:rFonts w:ascii="PT Sans" w:hAnsi="PT Sans" w:cs="Franklin Gothic Book"/>
           <w:sz w:val="20"/>
         </w:rPr>
-        <w:t xml:space="preserve">                                                 </w:t>
+        <w:t>(</w:t>
       </w:r>
       <w:r>
         <w:rPr>
           <w:rFonts w:ascii="PT Sans" w:hAnsi="PT Sans" w:cs="Franklin Gothic Book"/>
           <w:sz w:val="20"/>
         </w:rPr>
-        <w:t>(</w:t>
+        <w:t>И.</w:t>
       </w:r>
       <w:r>
         <w:rPr>
           <w:rFonts w:ascii="PT Sans" w:hAnsi="PT Sans" w:cs="Franklin Gothic Book"/>
           <w:sz w:val="20"/>
         </w:rPr>
-        <w:t>Ф</w:t>
+        <w:t>О</w:t>
       </w:r>
       <w:r>
         <w:rPr>
           <w:rFonts w:ascii="PT Sans" w:hAnsi="PT Sans" w:cs="Franklin Gothic Book"/>
           <w:sz w:val="20"/>
         </w:rPr>
-        <w:t>.</w:t>
+        <w:t>. Фамилия</w:t>
       </w:r>
       <w:r>
         <w:rPr>
           <w:rFonts w:ascii="PT Sans" w:hAnsi="PT Sans" w:cs="Franklin Gothic Book"/>
           <w:sz w:val="20"/>
         </w:rPr>
-        <w:t>И</w:t>
-      </w:r>
-      <w:r>
-        <w:rPr>
-          <w:rFonts w:ascii="PT Sans" w:hAnsi="PT Sans" w:cs="Franklin Gothic Book"/>
-          <w:sz w:val="20"/>
-        </w:rPr>
-        <w:t>.</w:t>
-      </w:r>
-      <w:r>
-        <w:rPr>
-          <w:rFonts w:ascii="PT Sans" w:hAnsi="PT Sans" w:cs="Franklin Gothic Book"/>
-          <w:sz w:val="20"/>
-        </w:rPr>
-        <w:t>О</w:t>
-      </w:r>
-      <w:r>
-        <w:rPr>
-          <w:rFonts w:ascii="PT Sans" w:hAnsi="PT Sans" w:cs="Franklin Gothic Book"/>
-          <w:sz w:val="20"/>
-        </w:rPr>
-        <w:t xml:space="preserve">.,                                                                      </w:t>
-      </w:r>
-      <w:r>
-        <w:rPr>
-          <w:rFonts w:ascii="PT Sans" w:hAnsi="PT Sans" w:cs="Franklin Gothic Book"/>
-          <w:sz w:val="20"/>
-        </w:rPr>
-        <w:t>подпись</w:t>
+        <w:t>, подпись</w:t>
       </w:r>
       <w:r>
         <w:rPr>
@@ -3051,6 +3831,7 @@
         <w:t xml:space="preserve"> in </w:t>
       </w:r>
       <w:proofErr w:type="spellStart"/>
+      <w:proofErr w:type="gramStart"/>
       <w:r>
         <w:rPr>
           <w:rFonts w:ascii="PT Sans" w:hAnsi="PT Sans" w:cs="Franklin Gothic Book"/>
@@ -3078,7 +3859,15 @@
           <w:rFonts w:ascii="PT Sans" w:hAnsi="PT Sans" w:cs="Franklin Gothic Book"/>
           <w:lang w:val="en-US"/>
         </w:rPr>
-        <w:t>()</w:t>
+        <w:t>(</w:t>
+      </w:r>
+      <w:proofErr w:type="gramEnd"/>
+      <w:r>
+        <w:rPr>
+          <w:rFonts w:ascii="PT Sans" w:hAnsi="PT Sans" w:cs="Franklin Gothic Book"/>
+          <w:lang w:val="en-US"/>
+        </w:rPr>
+        <w:t>)</w:t>
       </w:r>
       <w:r>
         <w:rPr>
@@ -3108,7 +3897,15 @@
           <w:rFonts w:ascii="PT Sans" w:hAnsi="PT Sans" w:cs="Franklin Gothic Book"/>
           <w:lang w:val="en-US"/>
         </w:rPr>
-        <w:t xml:space="preserve">                                   {{ </w:t>
+        <w:t xml:space="preserve">                                   </w:t>
+      </w:r>
+      <w:proofErr w:type="gramStart"/>
+      <w:r>
+        <w:rPr>
+          <w:rFonts w:ascii="PT Sans" w:hAnsi="PT Sans" w:cs="Franklin Gothic Book"/>
+          <w:lang w:val="en-US"/>
+        </w:rPr>
+        <w:t xml:space="preserve">{{ </w:t>
       </w:r>
       <w:proofErr w:type="spellStart"/>
       <w:r>
@@ -3118,6 +3915,7 @@
         </w:rPr>
         <w:t>member</w:t>
       </w:r>
+      <w:proofErr w:type="gramEnd"/>
       <w:r>
         <w:rPr>
           <w:rFonts w:ascii="PT Sans" w:hAnsi="PT Sans" w:cs="Franklin Gothic Book"/>
@@ -3130,7 +3928,15 @@
           <w:rFonts w:ascii="PT Sans" w:hAnsi="PT Sans" w:cs="Franklin Gothic Book"/>
           <w:lang w:val="en-US"/>
         </w:rPr>
-        <w:t>return_fio</w:t>
+        <w:t>return_</w:t>
+      </w:r>
+      <w:proofErr w:type="gramStart"/>
+      <w:r>
+        <w:rPr>
+          <w:rFonts w:ascii="PT Sans" w:hAnsi="PT Sans" w:cs="Franklin Gothic Book"/>
+          <w:lang w:val="en-US"/>
+        </w:rPr>
+        <w:t>fio</w:t>
       </w:r>
       <w:proofErr w:type="spellEnd"/>
       <w:r>
@@ -3138,7 +3944,15 @@
           <w:rFonts w:ascii="PT Sans" w:hAnsi="PT Sans" w:cs="Franklin Gothic Book"/>
           <w:lang w:val="en-US"/>
         </w:rPr>
-        <w:t xml:space="preserve"> }}</w:t>
+        <w:t xml:space="preserve"> }</w:t>
+      </w:r>
+      <w:proofErr w:type="gramEnd"/>
+      <w:r>
+        <w:rPr>
+          <w:rFonts w:ascii="PT Sans" w:hAnsi="PT Sans" w:cs="Franklin Gothic Book"/>
+          <w:lang w:val="en-US"/>
+        </w:rPr>
+        <w:t>}</w:t>
       </w:r>
     </w:p>
     <w:p>
@@ -3156,14 +3970,6 @@
       <w:r>
         <w:rPr>
           <w:rFonts w:ascii="PT Sans" w:hAnsi="PT Sans" w:cs="Franklin Gothic Book"/>
-          <w:sz w:val="22"/>
-          <w:lang w:val="en-US"/>
-        </w:rPr>
-        <w:t xml:space="preserve">                                             </w:t>
-      </w:r>
-      <w:r>
-        <w:rPr>
-          <w:rFonts w:ascii="PT Sans" w:hAnsi="PT Sans" w:cs="Franklin Gothic Book"/>
           <w:sz w:val="20"/>
           <w:lang w:val="en-US"/>
         </w:rPr>
@@ -3174,7 +3980,7 @@
           <w:rFonts w:ascii="PT Sans" w:hAnsi="PT Sans" w:cs="Franklin Gothic Book"/>
           <w:sz w:val="20"/>
         </w:rPr>
-        <w:t>Ф</w:t>
+        <w:t>И</w:t>
       </w:r>
       <w:r>
         <w:rPr>
@@ -3189,7 +3995,7 @@
           <w:rFonts w:ascii="PT Sans" w:hAnsi="PT Sans" w:cs="Franklin Gothic Book"/>
           <w:sz w:val="20"/>
         </w:rPr>
-        <w:t>И</w:t>
+        <w:t>О</w:t>
       </w:r>
       <w:r>
         <w:rPr>
@@ -3197,14 +4003,14 @@
           <w:sz w:val="20"/>
           <w:lang w:val="en-US"/>
         </w:rPr>
-        <w:t>.</w:t>
+        <w:t xml:space="preserve">. </w:t>
       </w:r>
       <w:r>
         <w:rPr>
           <w:rFonts w:ascii="PT Sans" w:hAnsi="PT Sans" w:cs="Franklin Gothic Book"/>
           <w:sz w:val="20"/>
         </w:rPr>
-        <w:t>О</w:t>
+        <w:t>Фамилия</w:t>
       </w:r>
       <w:r>
         <w:rPr>
@@ -3212,8 +4018,9 @@
           <w:sz w:val="20"/>
           <w:lang w:val="en-US"/>
         </w:rPr>
-        <w:t xml:space="preserve">.,                                                                      </w:t>
-      </w:r>
+        <w:t xml:space="preserve">, </w:t>
+      </w:r>
+      <w:proofErr w:type="gramStart"/>
       <w:r>
         <w:rPr>
           <w:rFonts w:ascii="PT Sans" w:hAnsi="PT Sans" w:cs="Franklin Gothic Book"/>
@@ -3234,9 +4041,18 @@
           <w:rFonts w:ascii="PT Sans" w:hAnsi="PT Sans" w:cs="Franklin Gothic Book"/>
           <w:lang w:val="en-US"/>
         </w:rPr>
-        <w:t xml:space="preserve">{% </w:t>
+        <w:t>{</w:t>
+      </w:r>
+      <w:proofErr w:type="gramEnd"/>
+      <w:r>
+        <w:rPr>
+          <w:rFonts w:ascii="PT Sans" w:hAnsi="PT Sans" w:cs="Franklin Gothic Book"/>
+          <w:lang w:val="en-US"/>
+        </w:rPr>
+        <w:t xml:space="preserve">% </w:t>
       </w:r>
       <w:proofErr w:type="spellStart"/>
+      <w:proofErr w:type="gramStart"/>
       <w:r>
         <w:rPr>
           <w:rFonts w:ascii="PT Sans" w:hAnsi="PT Sans" w:cs="Franklin Gothic Book"/>
@@ -3252,6 +4068,7 @@
         </w:rPr>
         <w:t xml:space="preserve"> %}</w:t>
       </w:r>
+      <w:proofErr w:type="gramEnd"/>
     </w:p>
     <w:sectPr>
       <w:footerReference w:type="even" r:id="rId8"/>
@@ -4901,6 +5718,121 @@
     </w:lvl>
   </w:abstractNum>
   <w:abstractNum w:abstractNumId="14" w15:restartNumberingAfterBreak="0">
+    <w:nsid w:val="33946240"/>
+    <w:multiLevelType w:val="multilevel"/>
+    <w:tmpl w:val="49522F14"/>
+    <w:lvl w:ilvl="0">
+      <w:start w:val="1"/>
+      <w:numFmt w:val="decimal"/>
+      <w:suff w:val="nothing"/>
+      <w:lvlText w:val="%1"/>
+      <w:lvlJc w:val="left"/>
+      <w:pPr>
+        <w:ind w:left="0" w:firstLine="0"/>
+      </w:pPr>
+      <w:rPr>
+        <w:rFonts w:hint="default"/>
+      </w:rPr>
+    </w:lvl>
+    <w:lvl w:ilvl="1">
+      <w:start w:val="1"/>
+      <w:numFmt w:val="decimal"/>
+      <w:suff w:val="nothing"/>
+      <w:lvlText w:val="%1.%2"/>
+      <w:lvlJc w:val="left"/>
+      <w:pPr>
+        <w:ind w:left="0" w:firstLine="0"/>
+      </w:pPr>
+      <w:rPr>
+        <w:rFonts w:hint="default"/>
+      </w:rPr>
+    </w:lvl>
+    <w:lvl w:ilvl="2">
+      <w:start w:val="1"/>
+      <w:numFmt w:val="decimal"/>
+      <w:lvlText w:val="%1.%2.%3."/>
+      <w:lvlJc w:val="left"/>
+      <w:pPr>
+        <w:ind w:left="1224" w:hanging="504"/>
+      </w:pPr>
+      <w:rPr>
+        <w:rFonts w:hint="default"/>
+      </w:rPr>
+    </w:lvl>
+    <w:lvl w:ilvl="3">
+      <w:start w:val="1"/>
+      <w:numFmt w:val="decimal"/>
+      <w:lvlText w:val="%1.%2.%3.%4."/>
+      <w:lvlJc w:val="left"/>
+      <w:pPr>
+        <w:ind w:left="1728" w:hanging="648"/>
+      </w:pPr>
+      <w:rPr>
+        <w:rFonts w:hint="default"/>
+      </w:rPr>
+    </w:lvl>
+    <w:lvl w:ilvl="4">
+      <w:start w:val="1"/>
+      <w:numFmt w:val="decimal"/>
+      <w:lvlText w:val="%1.%2.%3.%4.%5."/>
+      <w:lvlJc w:val="left"/>
+      <w:pPr>
+        <w:ind w:left="2232" w:hanging="792"/>
+      </w:pPr>
+      <w:rPr>
+        <w:rFonts w:hint="default"/>
+      </w:rPr>
+    </w:lvl>
+    <w:lvl w:ilvl="5">
+      <w:start w:val="1"/>
+      <w:numFmt w:val="decimal"/>
+      <w:lvlText w:val="%1.%2.%3.%4.%5.%6."/>
+      <w:lvlJc w:val="left"/>
+      <w:pPr>
+        <w:ind w:left="2736" w:hanging="936"/>
+      </w:pPr>
+      <w:rPr>
+        <w:rFonts w:hint="default"/>
+      </w:rPr>
+    </w:lvl>
+    <w:lvl w:ilvl="6">
+      <w:start w:val="1"/>
+      <w:numFmt w:val="decimal"/>
+      <w:lvlText w:val="%1.%2.%3.%4.%5.%6.%7."/>
+      <w:lvlJc w:val="left"/>
+      <w:pPr>
+        <w:ind w:left="3240" w:hanging="1080"/>
+      </w:pPr>
+      <w:rPr>
+        <w:rFonts w:hint="default"/>
+      </w:rPr>
+    </w:lvl>
+    <w:lvl w:ilvl="7">
+      <w:start w:val="1"/>
+      <w:numFmt w:val="decimal"/>
+      <w:lvlText w:val="%1.%2.%3.%4.%5.%6.%7.%8."/>
+      <w:lvlJc w:val="left"/>
+      <w:pPr>
+        <w:ind w:left="3744" w:hanging="1224"/>
+      </w:pPr>
+      <w:rPr>
+        <w:rFonts w:hint="default"/>
+      </w:rPr>
+    </w:lvl>
+    <w:lvl w:ilvl="8">
+      <w:start w:val="1"/>
+      <w:numFmt w:val="decimal"/>
+      <w:lvlText w:val="%1.%2.%3.%4.%5.%6.%7.%8.%9."/>
+      <w:lvlJc w:val="left"/>
+      <w:pPr>
+        <w:ind w:left="4320" w:hanging="1440"/>
+      </w:pPr>
+      <w:rPr>
+        <w:rFonts w:hint="default"/>
+      </w:rPr>
+    </w:lvl>
+  </w:abstractNum>
+  <w:abstractNum w:abstractNumId="15" w15:restartNumberingAfterBreak="0">
     <w:nsid w:val="35D56EDE"/>
     <w:multiLevelType w:val="hybridMultilevel"/>
     <w:tmpl w:val="488EBCA0"/>
@@ -5013,7 +5945,7 @@
       </w:pPr>
     </w:lvl>
   </w:abstractNum>
-  <w:abstractNum w:abstractNumId="15" w15:restartNumberingAfterBreak="0">
+  <w:abstractNum w:abstractNumId="16" w15:restartNumberingAfterBreak="0">
     <w:nsid w:val="37447974"/>
     <w:multiLevelType w:val="hybridMultilevel"/>
     <w:tmpl w:val="0FFA4988"/>
@@ -5131,7 +6063,7 @@
       </w:pPr>
     </w:lvl>
   </w:abstractNum>
-  <w:abstractNum w:abstractNumId="16" w15:restartNumberingAfterBreak="0">
+  <w:abstractNum w:abstractNumId="17" w15:restartNumberingAfterBreak="0">
     <w:nsid w:val="37823F76"/>
     <w:multiLevelType w:val="hybridMultilevel"/>
     <w:tmpl w:val="317230EA"/>
@@ -5244,7 +6176,7 @@
       </w:pPr>
     </w:lvl>
   </w:abstractNum>
-  <w:abstractNum w:abstractNumId="17" w15:restartNumberingAfterBreak="0">
+  <w:abstractNum w:abstractNumId="18" w15:restartNumberingAfterBreak="0">
     <w:nsid w:val="37E21A17"/>
     <w:multiLevelType w:val="hybridMultilevel"/>
     <w:tmpl w:val="512EBB2C"/>
@@ -5357,7 +6289,7 @@
       </w:pPr>
     </w:lvl>
   </w:abstractNum>
-  <w:abstractNum w:abstractNumId="18" w15:restartNumberingAfterBreak="0">
+  <w:abstractNum w:abstractNumId="19" w15:restartNumberingAfterBreak="0">
     <w:nsid w:val="43710782"/>
     <w:multiLevelType w:val="multilevel"/>
     <w:tmpl w:val="5CDA96E8"/>
@@ -5470,7 +6402,7 @@
       </w:pPr>
     </w:lvl>
   </w:abstractNum>
-  <w:abstractNum w:abstractNumId="19" w15:restartNumberingAfterBreak="0">
+  <w:abstractNum w:abstractNumId="20" w15:restartNumberingAfterBreak="0">
     <w:nsid w:val="45470458"/>
     <w:multiLevelType w:val="hybridMultilevel"/>
     <w:tmpl w:val="B784DEA2"/>
@@ -5583,7 +6515,7 @@
       </w:pPr>
     </w:lvl>
   </w:abstractNum>
-  <w:abstractNum w:abstractNumId="20" w15:restartNumberingAfterBreak="0">
+  <w:abstractNum w:abstractNumId="21" w15:restartNumberingAfterBreak="0">
     <w:nsid w:val="45D70C0D"/>
     <w:multiLevelType w:val="hybridMultilevel"/>
     <w:tmpl w:val="5088F12C"/>
@@ -5696,7 +6628,7 @@
       </w:pPr>
     </w:lvl>
   </w:abstractNum>
-  <w:abstractNum w:abstractNumId="21" w15:restartNumberingAfterBreak="0">
+  <w:abstractNum w:abstractNumId="22" w15:restartNumberingAfterBreak="0">
     <w:nsid w:val="46AD1152"/>
     <w:multiLevelType w:val="hybridMultilevel"/>
     <w:tmpl w:val="5088F12C"/>
@@ -5809,7 +6741,7 @@
       </w:pPr>
     </w:lvl>
   </w:abstractNum>
-  <w:abstractNum w:abstractNumId="22" w15:restartNumberingAfterBreak="0">
+  <w:abstractNum w:abstractNumId="23" w15:restartNumberingAfterBreak="0">
     <w:nsid w:val="4CB7504B"/>
     <w:multiLevelType w:val="hybridMultilevel"/>
     <w:tmpl w:val="27CC47E6"/>
@@ -5899,7 +6831,7 @@
       </w:pPr>
     </w:lvl>
   </w:abstractNum>
-  <w:abstractNum w:abstractNumId="23" w15:restartNumberingAfterBreak="0">
+  <w:abstractNum w:abstractNumId="24" w15:restartNumberingAfterBreak="0">
     <w:nsid w:val="50977A4B"/>
     <w:multiLevelType w:val="hybridMultilevel"/>
     <w:tmpl w:val="D250C02A"/>
@@ -6012,7 +6944,7 @@
       </w:pPr>
     </w:lvl>
   </w:abstractNum>
-  <w:abstractNum w:abstractNumId="24" w15:restartNumberingAfterBreak="0">
+  <w:abstractNum w:abstractNumId="25" w15:restartNumberingAfterBreak="0">
     <w:nsid w:val="559C02CE"/>
     <w:multiLevelType w:val="hybridMultilevel"/>
     <w:tmpl w:val="DA707AB8"/>
@@ -6125,7 +7057,7 @@
       </w:pPr>
     </w:lvl>
   </w:abstractNum>
-  <w:abstractNum w:abstractNumId="25" w15:restartNumberingAfterBreak="0">
+  <w:abstractNum w:abstractNumId="26" w15:restartNumberingAfterBreak="0">
     <w:nsid w:val="57F512E7"/>
     <w:multiLevelType w:val="hybridMultilevel"/>
     <w:tmpl w:val="4F12B540"/>
@@ -6238,7 +7170,7 @@
       </w:pPr>
     </w:lvl>
   </w:abstractNum>
-  <w:abstractNum w:abstractNumId="26" w15:restartNumberingAfterBreak="0">
+  <w:abstractNum w:abstractNumId="27" w15:restartNumberingAfterBreak="0">
     <w:nsid w:val="5CB84A75"/>
     <w:multiLevelType w:val="multilevel"/>
     <w:tmpl w:val="73DC2F2E"/>
@@ -6351,7 +7283,7 @@
       </w:pPr>
     </w:lvl>
   </w:abstractNum>
-  <w:abstractNum w:abstractNumId="27" w15:restartNumberingAfterBreak="0">
+  <w:abstractNum w:abstractNumId="28" w15:restartNumberingAfterBreak="0">
     <w:nsid w:val="5E290F62"/>
     <w:multiLevelType w:val="hybridMultilevel"/>
     <w:tmpl w:val="489C1CEE"/>
@@ -6464,7 +7396,7 @@
       </w:pPr>
     </w:lvl>
   </w:abstractNum>
-  <w:abstractNum w:abstractNumId="28" w15:restartNumberingAfterBreak="0">
+  <w:abstractNum w:abstractNumId="29" w15:restartNumberingAfterBreak="0">
     <w:nsid w:val="5E64666B"/>
     <w:multiLevelType w:val="hybridMultilevel"/>
     <w:tmpl w:val="5088F12C"/>
@@ -6577,7 +7509,7 @@
       </w:pPr>
     </w:lvl>
   </w:abstractNum>
-  <w:abstractNum w:abstractNumId="29" w15:restartNumberingAfterBreak="0">
+  <w:abstractNum w:abstractNumId="30" w15:restartNumberingAfterBreak="0">
     <w:nsid w:val="5EC43D84"/>
     <w:multiLevelType w:val="hybridMultilevel"/>
     <w:tmpl w:val="9DC07260"/>
@@ -6690,7 +7622,7 @@
       </w:pPr>
     </w:lvl>
   </w:abstractNum>
-  <w:abstractNum w:abstractNumId="30" w15:restartNumberingAfterBreak="0">
+  <w:abstractNum w:abstractNumId="31" w15:restartNumberingAfterBreak="0">
     <w:nsid w:val="603C1B42"/>
     <w:multiLevelType w:val="hybridMultilevel"/>
     <w:tmpl w:val="89BA0A7E"/>
@@ -6803,7 +7735,7 @@
       </w:pPr>
     </w:lvl>
   </w:abstractNum>
-  <w:abstractNum w:abstractNumId="31" w15:restartNumberingAfterBreak="0">
+  <w:abstractNum w:abstractNumId="32" w15:restartNumberingAfterBreak="0">
     <w:nsid w:val="64556798"/>
     <w:multiLevelType w:val="hybridMultilevel"/>
     <w:tmpl w:val="2F9494AE"/>
@@ -6916,7 +7848,7 @@
       </w:pPr>
     </w:lvl>
   </w:abstractNum>
-  <w:abstractNum w:abstractNumId="32" w15:restartNumberingAfterBreak="0">
+  <w:abstractNum w:abstractNumId="33" w15:restartNumberingAfterBreak="0">
     <w:nsid w:val="649F7380"/>
     <w:multiLevelType w:val="hybridMultilevel"/>
     <w:tmpl w:val="8C26F300"/>
@@ -7002,7 +7934,7 @@
       </w:pPr>
     </w:lvl>
   </w:abstractNum>
-  <w:abstractNum w:abstractNumId="33" w15:restartNumberingAfterBreak="0">
+  <w:abstractNum w:abstractNumId="34" w15:restartNumberingAfterBreak="0">
     <w:nsid w:val="665D4EC4"/>
     <w:multiLevelType w:val="hybridMultilevel"/>
     <w:tmpl w:val="B784DEA2"/>
@@ -7115,7 +8047,7 @@
       </w:pPr>
     </w:lvl>
   </w:abstractNum>
-  <w:abstractNum w:abstractNumId="34" w15:restartNumberingAfterBreak="0">
+  <w:abstractNum w:abstractNumId="35" w15:restartNumberingAfterBreak="0">
     <w:nsid w:val="6DA81C03"/>
     <w:multiLevelType w:val="hybridMultilevel"/>
     <w:tmpl w:val="9DC07260"/>
@@ -7228,7 +8160,7 @@
       </w:pPr>
     </w:lvl>
   </w:abstractNum>
-  <w:abstractNum w:abstractNumId="35" w15:restartNumberingAfterBreak="0">
+  <w:abstractNum w:abstractNumId="36" w15:restartNumberingAfterBreak="0">
     <w:nsid w:val="6E545FD8"/>
     <w:multiLevelType w:val="multilevel"/>
     <w:tmpl w:val="8640ADC0"/>
@@ -7346,7 +8278,7 @@
       </w:pPr>
     </w:lvl>
   </w:abstractNum>
-  <w:abstractNum w:abstractNumId="36" w15:restartNumberingAfterBreak="0">
+  <w:abstractNum w:abstractNumId="37" w15:restartNumberingAfterBreak="0">
     <w:nsid w:val="6F6015CD"/>
     <w:multiLevelType w:val="hybridMultilevel"/>
     <w:tmpl w:val="73DC2F2E"/>
@@ -7459,7 +8391,7 @@
       </w:pPr>
     </w:lvl>
   </w:abstractNum>
-  <w:abstractNum w:abstractNumId="37" w15:restartNumberingAfterBreak="0">
+  <w:abstractNum w:abstractNumId="38" w15:restartNumberingAfterBreak="0">
     <w:nsid w:val="70FA0443"/>
     <w:multiLevelType w:val="hybridMultilevel"/>
     <w:tmpl w:val="8662D432"/>
@@ -7572,7 +8504,7 @@
       </w:pPr>
     </w:lvl>
   </w:abstractNum>
-  <w:abstractNum w:abstractNumId="38" w15:restartNumberingAfterBreak="0">
+  <w:abstractNum w:abstractNumId="39" w15:restartNumberingAfterBreak="0">
     <w:nsid w:val="77153635"/>
     <w:multiLevelType w:val="hybridMultilevel"/>
     <w:tmpl w:val="1F020E7E"/>
@@ -7685,7 +8617,7 @@
       </w:pPr>
     </w:lvl>
   </w:abstractNum>
-  <w:abstractNum w:abstractNumId="39" w15:restartNumberingAfterBreak="0">
+  <w:abstractNum w:abstractNumId="40" w15:restartNumberingAfterBreak="0">
     <w:nsid w:val="7E3F7BDF"/>
     <w:multiLevelType w:val="hybridMultilevel"/>
     <w:tmpl w:val="195EA6D0"/>
@@ -7811,22 +8743,22 @@
     <w:abstractNumId w:val="5"/>
   </w:num>
   <w:num w:numId="4" w16cid:durableId="672683651">
-    <w:abstractNumId w:val="16"/>
+    <w:abstractNumId w:val="17"/>
   </w:num>
   <w:num w:numId="5" w16cid:durableId="1581014979">
-    <w:abstractNumId w:val="14"/>
+    <w:abstractNumId w:val="15"/>
   </w:num>
   <w:num w:numId="6" w16cid:durableId="1643121252">
     <w:abstractNumId w:val="6"/>
   </w:num>
   <w:num w:numId="7" w16cid:durableId="190189951">
-    <w:abstractNumId w:val="15"/>
+    <w:abstractNumId w:val="16"/>
   </w:num>
   <w:num w:numId="8" w16cid:durableId="176509668">
     <w:abstractNumId w:val="2"/>
   </w:num>
   <w:num w:numId="9" w16cid:durableId="574976506">
-    <w:abstractNumId w:val="38"/>
+    <w:abstractNumId w:val="39"/>
   </w:num>
   <w:num w:numId="10" w16cid:durableId="346294362">
     <w:abstractNumId w:val="9"/>
@@ -7838,37 +8770,37 @@
     <w:abstractNumId w:val="1"/>
   </w:num>
   <w:num w:numId="13" w16cid:durableId="8870894">
-    <w:abstractNumId w:val="35"/>
+    <w:abstractNumId w:val="36"/>
   </w:num>
   <w:num w:numId="14" w16cid:durableId="231081252">
     <w:abstractNumId w:val="4"/>
   </w:num>
   <w:num w:numId="15" w16cid:durableId="1431008808">
-    <w:abstractNumId w:val="18"/>
+    <w:abstractNumId w:val="19"/>
   </w:num>
   <w:num w:numId="16" w16cid:durableId="2094430851">
+    <w:abstractNumId w:val="38"/>
+  </w:num>
+  <w:num w:numId="17" w16cid:durableId="1176647948">
+    <w:abstractNumId w:val="27"/>
+  </w:num>
+  <w:num w:numId="18" w16cid:durableId="878009732">
     <w:abstractNumId w:val="37"/>
   </w:num>
-  <w:num w:numId="17" w16cid:durableId="1176647948">
-    <w:abstractNumId w:val="26"/>
-  </w:num>
-  <w:num w:numId="18" w16cid:durableId="878009732">
-    <w:abstractNumId w:val="36"/>
-  </w:num>
   <w:num w:numId="19" w16cid:durableId="1554348253">
-    <w:abstractNumId w:val="31"/>
+    <w:abstractNumId w:val="32"/>
   </w:num>
   <w:num w:numId="20" w16cid:durableId="263197576">
     <w:abstractNumId w:val="10"/>
   </w:num>
   <w:num w:numId="21" w16cid:durableId="1761171875">
-    <w:abstractNumId w:val="34"/>
+    <w:abstractNumId w:val="35"/>
   </w:num>
   <w:num w:numId="22" w16cid:durableId="510333839">
-    <w:abstractNumId w:val="29"/>
+    <w:abstractNumId w:val="30"/>
   </w:num>
   <w:num w:numId="23" w16cid:durableId="1335104804">
-    <w:abstractNumId w:val="25"/>
+    <w:abstractNumId w:val="26"/>
   </w:num>
   <w:num w:numId="24" w16cid:durableId="703168180">
     <w:abstractNumId w:val="12"/>
@@ -7880,52 +8812,55 @@
     <w:abstractNumId w:val="7"/>
   </w:num>
   <w:num w:numId="27" w16cid:durableId="2063946223">
-    <w:abstractNumId w:val="27"/>
+    <w:abstractNumId w:val="28"/>
   </w:num>
   <w:num w:numId="28" w16cid:durableId="1713731397">
-    <w:abstractNumId w:val="30"/>
+    <w:abstractNumId w:val="31"/>
   </w:num>
   <w:num w:numId="29" w16cid:durableId="172456005">
-    <w:abstractNumId w:val="23"/>
+    <w:abstractNumId w:val="24"/>
   </w:num>
   <w:num w:numId="30" w16cid:durableId="662853155">
-    <w:abstractNumId w:val="24"/>
+    <w:abstractNumId w:val="25"/>
   </w:num>
   <w:num w:numId="31" w16cid:durableId="916675829">
     <w:abstractNumId w:val="3"/>
   </w:num>
   <w:num w:numId="32" w16cid:durableId="1095980091">
-    <w:abstractNumId w:val="32"/>
+    <w:abstractNumId w:val="33"/>
   </w:num>
   <w:num w:numId="33" w16cid:durableId="1331560688">
-    <w:abstractNumId w:val="37"/>
+    <w:abstractNumId w:val="38"/>
   </w:num>
   <w:num w:numId="34" w16cid:durableId="1739327648">
-    <w:abstractNumId w:val="28"/>
+    <w:abstractNumId w:val="29"/>
   </w:num>
   <w:num w:numId="35" w16cid:durableId="442110457">
+    <w:abstractNumId w:val="21"/>
+  </w:num>
+  <w:num w:numId="36" w16cid:durableId="982461615">
+    <w:abstractNumId w:val="22"/>
+  </w:num>
+  <w:num w:numId="37" w16cid:durableId="1186095826">
+    <w:abstractNumId w:val="40"/>
+  </w:num>
+  <w:num w:numId="38" w16cid:durableId="1046292925">
     <w:abstractNumId w:val="20"/>
   </w:num>
-  <w:num w:numId="36" w16cid:durableId="982461615">
-    <w:abstractNumId w:val="21"/>
-  </w:num>
-  <w:num w:numId="37" w16cid:durableId="1186095826">
-    <w:abstractNumId w:val="39"/>
-  </w:num>
-  <w:num w:numId="38" w16cid:durableId="1046292925">
-    <w:abstractNumId w:val="19"/>
-  </w:num>
   <w:num w:numId="39" w16cid:durableId="648511442">
-    <w:abstractNumId w:val="33"/>
+    <w:abstractNumId w:val="34"/>
   </w:num>
   <w:num w:numId="40" w16cid:durableId="1915895405">
     <w:abstractNumId w:val="11"/>
   </w:num>
   <w:num w:numId="41" w16cid:durableId="49810360">
-    <w:abstractNumId w:val="17"/>
+    <w:abstractNumId w:val="18"/>
   </w:num>
   <w:num w:numId="42" w16cid:durableId="1121267456">
-    <w:abstractNumId w:val="22"/>
+    <w:abstractNumId w:val="23"/>
+  </w:num>
+  <w:num w:numId="43" w16cid:durableId="612634852">
+    <w:abstractNumId w:val="14"/>
   </w:num>
 </w:numbering>
 </file>
@@ -8251,7 +9186,6 @@
   <w:style w:type="character" w:default="1" w:styleId="a0">
     <w:name w:val="Default Paragraph Font"/>
     <w:uiPriority w:val="1"/>
-    <w:semiHidden/>
     <w:unhideWhenUsed/>
   </w:style>
   <w:style w:type="table" w:default="1" w:styleId="a1">

--- a/patterns/protocol_template.docx
+++ b/patterns/protocol_template.docx
@@ -704,7 +704,13 @@
         <w:rPr>
           <w:rFonts w:ascii="PT Sans" w:hAnsi="PT Sans" w:cs="Franklin Gothic Book"/>
         </w:rPr>
-        <w:t xml:space="preserve">председателя: </w:t>
+        <w:t>председателя</w:t>
+      </w:r>
+      <w:r>
+        <w:rPr>
+          <w:rFonts w:ascii="PT Sans" w:hAnsi="PT Sans" w:cs="Franklin Gothic Book"/>
+        </w:rPr>
+        <w:t xml:space="preserve">: </w:t>
       </w:r>
       <w:proofErr w:type="gramStart"/>
       <w:r>
@@ -727,33 +733,81 @@
         </w:rPr>
         <w:t>.</w:t>
       </w:r>
-      <w:proofErr w:type="spellStart"/>
       <w:proofErr w:type="gramStart"/>
       <w:r>
         <w:rPr>
           <w:rFonts w:ascii="PT Sans" w:hAnsi="PT Sans" w:cs="Franklin Gothic Book"/>
+          <w:lang w:val="en-US"/>
         </w:rPr>
         <w:t>chairman</w:t>
       </w:r>
-      <w:proofErr w:type="spellEnd"/>
+      <w:r>
+        <w:rPr>
+          <w:rFonts w:ascii="PT Sans" w:hAnsi="PT Sans" w:cs="Franklin Gothic Book"/>
+        </w:rPr>
+        <w:t xml:space="preserve"> }</w:t>
+      </w:r>
+      <w:proofErr w:type="gramEnd"/>
+      <w:r>
+        <w:rPr>
+          <w:rFonts w:ascii="PT Sans" w:hAnsi="PT Sans" w:cs="Franklin Gothic Book"/>
+        </w:rPr>
+        <w:t>}</w:t>
+      </w:r>
       <w:r>
         <w:rPr>
           <w:rFonts w:ascii="PT Sans" w:hAnsi="PT Sans" w:cs="Franklin Gothic Book"/>
         </w:rPr>
         <w:t xml:space="preserve"> </w:t>
       </w:r>
-      <w:r>
-        <w:rPr>
-          <w:rFonts w:ascii="PT Sans" w:hAnsi="PT Sans" w:cs="Franklin Gothic Book"/>
-        </w:rPr>
-        <w:t>}</w:t>
+      <w:proofErr w:type="gramStart"/>
+      <w:r>
+        <w:rPr>
+          <w:rFonts w:ascii="PT Sans" w:hAnsi="PT Sans" w:cs="Franklin Gothic Book"/>
+        </w:rPr>
+        <w:t xml:space="preserve">{{ </w:t>
+      </w:r>
+      <w:r>
+        <w:rPr>
+          <w:rFonts w:ascii="PT Sans" w:hAnsi="PT Sans" w:cs="Franklin Gothic Book"/>
+          <w:lang w:val="en-US"/>
+        </w:rPr>
+        <w:t>protocol</w:t>
       </w:r>
       <w:proofErr w:type="gramEnd"/>
       <w:r>
         <w:rPr>
           <w:rFonts w:ascii="PT Sans" w:hAnsi="PT Sans" w:cs="Franklin Gothic Book"/>
         </w:rPr>
-        <w:t>}</w:t>
+        <w:t>.</w:t>
+      </w:r>
+      <w:proofErr w:type="gramStart"/>
+      <w:r>
+        <w:rPr>
+          <w:rFonts w:ascii="PT Sans" w:hAnsi="PT Sans" w:cs="Franklin Gothic Book"/>
+          <w:lang w:val="en-US"/>
+        </w:rPr>
+        <w:t>chairman</w:t>
+      </w:r>
+      <w:r>
+        <w:rPr>
+          <w:rFonts w:ascii="PT Sans" w:hAnsi="PT Sans" w:cs="Franklin Gothic Book"/>
+        </w:rPr>
+        <w:t>.</w:t>
+      </w:r>
+      <w:r>
+        <w:rPr>
+          <w:rFonts w:ascii="PT Sans" w:hAnsi="PT Sans" w:cs="Franklin Gothic Book"/>
+          <w:lang w:val="en-US"/>
+        </w:rPr>
+        <w:t>division</w:t>
+      </w:r>
+      <w:proofErr w:type="gramEnd"/>
+      <w:r>
+        <w:rPr>
+          <w:rFonts w:ascii="PT Sans" w:hAnsi="PT Sans" w:cs="Franklin Gothic Book"/>
+        </w:rPr>
+        <w:t xml:space="preserve"> }}</w:t>
       </w:r>
     </w:p>
     <w:p>
@@ -800,6 +854,7 @@
         </w:pBdr>
         <w:rPr>
           <w:rFonts w:ascii="PT Sans" w:hAnsi="PT Sans" w:cs="Franklin Gothic Book"/>
+          <w:lang w:val="en-US"/>
         </w:rPr>
       </w:pPr>
       <w:r>
@@ -811,6 +866,7 @@
       <w:r>
         <w:rPr>
           <w:rFonts w:ascii="PT Sans" w:hAnsi="PT Sans" w:cs="Franklin Gothic Book"/>
+          <w:lang w:val="en-US"/>
         </w:rPr>
         <w:t xml:space="preserve"> </w:t>
       </w:r>
@@ -823,12 +879,14 @@
       <w:r>
         <w:rPr>
           <w:rFonts w:ascii="PT Sans" w:hAnsi="PT Sans" w:cs="Franklin Gothic Book"/>
+          <w:lang w:val="en-US"/>
         </w:rPr>
         <w:t xml:space="preserve">: </w:t>
       </w:r>
       <w:r>
         <w:rPr>
           <w:rFonts w:ascii="PT Sans" w:hAnsi="PT Sans" w:cs="Franklin Gothic Book"/>
+          <w:lang w:val="en-US"/>
         </w:rPr>
         <w:t xml:space="preserve">{% </w:t>
       </w:r>
@@ -842,6 +900,7 @@
       <w:r>
         <w:rPr>
           <w:rFonts w:ascii="PT Sans" w:hAnsi="PT Sans" w:cs="Franklin Gothic Book"/>
+          <w:lang w:val="en-US"/>
         </w:rPr>
         <w:t xml:space="preserve"> </w:t>
       </w:r>
@@ -855,6 +914,7 @@
       <w:r>
         <w:rPr>
           <w:rFonts w:ascii="PT Sans" w:hAnsi="PT Sans" w:cs="Franklin Gothic Book"/>
+          <w:lang w:val="en-US"/>
         </w:rPr>
         <w:t xml:space="preserve"> </w:t>
       </w:r>
@@ -868,9 +928,11 @@
       <w:r>
         <w:rPr>
           <w:rFonts w:ascii="PT Sans" w:hAnsi="PT Sans" w:cs="Franklin Gothic Book"/>
+          <w:lang w:val="en-US"/>
         </w:rPr>
         <w:t xml:space="preserve"> </w:t>
       </w:r>
+      <w:proofErr w:type="spellStart"/>
       <w:proofErr w:type="gramStart"/>
       <w:r>
         <w:rPr>
@@ -882,6 +944,7 @@
       <w:r>
         <w:rPr>
           <w:rFonts w:ascii="PT Sans" w:hAnsi="PT Sans" w:cs="Franklin Gothic Book"/>
+          <w:lang w:val="en-US"/>
         </w:rPr>
         <w:t>.</w:t>
       </w:r>
@@ -895,6 +958,7 @@
       <w:r>
         <w:rPr>
           <w:rFonts w:ascii="PT Sans" w:hAnsi="PT Sans" w:cs="Franklin Gothic Book"/>
+          <w:lang w:val="en-US"/>
         </w:rPr>
         <w:t>.</w:t>
       </w:r>
@@ -905,9 +969,11 @@
         </w:rPr>
         <w:t>all</w:t>
       </w:r>
-      <w:r>
-        <w:rPr>
-          <w:rFonts w:ascii="PT Sans" w:hAnsi="PT Sans" w:cs="Franklin Gothic Book"/>
+      <w:proofErr w:type="spellEnd"/>
+      <w:r>
+        <w:rPr>
+          <w:rFonts w:ascii="PT Sans" w:hAnsi="PT Sans" w:cs="Franklin Gothic Book"/>
+          <w:lang w:val="en-US"/>
         </w:rPr>
         <w:t>(</w:t>
       </w:r>
@@ -915,12 +981,14 @@
       <w:r>
         <w:rPr>
           <w:rFonts w:ascii="PT Sans" w:hAnsi="PT Sans" w:cs="Franklin Gothic Book"/>
+          <w:lang w:val="en-US"/>
         </w:rPr>
         <w:t>)</w:t>
       </w:r>
       <w:r>
         <w:rPr>
           <w:rFonts w:ascii="PT Sans" w:hAnsi="PT Sans" w:cs="Franklin Gothic Book"/>
+          <w:lang w:val="en-US"/>
         </w:rPr>
         <w:t xml:space="preserve"> %}</w:t>
       </w:r>
@@ -929,12 +997,14 @@
       <w:pPr>
         <w:rPr>
           <w:rFonts w:ascii="PT Sans" w:hAnsi="PT Sans" w:cs="Franklin Gothic Book"/>
+          <w:lang w:val="en-US"/>
         </w:rPr>
       </w:pPr>
       <w:proofErr w:type="gramStart"/>
       <w:r>
         <w:rPr>
           <w:rFonts w:ascii="PT Sans" w:hAnsi="PT Sans" w:cs="Franklin Gothic Book"/>
+          <w:lang w:val="en-US"/>
         </w:rPr>
         <w:t xml:space="preserve">{{ </w:t>
       </w:r>
@@ -949,8 +1019,64 @@
       <w:r>
         <w:rPr>
           <w:rFonts w:ascii="PT Sans" w:hAnsi="PT Sans" w:cs="Franklin Gothic Book"/>
+          <w:lang w:val="en-US"/>
         </w:rPr>
         <w:t xml:space="preserve"> }}</w:t>
+      </w:r>
+      <w:r>
+        <w:rPr>
+          <w:rFonts w:ascii="PT Sans" w:hAnsi="PT Sans" w:cs="Franklin Gothic Book"/>
+          <w:lang w:val="en-US"/>
+        </w:rPr>
+        <w:t xml:space="preserve"> </w:t>
+      </w:r>
+      <w:proofErr w:type="gramStart"/>
+      <w:r>
+        <w:rPr>
+          <w:rFonts w:ascii="PT Sans" w:hAnsi="PT Sans" w:cs="Franklin Gothic Book"/>
+          <w:lang w:val="en-US"/>
+        </w:rPr>
+        <w:t xml:space="preserve">{{ </w:t>
+      </w:r>
+      <w:proofErr w:type="spellStart"/>
+      <w:r>
+        <w:rPr>
+          <w:rFonts w:ascii="PT Sans" w:hAnsi="PT Sans" w:cs="Franklin Gothic Book"/>
+          <w:lang w:val="en-US"/>
+        </w:rPr>
+        <w:t>member</w:t>
+      </w:r>
+      <w:proofErr w:type="gramEnd"/>
+      <w:r>
+        <w:rPr>
+          <w:rFonts w:ascii="PT Sans" w:hAnsi="PT Sans" w:cs="Franklin Gothic Book"/>
+          <w:lang w:val="en-US"/>
+        </w:rPr>
+        <w:t>.</w:t>
+      </w:r>
+      <w:proofErr w:type="gramStart"/>
+      <w:r>
+        <w:rPr>
+          <w:rFonts w:ascii="PT Sans" w:hAnsi="PT Sans" w:cs="Franklin Gothic Book"/>
+          <w:lang w:val="en-US"/>
+        </w:rPr>
+        <w:t>division</w:t>
+      </w:r>
+      <w:proofErr w:type="spellEnd"/>
+      <w:r>
+        <w:rPr>
+          <w:rFonts w:ascii="PT Sans" w:hAnsi="PT Sans" w:cs="Franklin Gothic Book"/>
+          <w:lang w:val="en-US"/>
+        </w:rPr>
+        <w:t xml:space="preserve"> }</w:t>
+      </w:r>
+      <w:proofErr w:type="gramEnd"/>
+      <w:r>
+        <w:rPr>
+          <w:rFonts w:ascii="PT Sans" w:hAnsi="PT Sans" w:cs="Franklin Gothic Book"/>
+          <w:lang w:val="en-US"/>
+        </w:rPr>
+        <w:t>}</w:t>
       </w:r>
     </w:p>
     <w:p>
@@ -963,6 +1089,7 @@
           <w:rFonts w:ascii="PT Sans" w:hAnsi="PT Sans" w:cs="Franklin Gothic Book"/>
           <w:sz w:val="22"/>
           <w:szCs w:val="22"/>
+          <w:lang w:val="en-US"/>
         </w:rPr>
       </w:pPr>
       <w:r>
@@ -970,6 +1097,7 @@
           <w:rFonts w:ascii="PT Sans" w:hAnsi="PT Sans" w:cs="Franklin Gothic Book"/>
           <w:sz w:val="20"/>
           <w:szCs w:val="20"/>
+          <w:lang w:val="en-US"/>
         </w:rPr>
         <w:t>(</w:t>
       </w:r>
@@ -986,6 +1114,7 @@
           <w:rFonts w:ascii="PT Sans" w:hAnsi="PT Sans" w:cs="Franklin Gothic Book"/>
           <w:sz w:val="20"/>
           <w:szCs w:val="20"/>
+          <w:lang w:val="en-US"/>
         </w:rPr>
         <w:t>.</w:t>
       </w:r>
@@ -1002,6 +1131,7 @@
           <w:rFonts w:ascii="PT Sans" w:hAnsi="PT Sans" w:cs="Franklin Gothic Book"/>
           <w:sz w:val="20"/>
           <w:szCs w:val="20"/>
+          <w:lang w:val="en-US"/>
         </w:rPr>
         <w:t xml:space="preserve">. </w:t>
       </w:r>
@@ -1018,6 +1148,7 @@
           <w:rFonts w:ascii="PT Sans" w:hAnsi="PT Sans" w:cs="Franklin Gothic Book"/>
           <w:sz w:val="20"/>
           <w:szCs w:val="20"/>
+          <w:lang w:val="en-US"/>
         </w:rPr>
         <w:t xml:space="preserve">, </w:t>
       </w:r>
@@ -1035,12 +1166,14 @@
           <w:rFonts w:ascii="PT Sans" w:hAnsi="PT Sans" w:cs="Franklin Gothic Book"/>
           <w:sz w:val="20"/>
           <w:szCs w:val="20"/>
+          <w:lang w:val="en-US"/>
         </w:rPr>
         <w:t>)</w:t>
       </w:r>
       <w:r>
         <w:rPr>
           <w:rFonts w:ascii="PT Sans" w:hAnsi="PT Sans" w:cs="Franklin Gothic Book"/>
+          <w:lang w:val="en-US"/>
         </w:rPr>
         <w:t>{</w:t>
       </w:r>
@@ -1048,10 +1181,12 @@
       <w:r>
         <w:rPr>
           <w:rFonts w:ascii="PT Sans" w:hAnsi="PT Sans" w:cs="Franklin Gothic Book"/>
+          <w:lang w:val="en-US"/>
         </w:rPr>
         <w:t xml:space="preserve">% </w:t>
       </w:r>
       <w:proofErr w:type="spellStart"/>
+      <w:proofErr w:type="gramStart"/>
       <w:r>
         <w:rPr>
           <w:rFonts w:ascii="PT Sans" w:hAnsi="PT Sans" w:cs="Franklin Gothic Book"/>
@@ -1063,9 +1198,11 @@
       <w:r>
         <w:rPr>
           <w:rFonts w:ascii="PT Sans" w:hAnsi="PT Sans" w:cs="Franklin Gothic Book"/>
+          <w:lang w:val="en-US"/>
         </w:rPr>
         <w:t xml:space="preserve"> %}</w:t>
       </w:r>
+      <w:proofErr w:type="gramEnd"/>
     </w:p>
     <w:p>
       <w:pPr>
@@ -1646,8 +1783,8 @@
         <w:gridCol w:w="421"/>
         <w:gridCol w:w="1701"/>
         <w:gridCol w:w="1559"/>
-        <w:gridCol w:w="1843"/>
-        <w:gridCol w:w="2126"/>
+        <w:gridCol w:w="1701"/>
+        <w:gridCol w:w="2268"/>
         <w:gridCol w:w="1276"/>
         <w:gridCol w:w="1497"/>
       </w:tblGrid>
@@ -1724,7 +1861,16 @@
                 <w:sz w:val="24"/>
                 <w:szCs w:val="24"/>
               </w:rPr>
-              <w:t>ФИО</w:t>
+              <w:t>И.О.</w:t>
+            </w:r>
+            <w:r>
+              <w:rPr>
+                <w:rFonts w:ascii="PT Sans" w:hAnsi="PT Sans"/>
+                <w:sz w:val="24"/>
+                <w:szCs w:val="24"/>
+              </w:rPr>
+              <w:br/>
+              <w:t>Фамилия</w:t>
             </w:r>
           </w:p>
           <w:p>
@@ -1802,7 +1948,7 @@
         </w:tc>
         <w:tc>
           <w:tcPr>
-            <w:tcW w:w="1843" w:type="dxa"/>
+            <w:tcW w:w="1701" w:type="dxa"/>
             <w:tcBorders>
               <w:top w:val="single" w:sz="4" w:space="0" w:color="auto"/>
               <w:left w:val="single" w:sz="4" w:space="0" w:color="auto"/>
@@ -1852,7 +1998,7 @@
         </w:tc>
         <w:tc>
           <w:tcPr>
-            <w:tcW w:w="2126" w:type="dxa"/>
+            <w:tcW w:w="2268" w:type="dxa"/>
             <w:tcBorders>
               <w:top w:val="single" w:sz="4" w:space="0" w:color="auto"/>
               <w:left w:val="single" w:sz="4" w:space="0" w:color="auto"/>
@@ -2077,7 +2223,7 @@
         </w:tc>
         <w:tc>
           <w:tcPr>
-            <w:tcW w:w="1843" w:type="dxa"/>
+            <w:tcW w:w="1701" w:type="dxa"/>
             <w:tcBorders>
               <w:top w:val="single" w:sz="4" w:space="0" w:color="auto"/>
               <w:left w:val="single" w:sz="4" w:space="0" w:color="auto"/>
@@ -2103,7 +2249,7 @@
         </w:tc>
         <w:tc>
           <w:tcPr>
-            <w:tcW w:w="2126" w:type="dxa"/>
+            <w:tcW w:w="2268" w:type="dxa"/>
             <w:tcBorders>
               <w:top w:val="single" w:sz="4" w:space="0" w:color="auto"/>
               <w:left w:val="single" w:sz="4" w:space="0" w:color="auto"/>
@@ -2185,7 +2331,7 @@
       </w:tr>
       <w:tr>
         <w:trPr>
-          <w:trHeight w:val="454"/>
+          <w:trHeight w:val="20"/>
         </w:trPr>
         <w:tc>
           <w:tcPr>
@@ -2293,7 +2439,7 @@
       </w:tr>
       <w:tr>
         <w:trPr>
-          <w:trHeight w:val="454"/>
+          <w:trHeight w:val="20"/>
         </w:trPr>
         <w:tc>
           <w:tcPr>
@@ -2354,14 +2500,30 @@
                 <w:rFonts w:ascii="PT Sans" w:hAnsi="PT Sans"/>
                 <w:lang w:val="en-US"/>
               </w:rPr>
-              <w:t xml:space="preserve"> }} </w:t>
-            </w:r>
-            <w:r>
-              <w:rPr>
-                <w:rFonts w:ascii="PT Sans" w:hAnsi="PT Sans"/>
-                <w:lang w:val="en-US"/>
-              </w:rPr>
-              <w:t xml:space="preserve">{% </w:t>
+              <w:t xml:space="preserve"> </w:t>
+            </w:r>
+            <w:proofErr w:type="gramStart"/>
+            <w:r>
+              <w:rPr>
+                <w:rFonts w:ascii="PT Sans" w:hAnsi="PT Sans"/>
+                <w:lang w:val="en-US"/>
+              </w:rPr>
+              <w:t>}}</w:t>
+            </w:r>
+            <w:r>
+              <w:rPr>
+                <w:rFonts w:ascii="PT Sans" w:hAnsi="PT Sans"/>
+                <w:lang w:val="en-US"/>
+              </w:rPr>
+              <w:t>{</w:t>
+            </w:r>
+            <w:proofErr w:type="gramEnd"/>
+            <w:r>
+              <w:rPr>
+                <w:rFonts w:ascii="PT Sans" w:hAnsi="PT Sans"/>
+                <w:lang w:val="en-US"/>
+              </w:rPr>
+              <w:t xml:space="preserve">% </w:t>
             </w:r>
             <w:r>
               <w:rPr>
@@ -2511,7 +2673,7 @@
       </w:tr>
       <w:tr>
         <w:trPr>
-          <w:trHeight w:val="454"/>
+          <w:trHeight w:val="20"/>
         </w:trPr>
         <w:tc>
           <w:tcPr>
@@ -2605,7 +2767,7 @@
       </w:tr>
       <w:tr>
         <w:trPr>
-          <w:trHeight w:val="3383"/>
+          <w:trHeight w:val="20"/>
         </w:trPr>
         <w:tc>
           <w:tcPr>
@@ -2995,7 +3157,6 @@
               </w:rPr>
               <w:t xml:space="preserve">% </w:t>
             </w:r>
-            <w:proofErr w:type="gramStart"/>
             <w:r>
               <w:rPr>
                 <w:rFonts w:ascii="PT Sans" w:hAnsi="PT Sans" w:cs="Calibri"/>
@@ -3012,17 +3173,6 @@
               </w:rPr>
               <w:t xml:space="preserve"> %}</w:t>
             </w:r>
-            <w:proofErr w:type="gramEnd"/>
-          </w:p>
-          <w:p>
-            <w:pPr>
-              <w:jc w:val="center"/>
-              <w:rPr>
-                <w:rFonts w:ascii="PT Sans" w:hAnsi="PT Sans" w:cs="Calibri"/>
-                <w:color w:val="000000"/>
-                <w:lang w:val="en-US"/>
-              </w:rPr>
-            </w:pPr>
           </w:p>
         </w:tc>
         <w:tc>
@@ -3089,7 +3239,7 @@
         </w:tc>
         <w:tc>
           <w:tcPr>
-            <w:tcW w:w="1843" w:type="dxa"/>
+            <w:tcW w:w="1701" w:type="dxa"/>
             <w:vAlign w:val="center"/>
           </w:tcPr>
           <w:p>
@@ -3241,7 +3391,7 @@
         </w:tc>
         <w:tc>
           <w:tcPr>
-            <w:tcW w:w="2126" w:type="dxa"/>
+            <w:tcW w:w="2268" w:type="dxa"/>
             <w:tcMar>
               <w:left w:w="57" w:type="dxa"/>
             </w:tcMar>
@@ -3250,51 +3400,34 @@
             <w:pPr>
               <w:rPr>
                 <w:rFonts w:ascii="PT Sans" w:hAnsi="PT Sans"/>
+                <w:spacing w:val="-6"/>
                 <w:lang w:val="en-US"/>
               </w:rPr>
             </w:pPr>
             <w:r>
               <w:rPr>
                 <w:rFonts w:ascii="PT Sans" w:hAnsi="PT Sans"/>
-                <w:lang w:val="en-US"/>
-              </w:rPr>
-              <w:t xml:space="preserve">{% </w:t>
-            </w:r>
-            <w:r>
-              <w:rPr>
-                <w:rFonts w:ascii="PT Sans" w:hAnsi="PT Sans"/>
-                <w:lang w:val="en-US"/>
-              </w:rPr>
-              <w:t>if</w:t>
-            </w:r>
-            <w:r>
-              <w:rPr>
-                <w:rFonts w:ascii="PT Sans" w:hAnsi="PT Sans"/>
-                <w:lang w:val="en-US"/>
-              </w:rPr>
-              <w:t xml:space="preserve"> </w:t>
+                <w:spacing w:val="-6"/>
+                <w:lang w:val="en-US"/>
+              </w:rPr>
+              <w:t xml:space="preserve">{% if </w:t>
             </w:r>
             <w:proofErr w:type="spellStart"/>
             <w:proofErr w:type="gramStart"/>
             <w:r>
               <w:rPr>
                 <w:rFonts w:ascii="PT Sans" w:hAnsi="PT Sans"/>
-                <w:lang w:val="en-US"/>
-              </w:rPr>
-              <w:t>result</w:t>
-            </w:r>
-            <w:r>
-              <w:rPr>
-                <w:rFonts w:ascii="PT Sans" w:hAnsi="PT Sans"/>
-                <w:lang w:val="en-US"/>
-              </w:rPr>
-              <w:t>.passed</w:t>
+                <w:spacing w:val="-6"/>
+                <w:lang w:val="en-US"/>
+              </w:rPr>
+              <w:t>result.passed</w:t>
             </w:r>
             <w:proofErr w:type="spellEnd"/>
             <w:proofErr w:type="gramEnd"/>
             <w:r>
               <w:rPr>
                 <w:rFonts w:ascii="PT Sans" w:hAnsi="PT Sans"/>
+                <w:spacing w:val="-6"/>
                 <w:lang w:val="en-US"/>
               </w:rPr>
               <w:t xml:space="preserve"> </w:t>
@@ -3303,6 +3436,7 @@
             <w:r>
               <w:rPr>
                 <w:rFonts w:ascii="PT Sans" w:hAnsi="PT Sans"/>
+                <w:spacing w:val="-6"/>
                 <w:lang w:val="en-US"/>
               </w:rPr>
               <w:t>%}</w:t>
@@ -3310,6 +3444,9 @@
             <w:r>
               <w:rPr>
                 <w:rFonts w:ascii="PT Sans" w:hAnsi="PT Sans"/>
+                <w:spacing w:val="-6"/>
+                <w:sz w:val="22"/>
+                <w:szCs w:val="22"/>
               </w:rPr>
               <w:t>Удовлетворительно</w:t>
             </w:r>
@@ -3317,61 +3454,56 @@
             <w:r>
               <w:rPr>
                 <w:rFonts w:ascii="PT Sans" w:hAnsi="PT Sans"/>
+                <w:spacing w:val="-6"/>
+                <w:lang w:val="en-US"/>
+              </w:rPr>
+              <w:t xml:space="preserve">{% else </w:t>
+            </w:r>
+            <w:proofErr w:type="gramStart"/>
+            <w:r>
+              <w:rPr>
+                <w:rFonts w:ascii="PT Sans" w:hAnsi="PT Sans"/>
+                <w:spacing w:val="-6"/>
+                <w:lang w:val="en-US"/>
+              </w:rPr>
+              <w:t>%}</w:t>
+            </w:r>
+            <w:r>
+              <w:rPr>
+                <w:rFonts w:ascii="PT Sans" w:hAnsi="PT Sans"/>
+                <w:spacing w:val="-6"/>
+                <w:sz w:val="22"/>
+                <w:szCs w:val="22"/>
+              </w:rPr>
+              <w:t>Неудовлетворительно</w:t>
+            </w:r>
+            <w:proofErr w:type="gramEnd"/>
+            <w:r>
+              <w:rPr>
+                <w:rFonts w:ascii="PT Sans" w:hAnsi="PT Sans"/>
+                <w:spacing w:val="-6"/>
                 <w:lang w:val="en-US"/>
               </w:rPr>
               <w:t xml:space="preserve">{% </w:t>
             </w:r>
-            <w:r>
-              <w:rPr>
-                <w:rFonts w:ascii="PT Sans" w:hAnsi="PT Sans"/>
-                <w:lang w:val="en-US"/>
-              </w:rPr>
-              <w:t>else</w:t>
-            </w:r>
-            <w:r>
-              <w:rPr>
-                <w:rFonts w:ascii="PT Sans" w:hAnsi="PT Sans"/>
-                <w:lang w:val="en-US"/>
-              </w:rPr>
-              <w:t xml:space="preserve"> </w:t>
-            </w:r>
             <w:proofErr w:type="gramStart"/>
             <w:r>
               <w:rPr>
                 <w:rFonts w:ascii="PT Sans" w:hAnsi="PT Sans"/>
-                <w:lang w:val="en-US"/>
-              </w:rPr>
-              <w:t>%}</w:t>
-            </w:r>
-            <w:r>
-              <w:rPr>
-                <w:rFonts w:ascii="PT Sans" w:hAnsi="PT Sans"/>
-              </w:rPr>
-              <w:t>Неу</w:t>
-            </w:r>
-            <w:r>
-              <w:rPr>
-                <w:rFonts w:ascii="PT Sans" w:hAnsi="PT Sans"/>
-              </w:rPr>
-              <w:t>довлетворительно</w:t>
+                <w:spacing w:val="-6"/>
+                <w:lang w:val="en-US"/>
+              </w:rPr>
+              <w:t>endif %}</w:t>
             </w:r>
             <w:proofErr w:type="gramEnd"/>
             <w:r>
               <w:rPr>
                 <w:rFonts w:ascii="PT Sans" w:hAnsi="PT Sans"/>
-                <w:lang w:val="en-US"/>
-              </w:rPr>
-              <w:t xml:space="preserve">{% </w:t>
-            </w:r>
-            <w:proofErr w:type="gramStart"/>
-            <w:r>
-              <w:rPr>
-                <w:rFonts w:ascii="PT Sans" w:hAnsi="PT Sans"/>
-                <w:lang w:val="en-US"/>
-              </w:rPr>
-              <w:t>endif %}</w:t>
-            </w:r>
-            <w:proofErr w:type="gramEnd"/>
+                <w:spacing w:val="-6"/>
+                <w:lang w:val="en-US"/>
+              </w:rPr>
+              <w:t>,</w:t>
+            </w:r>
           </w:p>
           <w:p>
             <w:pPr>
@@ -3380,6 +3512,84 @@
                 <w:lang w:val="en-US"/>
               </w:rPr>
             </w:pPr>
+            <w:r>
+              <w:rPr>
+                <w:rFonts w:ascii="PT Sans" w:hAnsi="PT Sans"/>
+                <w:lang w:val="en-US"/>
+              </w:rPr>
+              <w:t xml:space="preserve">{% if </w:t>
+            </w:r>
+            <w:proofErr w:type="spellStart"/>
+            <w:r>
+              <w:rPr>
+                <w:rFonts w:ascii="PT Sans" w:hAnsi="PT Sans"/>
+                <w:lang w:val="en-US"/>
+              </w:rPr>
+              <w:t>result.</w:t>
+            </w:r>
+            <w:r>
+              <w:rPr>
+                <w:rFonts w:ascii="PT Sans" w:hAnsi="PT Sans"/>
+                <w:lang w:val="en-US"/>
+              </w:rPr>
+              <w:t>reg_number</w:t>
+            </w:r>
+            <w:proofErr w:type="spellEnd"/>
+            <w:r>
+              <w:rPr>
+                <w:rFonts w:ascii="PT Sans" w:hAnsi="PT Sans"/>
+                <w:lang w:val="en-US"/>
+              </w:rPr>
+              <w:t xml:space="preserve"> %} </w:t>
+            </w:r>
+            <w:proofErr w:type="gramStart"/>
+            <w:r>
+              <w:rPr>
+                <w:rFonts w:ascii="PT Sans" w:hAnsi="PT Sans"/>
+                <w:lang w:val="en-US"/>
+              </w:rPr>
+              <w:t xml:space="preserve">{{ </w:t>
+            </w:r>
+            <w:proofErr w:type="spellStart"/>
+            <w:r>
+              <w:rPr>
+                <w:rFonts w:ascii="PT Sans" w:hAnsi="PT Sans"/>
+                <w:lang w:val="en-US"/>
+              </w:rPr>
+              <w:t>result.reg</w:t>
+            </w:r>
+            <w:proofErr w:type="gramEnd"/>
+            <w:r>
+              <w:rPr>
+                <w:rFonts w:ascii="PT Sans" w:hAnsi="PT Sans"/>
+                <w:lang w:val="en-US"/>
+              </w:rPr>
+              <w:t>_</w:t>
+            </w:r>
+            <w:proofErr w:type="gramStart"/>
+            <w:r>
+              <w:rPr>
+                <w:rFonts w:ascii="PT Sans" w:hAnsi="PT Sans"/>
+                <w:lang w:val="en-US"/>
+              </w:rPr>
+              <w:t>number</w:t>
+            </w:r>
+            <w:proofErr w:type="spellEnd"/>
+            <w:r>
+              <w:rPr>
+                <w:rFonts w:ascii="PT Sans" w:hAnsi="PT Sans"/>
+                <w:lang w:val="en-US"/>
+              </w:rPr>
+              <w:t xml:space="preserve"> }</w:t>
+            </w:r>
+            <w:proofErr w:type="gramEnd"/>
+            <w:r>
+              <w:rPr>
+                <w:rFonts w:ascii="PT Sans" w:hAnsi="PT Sans"/>
+                <w:lang w:val="en-US"/>
+              </w:rPr>
+              <w:t>} {% endif %}</w:t>
+            </w:r>
           </w:p>
         </w:tc>
         <w:tc>
@@ -3471,7 +3681,7 @@
       </w:tr>
       <w:tr>
         <w:trPr>
-          <w:trHeight w:val="106"/>
+          <w:trHeight w:val="20"/>
         </w:trPr>
         <w:tc>
           <w:tcPr>
@@ -3521,7 +3731,7 @@
       </w:tr>
       <w:tr>
         <w:trPr>
-          <w:trHeight w:val="106"/>
+          <w:trHeight w:val="20"/>
         </w:trPr>
         <w:tc>
           <w:tcPr>
@@ -3574,57 +3784,6 @@
         <w:jc w:val="both"/>
         <w:rPr>
           <w:rFonts w:ascii="PT Sans" w:hAnsi="PT Sans" w:cs="Franklin Gothic Book"/>
-          <w:sz w:val="22"/>
-          <w:szCs w:val="22"/>
-        </w:rPr>
-      </w:pPr>
-      <w:r>
-        <w:rPr>
-          <w:rFonts w:ascii="PT Sans" w:hAnsi="PT Sans" w:cs="Franklin Gothic Book"/>
-          <w:sz w:val="22"/>
-          <w:szCs w:val="22"/>
-        </w:rPr>
-        <w:lastRenderedPageBreak/>
-        <w:t xml:space="preserve">Комиссия решила: Вышеуказанных работников, успешно сдавших экзамен, считать прошедшими проверку знаний по вышеуказанным документам и допустить к работе. </w:t>
-      </w:r>
-      <w:proofErr w:type="gramStart"/>
-      <w:r>
-        <w:rPr>
-          <w:rFonts w:ascii="PT Sans" w:hAnsi="PT Sans" w:cs="Franklin Gothic Book"/>
-          <w:sz w:val="22"/>
-          <w:szCs w:val="22"/>
-        </w:rPr>
-        <w:t>Работников</w:t>
-      </w:r>
-      <w:proofErr w:type="gramEnd"/>
-      <w:r>
-        <w:rPr>
-          <w:rFonts w:ascii="PT Sans" w:hAnsi="PT Sans" w:cs="Franklin Gothic Book"/>
-          <w:sz w:val="22"/>
-          <w:szCs w:val="22"/>
-        </w:rPr>
-        <w:t xml:space="preserve"> не прошедших в установленном порядке обучение и проверку знаний и навыков в области охраны труда</w:t>
-      </w:r>
-      <w:r>
-        <w:rPr>
-          <w:rFonts w:ascii="PT Sans" w:hAnsi="PT Sans"/>
-        </w:rPr>
-        <w:t xml:space="preserve"> </w:t>
-      </w:r>
-      <w:r>
-        <w:rPr>
-          <w:rFonts w:ascii="PT Sans" w:hAnsi="PT Sans" w:cs="Franklin Gothic Book"/>
-          <w:sz w:val="22"/>
-          <w:szCs w:val="22"/>
-        </w:rPr>
-        <w:t>отстранить от работы (не допускать к работе) до успешного прохождения проверки знаний. (ст.76 ТК РФ).</w:t>
-      </w:r>
-    </w:p>
-    <w:p>
-      <w:pPr>
-        <w:jc w:val="both"/>
-        <w:rPr>
-          <w:rFonts w:ascii="PT Sans" w:hAnsi="PT Sans" w:cs="Franklin Gothic Book"/>
           <w:sz w:val="10"/>
         </w:rPr>
       </w:pPr>
@@ -3780,6 +3939,7 @@
         <w:rPr>
           <w:rFonts w:ascii="PT Sans" w:hAnsi="PT Sans" w:cs="Franklin Gothic Book"/>
         </w:rPr>
+        <w:lastRenderedPageBreak/>
         <w:t>Члены</w:t>
       </w:r>
       <w:r>
@@ -3807,14 +3967,21 @@
           <w:rFonts w:ascii="PT Sans" w:hAnsi="PT Sans" w:cs="Franklin Gothic Book"/>
           <w:lang w:val="en-US"/>
         </w:rPr>
-        <w:t>{</w:t>
-      </w:r>
-      <w:r>
-        <w:rPr>
-          <w:rFonts w:ascii="PT Sans" w:hAnsi="PT Sans" w:cs="Franklin Gothic Book"/>
-          <w:lang w:val="en-US"/>
-        </w:rPr>
-        <w:t xml:space="preserve">% for </w:t>
+        <w:t xml:space="preserve">{% </w:t>
+      </w:r>
+      <w:r>
+        <w:rPr>
+          <w:rFonts w:ascii="PT Sans" w:hAnsi="PT Sans" w:cs="Franklin Gothic Book"/>
+          <w:lang w:val="en-US"/>
+        </w:rPr>
+        <w:t>for</w:t>
+      </w:r>
+      <w:r>
+        <w:rPr>
+          <w:rFonts w:ascii="PT Sans" w:hAnsi="PT Sans" w:cs="Franklin Gothic Book"/>
+          <w:lang w:val="en-US"/>
+        </w:rPr>
+        <w:t xml:space="preserve"> </w:t>
       </w:r>
       <w:r>
         <w:rPr>
@@ -3828,7 +3995,21 @@
           <w:rFonts w:ascii="PT Sans" w:hAnsi="PT Sans" w:cs="Franklin Gothic Book"/>
           <w:lang w:val="en-US"/>
         </w:rPr>
-        <w:t xml:space="preserve"> in </w:t>
+        <w:t xml:space="preserve"> </w:t>
+      </w:r>
+      <w:r>
+        <w:rPr>
+          <w:rFonts w:ascii="PT Sans" w:hAnsi="PT Sans" w:cs="Franklin Gothic Book"/>
+          <w:lang w:val="en-US"/>
+        </w:rPr>
+        <w:t>in</w:t>
+      </w:r>
+      <w:r>
+        <w:rPr>
+          <w:rFonts w:ascii="PT Sans" w:hAnsi="PT Sans" w:cs="Franklin Gothic Book"/>
+          <w:lang w:val="en-US"/>
+        </w:rPr>
+        <w:t xml:space="preserve"> </w:t>
       </w:r>
       <w:proofErr w:type="spellStart"/>
       <w:proofErr w:type="gramStart"/>
@@ -3837,7 +4018,14 @@
           <w:rFonts w:ascii="PT Sans" w:hAnsi="PT Sans" w:cs="Franklin Gothic Book"/>
           <w:lang w:val="en-US"/>
         </w:rPr>
-        <w:t>protocol.</w:t>
+        <w:t>protocol</w:t>
+      </w:r>
+      <w:r>
+        <w:rPr>
+          <w:rFonts w:ascii="PT Sans" w:hAnsi="PT Sans" w:cs="Franklin Gothic Book"/>
+          <w:lang w:val="en-US"/>
+        </w:rPr>
+        <w:t>.</w:t>
       </w:r>
       <w:r>
         <w:rPr>
@@ -3851,7 +4039,14 @@
           <w:rFonts w:ascii="PT Sans" w:hAnsi="PT Sans" w:cs="Franklin Gothic Book"/>
           <w:lang w:val="en-US"/>
         </w:rPr>
-        <w:t>.all</w:t>
+        <w:t>.</w:t>
+      </w:r>
+      <w:r>
+        <w:rPr>
+          <w:rFonts w:ascii="PT Sans" w:hAnsi="PT Sans" w:cs="Franklin Gothic Book"/>
+          <w:lang w:val="en-US"/>
+        </w:rPr>
+        <w:t>all</w:t>
       </w:r>
       <w:proofErr w:type="spellEnd"/>
       <w:r>
@@ -3897,22 +4092,15 @@
           <w:rFonts w:ascii="PT Sans" w:hAnsi="PT Sans" w:cs="Franklin Gothic Book"/>
           <w:lang w:val="en-US"/>
         </w:rPr>
-        <w:t xml:space="preserve">                                   </w:t>
-      </w:r>
+        <w:t xml:space="preserve">                                   {{ </w:t>
+      </w:r>
+      <w:proofErr w:type="spellStart"/>
       <w:proofErr w:type="gramStart"/>
       <w:r>
         <w:rPr>
           <w:rFonts w:ascii="PT Sans" w:hAnsi="PT Sans" w:cs="Franklin Gothic Book"/>
           <w:lang w:val="en-US"/>
         </w:rPr>
-        <w:t xml:space="preserve">{{ </w:t>
-      </w:r>
-      <w:proofErr w:type="spellStart"/>
-      <w:r>
-        <w:rPr>
-          <w:rFonts w:ascii="PT Sans" w:hAnsi="PT Sans" w:cs="Franklin Gothic Book"/>
-          <w:lang w:val="en-US"/>
-        </w:rPr>
         <w:t>member</w:t>
       </w:r>
       <w:proofErr w:type="gramEnd"/>
@@ -3928,7 +4116,14 @@
           <w:rFonts w:ascii="PT Sans" w:hAnsi="PT Sans" w:cs="Franklin Gothic Book"/>
           <w:lang w:val="en-US"/>
         </w:rPr>
-        <w:t>return_</w:t>
+        <w:t>return</w:t>
+      </w:r>
+      <w:r>
+        <w:rPr>
+          <w:rFonts w:ascii="PT Sans" w:hAnsi="PT Sans" w:cs="Franklin Gothic Book"/>
+          <w:lang w:val="en-US"/>
+        </w:rPr>
+        <w:t>_</w:t>
       </w:r>
       <w:proofErr w:type="gramStart"/>
       <w:r>
@@ -3939,20 +4134,13 @@
         <w:t>fio</w:t>
       </w:r>
       <w:proofErr w:type="spellEnd"/>
-      <w:r>
-        <w:rPr>
-          <w:rFonts w:ascii="PT Sans" w:hAnsi="PT Sans" w:cs="Franklin Gothic Book"/>
-          <w:lang w:val="en-US"/>
-        </w:rPr>
-        <w:t xml:space="preserve"> }</w:t>
-      </w:r>
       <w:proofErr w:type="gramEnd"/>
       <w:r>
         <w:rPr>
           <w:rFonts w:ascii="PT Sans" w:hAnsi="PT Sans" w:cs="Franklin Gothic Book"/>
           <w:lang w:val="en-US"/>
         </w:rPr>
-        <w:t>}</w:t>
+        <w:t xml:space="preserve"> }}</w:t>
       </w:r>
     </w:p>
     <w:p>
@@ -9186,6 +9374,7 @@
   <w:style w:type="character" w:default="1" w:styleId="a0">
     <w:name w:val="Default Paragraph Font"/>
     <w:uiPriority w:val="1"/>
+    <w:semiHidden/>
     <w:unhideWhenUsed/>
   </w:style>
   <w:style w:type="table" w:default="1" w:styleId="a1">
